--- a/formulario_fiscalizacion_estaciones_servicio_V03.docx
+++ b/formulario_fiscalizacion_estaciones_servicio_V03.docx
@@ -187,7 +187,7 @@
     </w:tbl>
     <w:p>
       <w:pPr>
-        <w:spacing w:after="60" w:before="0"/>
+        <w:spacing w:after="80" w:before="0"/>
       </w:pPr>
     </w:p>
     <w:tbl>
@@ -241,7 +241,7 @@
                 <w:sz w:val="18"/>
                 <w:szCs w:val="18"/>
               </w:rPr>
-              <w:t xml:space="preserve">1. DATOS DE LA FISCALIZACIÓN</w:t>
+              <w:t xml:space="preserve">1. DATOS</w:t>
             </w:r>
           </w:p>
         </w:tc>
@@ -261,16 +261,16 @@
       </w:tblPr>
       <w:tblGrid>
         <w:gridCol w:w="1900"/>
-        <w:gridCol w:w="3000"/>
-        <w:gridCol w:w="2500"/>
-        <w:gridCol w:w="2900"/>
-        <w:gridCol w:w="2100"/>
+        <w:gridCol w:w="3200"/>
+        <w:gridCol w:w="1900"/>
+        <w:gridCol w:w="3200"/>
+        <w:gridCol w:w="2200"/>
         <w:gridCol w:w="3304"/>
       </w:tblGrid>
       <w:tr>
         <w:trPr>
           <w:cantSplit/>
-          <w:trHeight w:val="380" w:hRule="atLeast"/>
+          <w:trHeight w:val="400" w:hRule="atLeast"/>
         </w:trPr>
         <w:tc>
           <w:tcPr>
@@ -309,39 +309,39 @@
         </w:tc>
         <w:tc>
           <w:tcPr>
-            <w:tcW w:type="dxa" w:w="3000"/>
-            <w:tcBorders>
-              <w:top w:val="single" w:color="7F7F7F" w:sz="4"/>
-              <w:left w:val="single" w:color="7F7F7F" w:sz="4"/>
-              <w:bottom w:val="single" w:color="7F7F7F" w:sz="4"/>
-              <w:right w:val="single" w:color="7F7F7F" w:sz="4"/>
-            </w:tcBorders>
-            <w:tcMar>
-              <w:top w:type="dxa" w:w="40"/>
-              <w:left w:type="dxa" w:w="80"/>
-              <w:bottom w:type="dxa" w:w="40"/>
-              <w:right w:type="dxa" w:w="80"/>
-            </w:tcMar>
-            <w:vAlign w:val="center"/>
-          </w:tcPr>
-          <w:p>
-            <w:pPr>
-              <w:spacing w:after="0" w:before="0"/>
-              <w:jc w:val="left"/>
-            </w:pPr>
-            <w:r>
-              <w:rPr>
-                <w:rFonts w:ascii="Arial" w:cs="Arial" w:eastAsia="Arial" w:hAnsi="Arial"/>
-                <w:sz w:val="17"/>
-                <w:szCs w:val="17"/>
-              </w:rPr>
-              <w:t xml:space="preserve"/>
-            </w:r>
-          </w:p>
-        </w:tc>
-        <w:tc>
-          <w:tcPr>
-            <w:tcW w:type="dxa" w:w="2500"/>
+            <w:tcW w:type="dxa" w:w="3200"/>
+            <w:tcBorders>
+              <w:top w:val="single" w:color="7F7F7F" w:sz="4"/>
+              <w:left w:val="single" w:color="7F7F7F" w:sz="4"/>
+              <w:bottom w:val="single" w:color="7F7F7F" w:sz="4"/>
+              <w:right w:val="single" w:color="7F7F7F" w:sz="4"/>
+            </w:tcBorders>
+            <w:tcMar>
+              <w:top w:type="dxa" w:w="40"/>
+              <w:left w:type="dxa" w:w="80"/>
+              <w:bottom w:type="dxa" w:w="40"/>
+              <w:right w:type="dxa" w:w="80"/>
+            </w:tcMar>
+            <w:vAlign w:val="center"/>
+          </w:tcPr>
+          <w:p>
+            <w:pPr>
+              <w:spacing w:after="0" w:before="0"/>
+              <w:jc w:val="left"/>
+            </w:pPr>
+            <w:r>
+              <w:rPr>
+                <w:rFonts w:ascii="Arial" w:cs="Arial" w:eastAsia="Arial" w:hAnsi="Arial"/>
+                <w:sz w:val="17"/>
+                <w:szCs w:val="17"/>
+              </w:rPr>
+              <w:t xml:space="preserve"/>
+            </w:r>
+          </w:p>
+        </w:tc>
+        <w:tc>
+          <w:tcPr>
+            <w:tcW w:type="dxa" w:w="1900"/>
             <w:tcBorders>
               <w:top w:val="single" w:color="7F7F7F" w:sz="4"/>
               <w:left w:val="single" w:color="7F7F7F" w:sz="4"/>
@@ -370,45 +370,45 @@
                 <w:sz w:val="16"/>
                 <w:szCs w:val="16"/>
               </w:rPr>
-              <w:t xml:space="preserve">Ciudad / dirección</w:t>
-            </w:r>
-          </w:p>
-        </w:tc>
-        <w:tc>
-          <w:tcPr>
-            <w:tcW w:type="dxa" w:w="2900"/>
-            <w:tcBorders>
-              <w:top w:val="single" w:color="7F7F7F" w:sz="4"/>
-              <w:left w:val="single" w:color="7F7F7F" w:sz="4"/>
-              <w:bottom w:val="single" w:color="7F7F7F" w:sz="4"/>
-              <w:right w:val="single" w:color="7F7F7F" w:sz="4"/>
-            </w:tcBorders>
-            <w:tcMar>
-              <w:top w:type="dxa" w:w="40"/>
-              <w:left w:type="dxa" w:w="80"/>
-              <w:bottom w:type="dxa" w:w="40"/>
-              <w:right w:type="dxa" w:w="80"/>
-            </w:tcMar>
-            <w:vAlign w:val="center"/>
-          </w:tcPr>
-          <w:p>
-            <w:pPr>
-              <w:spacing w:after="0" w:before="0"/>
-              <w:jc w:val="left"/>
-            </w:pPr>
-            <w:r>
-              <w:rPr>
-                <w:rFonts w:ascii="Arial" w:cs="Arial" w:eastAsia="Arial" w:hAnsi="Arial"/>
-                <w:sz w:val="17"/>
-                <w:szCs w:val="17"/>
-              </w:rPr>
-              <w:t xml:space="preserve"/>
-            </w:r>
-          </w:p>
-        </w:tc>
-        <w:tc>
-          <w:tcPr>
-            <w:tcW w:type="dxa" w:w="2100"/>
+              <w:t xml:space="preserve">Ciudad</w:t>
+            </w:r>
+          </w:p>
+        </w:tc>
+        <w:tc>
+          <w:tcPr>
+            <w:tcW w:type="dxa" w:w="3200"/>
+            <w:tcBorders>
+              <w:top w:val="single" w:color="7F7F7F" w:sz="4"/>
+              <w:left w:val="single" w:color="7F7F7F" w:sz="4"/>
+              <w:bottom w:val="single" w:color="7F7F7F" w:sz="4"/>
+              <w:right w:val="single" w:color="7F7F7F" w:sz="4"/>
+            </w:tcBorders>
+            <w:tcMar>
+              <w:top w:type="dxa" w:w="40"/>
+              <w:left w:type="dxa" w:w="80"/>
+              <w:bottom w:type="dxa" w:w="40"/>
+              <w:right w:type="dxa" w:w="80"/>
+            </w:tcMar>
+            <w:vAlign w:val="center"/>
+          </w:tcPr>
+          <w:p>
+            <w:pPr>
+              <w:spacing w:after="0" w:before="0"/>
+              <w:jc w:val="left"/>
+            </w:pPr>
+            <w:r>
+              <w:rPr>
+                <w:rFonts w:ascii="Arial" w:cs="Arial" w:eastAsia="Arial" w:hAnsi="Arial"/>
+                <w:sz w:val="17"/>
+                <w:szCs w:val="17"/>
+              </w:rPr>
+              <w:t xml:space="preserve"/>
+            </w:r>
+          </w:p>
+        </w:tc>
+        <w:tc>
+          <w:tcPr>
+            <w:tcW w:type="dxa" w:w="2200"/>
             <w:tcBorders>
               <w:top w:val="single" w:color="7F7F7F" w:sz="4"/>
               <w:left w:val="single" w:color="7F7F7F" w:sz="4"/>
@@ -437,7 +437,7 @@
                 <w:sz w:val="16"/>
                 <w:szCs w:val="16"/>
               </w:rPr>
-              <w:t xml:space="preserve">Fecha</w:t>
+              <w:t xml:space="preserve">Fecha y hora</w:t>
             </w:r>
           </w:p>
         </w:tc>
@@ -477,7 +477,7 @@
       <w:tr>
         <w:trPr>
           <w:cantSplit/>
-          <w:trHeight w:val="380" w:hRule="atLeast"/>
+          <w:trHeight w:val="400" w:hRule="atLeast"/>
         </w:trPr>
         <w:tc>
           <w:tcPr>
@@ -516,39 +516,39 @@
         </w:tc>
         <w:tc>
           <w:tcPr>
-            <w:tcW w:type="dxa" w:w="3000"/>
-            <w:tcBorders>
-              <w:top w:val="single" w:color="7F7F7F" w:sz="4"/>
-              <w:left w:val="single" w:color="7F7F7F" w:sz="4"/>
-              <w:bottom w:val="single" w:color="7F7F7F" w:sz="4"/>
-              <w:right w:val="single" w:color="7F7F7F" w:sz="4"/>
-            </w:tcBorders>
-            <w:tcMar>
-              <w:top w:type="dxa" w:w="40"/>
-              <w:left w:type="dxa" w:w="80"/>
-              <w:bottom w:type="dxa" w:w="40"/>
-              <w:right w:type="dxa" w:w="80"/>
-            </w:tcMar>
-            <w:vAlign w:val="center"/>
-          </w:tcPr>
-          <w:p>
-            <w:pPr>
-              <w:spacing w:after="0" w:before="0"/>
-              <w:jc w:val="left"/>
-            </w:pPr>
-            <w:r>
-              <w:rPr>
-                <w:rFonts w:ascii="Arial" w:cs="Arial" w:eastAsia="Arial" w:hAnsi="Arial"/>
-                <w:sz w:val="17"/>
-                <w:szCs w:val="17"/>
-              </w:rPr>
-              <w:t xml:space="preserve"/>
-            </w:r>
-          </w:p>
-        </w:tc>
-        <w:tc>
-          <w:tcPr>
-            <w:tcW w:type="dxa" w:w="2500"/>
+            <w:tcW w:type="dxa" w:w="3200"/>
+            <w:tcBorders>
+              <w:top w:val="single" w:color="7F7F7F" w:sz="4"/>
+              <w:left w:val="single" w:color="7F7F7F" w:sz="4"/>
+              <w:bottom w:val="single" w:color="7F7F7F" w:sz="4"/>
+              <w:right w:val="single" w:color="7F7F7F" w:sz="4"/>
+            </w:tcBorders>
+            <w:tcMar>
+              <w:top w:type="dxa" w:w="40"/>
+              <w:left w:type="dxa" w:w="80"/>
+              <w:bottom w:type="dxa" w:w="40"/>
+              <w:right w:type="dxa" w:w="80"/>
+            </w:tcMar>
+            <w:vAlign w:val="center"/>
+          </w:tcPr>
+          <w:p>
+            <w:pPr>
+              <w:spacing w:after="0" w:before="0"/>
+              <w:jc w:val="left"/>
+            </w:pPr>
+            <w:r>
+              <w:rPr>
+                <w:rFonts w:ascii="Arial" w:cs="Arial" w:eastAsia="Arial" w:hAnsi="Arial"/>
+                <w:sz w:val="17"/>
+                <w:szCs w:val="17"/>
+              </w:rPr>
+              <w:t xml:space="preserve"/>
+            </w:r>
+          </w:p>
+        </w:tc>
+        <w:tc>
+          <w:tcPr>
+            <w:tcW w:type="dxa" w:w="1900"/>
             <w:tcBorders>
               <w:top w:val="single" w:color="7F7F7F" w:sz="4"/>
               <w:left w:val="single" w:color="7F7F7F" w:sz="4"/>
@@ -577,45 +577,45 @@
                 <w:sz w:val="16"/>
                 <w:szCs w:val="16"/>
               </w:rPr>
-              <w:t xml:space="preserve">Técnico IBMETRO supervisado</w:t>
-            </w:r>
-          </w:p>
-        </w:tc>
-        <w:tc>
-          <w:tcPr>
-            <w:tcW w:type="dxa" w:w="2900"/>
-            <w:tcBorders>
-              <w:top w:val="single" w:color="7F7F7F" w:sz="4"/>
-              <w:left w:val="single" w:color="7F7F7F" w:sz="4"/>
-              <w:bottom w:val="single" w:color="7F7F7F" w:sz="4"/>
-              <w:right w:val="single" w:color="7F7F7F" w:sz="4"/>
-            </w:tcBorders>
-            <w:tcMar>
-              <w:top w:type="dxa" w:w="40"/>
-              <w:left w:type="dxa" w:w="80"/>
-              <w:bottom w:type="dxa" w:w="40"/>
-              <w:right w:type="dxa" w:w="80"/>
-            </w:tcMar>
-            <w:vAlign w:val="center"/>
-          </w:tcPr>
-          <w:p>
-            <w:pPr>
-              <w:spacing w:after="0" w:before="0"/>
-              <w:jc w:val="left"/>
-            </w:pPr>
-            <w:r>
-              <w:rPr>
-                <w:rFonts w:ascii="Arial" w:cs="Arial" w:eastAsia="Arial" w:hAnsi="Arial"/>
-                <w:sz w:val="17"/>
-                <w:szCs w:val="17"/>
-              </w:rPr>
-              <w:t xml:space="preserve"/>
-            </w:r>
-          </w:p>
-        </w:tc>
-        <w:tc>
-          <w:tcPr>
-            <w:tcW w:type="dxa" w:w="2100"/>
+              <w:t xml:space="preserve">Técnico supervisado</w:t>
+            </w:r>
+          </w:p>
+        </w:tc>
+        <w:tc>
+          <w:tcPr>
+            <w:tcW w:type="dxa" w:w="3200"/>
+            <w:tcBorders>
+              <w:top w:val="single" w:color="7F7F7F" w:sz="4"/>
+              <w:left w:val="single" w:color="7F7F7F" w:sz="4"/>
+              <w:bottom w:val="single" w:color="7F7F7F" w:sz="4"/>
+              <w:right w:val="single" w:color="7F7F7F" w:sz="4"/>
+            </w:tcBorders>
+            <w:tcMar>
+              <w:top w:type="dxa" w:w="40"/>
+              <w:left w:type="dxa" w:w="80"/>
+              <w:bottom w:type="dxa" w:w="40"/>
+              <w:right w:type="dxa" w:w="80"/>
+            </w:tcMar>
+            <w:vAlign w:val="center"/>
+          </w:tcPr>
+          <w:p>
+            <w:pPr>
+              <w:spacing w:after="0" w:before="0"/>
+              <w:jc w:val="left"/>
+            </w:pPr>
+            <w:r>
+              <w:rPr>
+                <w:rFonts w:ascii="Arial" w:cs="Arial" w:eastAsia="Arial" w:hAnsi="Arial"/>
+                <w:sz w:val="17"/>
+                <w:szCs w:val="17"/>
+              </w:rPr>
+              <w:t xml:space="preserve"/>
+            </w:r>
+          </w:p>
+        </w:tc>
+        <w:tc>
+          <w:tcPr>
+            <w:tcW w:type="dxa" w:w="2200"/>
             <w:tcBorders>
               <w:top w:val="single" w:color="7F7F7F" w:sz="4"/>
               <w:left w:val="single" w:color="7F7F7F" w:sz="4"/>
@@ -684,7 +684,7 @@
       <w:tr>
         <w:trPr>
           <w:cantSplit/>
-          <w:trHeight w:val="380" w:hRule="atLeast"/>
+          <w:trHeight w:val="400" w:hRule="atLeast"/>
         </w:trPr>
         <w:tc>
           <w:tcPr>
@@ -717,45 +717,45 @@
                 <w:sz w:val="16"/>
                 <w:szCs w:val="16"/>
               </w:rPr>
-              <w:t xml:space="preserve">Hora de inicio – fin</w:t>
-            </w:r>
-          </w:p>
-        </w:tc>
-        <w:tc>
-          <w:tcPr>
-            <w:tcW w:type="dxa" w:w="3000"/>
-            <w:tcBorders>
-              <w:top w:val="single" w:color="7F7F7F" w:sz="4"/>
-              <w:left w:val="single" w:color="7F7F7F" w:sz="4"/>
-              <w:bottom w:val="single" w:color="7F7F7F" w:sz="4"/>
-              <w:right w:val="single" w:color="7F7F7F" w:sz="4"/>
-            </w:tcBorders>
-            <w:tcMar>
-              <w:top w:type="dxa" w:w="40"/>
-              <w:left w:type="dxa" w:w="80"/>
-              <w:bottom w:type="dxa" w:w="40"/>
-              <w:right w:type="dxa" w:w="80"/>
-            </w:tcMar>
-            <w:vAlign w:val="center"/>
-          </w:tcPr>
-          <w:p>
-            <w:pPr>
-              <w:spacing w:after="0" w:before="0"/>
-              <w:jc w:val="left"/>
-            </w:pPr>
-            <w:r>
-              <w:rPr>
-                <w:rFonts w:ascii="Arial" w:cs="Arial" w:eastAsia="Arial" w:hAnsi="Arial"/>
-                <w:sz w:val="17"/>
-                <w:szCs w:val="17"/>
-              </w:rPr>
-              <w:t xml:space="preserve"/>
-            </w:r>
-          </w:p>
-        </w:tc>
-        <w:tc>
-          <w:tcPr>
-            <w:tcW w:type="dxa" w:w="2500"/>
+              <w:t xml:space="preserve">Tipo de servicio</w:t>
+            </w:r>
+          </w:p>
+        </w:tc>
+        <w:tc>
+          <w:tcPr>
+            <w:tcW w:type="dxa" w:w="3200"/>
+            <w:tcBorders>
+              <w:top w:val="single" w:color="7F7F7F" w:sz="4"/>
+              <w:left w:val="single" w:color="7F7F7F" w:sz="4"/>
+              <w:bottom w:val="single" w:color="7F7F7F" w:sz="4"/>
+              <w:right w:val="single" w:color="7F7F7F" w:sz="4"/>
+            </w:tcBorders>
+            <w:tcMar>
+              <w:top w:type="dxa" w:w="40"/>
+              <w:left w:type="dxa" w:w="80"/>
+              <w:bottom w:type="dxa" w:w="40"/>
+              <w:right w:type="dxa" w:w="80"/>
+            </w:tcMar>
+            <w:vAlign w:val="center"/>
+          </w:tcPr>
+          <w:p>
+            <w:pPr>
+              <w:spacing w:after="0" w:before="0"/>
+              <w:jc w:val="left"/>
+            </w:pPr>
+            <w:r>
+              <w:rPr>
+                <w:rFonts w:ascii="Arial" w:cs="Arial" w:eastAsia="Arial" w:hAnsi="Arial"/>
+                <w:sz w:val="17"/>
+                <w:szCs w:val="17"/>
+              </w:rPr>
+              <w:t xml:space="preserve">☐ Periódica    ☐ Excepcional</w:t>
+            </w:r>
+          </w:p>
+        </w:tc>
+        <w:tc>
+          <w:tcPr>
+            <w:tcW w:type="dxa" w:w="1900"/>
             <w:tcBorders>
               <w:top w:val="single" w:color="7F7F7F" w:sz="4"/>
               <w:left w:val="single" w:color="7F7F7F" w:sz="4"/>
@@ -784,45 +784,45 @@
                 <w:sz w:val="16"/>
                 <w:szCs w:val="16"/>
               </w:rPr>
-              <w:t xml:space="preserve">Temp. ambiente (apta 10–50 °C)</w:t>
-            </w:r>
-          </w:p>
-        </w:tc>
-        <w:tc>
-          <w:tcPr>
-            <w:tcW w:type="dxa" w:w="2900"/>
-            <w:tcBorders>
-              <w:top w:val="single" w:color="7F7F7F" w:sz="4"/>
-              <w:left w:val="single" w:color="7F7F7F" w:sz="4"/>
-              <w:bottom w:val="single" w:color="7F7F7F" w:sz="4"/>
-              <w:right w:val="single" w:color="7F7F7F" w:sz="4"/>
-            </w:tcBorders>
-            <w:tcMar>
-              <w:top w:type="dxa" w:w="40"/>
-              <w:left w:type="dxa" w:w="80"/>
-              <w:bottom w:type="dxa" w:w="40"/>
-              <w:right w:type="dxa" w:w="80"/>
-            </w:tcMar>
-            <w:vAlign w:val="center"/>
-          </w:tcPr>
-          <w:p>
-            <w:pPr>
-              <w:spacing w:after="0" w:before="0"/>
-              <w:jc w:val="left"/>
-            </w:pPr>
-            <w:r>
-              <w:rPr>
-                <w:rFonts w:ascii="Arial" w:cs="Arial" w:eastAsia="Arial" w:hAnsi="Arial"/>
-                <w:sz w:val="17"/>
-                <w:szCs w:val="17"/>
-              </w:rPr>
-              <w:t xml:space="preserve"/>
-            </w:r>
-          </w:p>
-        </w:tc>
-        <w:tc>
-          <w:tcPr>
-            <w:tcW w:type="dxa" w:w="2100"/>
+              <w:t xml:space="preserve">Último certificado N°</w:t>
+            </w:r>
+          </w:p>
+        </w:tc>
+        <w:tc>
+          <w:tcPr>
+            <w:tcW w:type="dxa" w:w="3200"/>
+            <w:tcBorders>
+              <w:top w:val="single" w:color="7F7F7F" w:sz="4"/>
+              <w:left w:val="single" w:color="7F7F7F" w:sz="4"/>
+              <w:bottom w:val="single" w:color="7F7F7F" w:sz="4"/>
+              <w:right w:val="single" w:color="7F7F7F" w:sz="4"/>
+            </w:tcBorders>
+            <w:tcMar>
+              <w:top w:type="dxa" w:w="40"/>
+              <w:left w:type="dxa" w:w="80"/>
+              <w:bottom w:type="dxa" w:w="40"/>
+              <w:right w:type="dxa" w:w="80"/>
+            </w:tcMar>
+            <w:vAlign w:val="center"/>
+          </w:tcPr>
+          <w:p>
+            <w:pPr>
+              <w:spacing w:after="0" w:before="0"/>
+              <w:jc w:val="left"/>
+            </w:pPr>
+            <w:r>
+              <w:rPr>
+                <w:rFonts w:ascii="Arial" w:cs="Arial" w:eastAsia="Arial" w:hAnsi="Arial"/>
+                <w:sz w:val="17"/>
+                <w:szCs w:val="17"/>
+              </w:rPr>
+              <w:t xml:space="preserve"/>
+            </w:r>
+          </w:p>
+        </w:tc>
+        <w:tc>
+          <w:tcPr>
+            <w:tcW w:type="dxa" w:w="2200"/>
             <w:tcBorders>
               <w:top w:val="single" w:color="7F7F7F" w:sz="4"/>
               <w:left w:val="single" w:color="7F7F7F" w:sz="4"/>
@@ -851,7 +851,7 @@
                 <w:sz w:val="16"/>
                 <w:szCs w:val="16"/>
               </w:rPr>
-              <w:t xml:space="preserve">Tipo de servicio</w:t>
+              <w:t xml:space="preserve">Temperatura (10–50 °C)</w:t>
             </w:r>
           </w:p>
         </w:tc>
@@ -883,214 +883,7 @@
                 <w:sz w:val="17"/>
                 <w:szCs w:val="17"/>
               </w:rPr>
-              <w:t xml:space="preserve">☐ Periódica   ☐ Excepcional   ☐ Otro</w:t>
-            </w:r>
-          </w:p>
-        </w:tc>
-      </w:tr>
-      <w:tr>
-        <w:trPr>
-          <w:cantSplit/>
-          <w:trHeight w:val="380" w:hRule="atLeast"/>
-        </w:trPr>
-        <w:tc>
-          <w:tcPr>
-            <w:tcW w:type="dxa" w:w="1900"/>
-            <w:tcBorders>
-              <w:top w:val="single" w:color="7F7F7F" w:sz="4"/>
-              <w:left w:val="single" w:color="7F7F7F" w:sz="4"/>
-              <w:bottom w:val="single" w:color="7F7F7F" w:sz="4"/>
-              <w:right w:val="single" w:color="7F7F7F" w:sz="4"/>
-            </w:tcBorders>
-            <w:shd w:fill="F2F2F2" w:color="auto" w:val="clear"/>
-            <w:tcMar>
-              <w:top w:type="dxa" w:w="40"/>
-              <w:left w:type="dxa" w:w="80"/>
-              <w:bottom w:type="dxa" w:w="40"/>
-              <w:right w:type="dxa" w:w="80"/>
-            </w:tcMar>
-            <w:vAlign w:val="center"/>
-          </w:tcPr>
-          <w:p>
-            <w:pPr>
-              <w:spacing w:after="0" w:before="0"/>
-              <w:jc w:val="left"/>
-            </w:pPr>
-            <w:r>
-              <w:rPr>
-                <w:rFonts w:ascii="Arial" w:cs="Arial" w:eastAsia="Arial" w:hAnsi="Arial"/>
-                <w:b/>
-                <w:bCs/>
-                <w:sz w:val="16"/>
-                <w:szCs w:val="16"/>
-              </w:rPr>
-              <w:t xml:space="preserve">Último certificado</w:t>
-            </w:r>
-          </w:p>
-        </w:tc>
-        <w:tc>
-          <w:tcPr>
-            <w:tcW w:type="dxa" w:w="3000"/>
-            <w:tcBorders>
-              <w:top w:val="single" w:color="7F7F7F" w:sz="4"/>
-              <w:left w:val="single" w:color="7F7F7F" w:sz="4"/>
-              <w:bottom w:val="single" w:color="7F7F7F" w:sz="4"/>
-              <w:right w:val="single" w:color="7F7F7F" w:sz="4"/>
-            </w:tcBorders>
-            <w:tcMar>
-              <w:top w:type="dxa" w:w="40"/>
-              <w:left w:type="dxa" w:w="80"/>
-              <w:bottom w:type="dxa" w:w="40"/>
-              <w:right w:type="dxa" w:w="80"/>
-            </w:tcMar>
-            <w:vAlign w:val="center"/>
-          </w:tcPr>
-          <w:p>
-            <w:pPr>
-              <w:spacing w:after="0" w:before="0"/>
-              <w:jc w:val="left"/>
-            </w:pPr>
-            <w:r>
-              <w:rPr>
-                <w:rFonts w:ascii="Arial" w:cs="Arial" w:eastAsia="Arial" w:hAnsi="Arial"/>
-                <w:sz w:val="17"/>
-                <w:szCs w:val="17"/>
-              </w:rPr>
-              <w:t xml:space="preserve">N° ________   Fecha ________</w:t>
-            </w:r>
-          </w:p>
-        </w:tc>
-        <w:tc>
-          <w:tcPr>
-            <w:tcW w:type="dxa" w:w="2500"/>
-            <w:tcBorders>
-              <w:top w:val="single" w:color="7F7F7F" w:sz="4"/>
-              <w:left w:val="single" w:color="7F7F7F" w:sz="4"/>
-              <w:bottom w:val="single" w:color="7F7F7F" w:sz="4"/>
-              <w:right w:val="single" w:color="7F7F7F" w:sz="4"/>
-            </w:tcBorders>
-            <w:shd w:fill="F2F2F2" w:color="auto" w:val="clear"/>
-            <w:tcMar>
-              <w:top w:type="dxa" w:w="40"/>
-              <w:left w:type="dxa" w:w="80"/>
-              <w:bottom w:type="dxa" w:w="40"/>
-              <w:right w:type="dxa" w:w="80"/>
-            </w:tcMar>
-            <w:vAlign w:val="center"/>
-          </w:tcPr>
-          <w:p>
-            <w:pPr>
-              <w:spacing w:after="0" w:before="0"/>
-              <w:jc w:val="left"/>
-            </w:pPr>
-            <w:r>
-              <w:rPr>
-                <w:rFonts w:ascii="Arial" w:cs="Arial" w:eastAsia="Arial" w:hAnsi="Arial"/>
-                <w:b/>
-                <w:bCs/>
-                <w:sz w:val="16"/>
-                <w:szCs w:val="16"/>
-              </w:rPr>
-              <w:t xml:space="preserve">Mangueras en la estación</w:t>
-            </w:r>
-          </w:p>
-        </w:tc>
-        <w:tc>
-          <w:tcPr>
-            <w:tcW w:type="dxa" w:w="2900"/>
-            <w:tcBorders>
-              <w:top w:val="single" w:color="7F7F7F" w:sz="4"/>
-              <w:left w:val="single" w:color="7F7F7F" w:sz="4"/>
-              <w:bottom w:val="single" w:color="7F7F7F" w:sz="4"/>
-              <w:right w:val="single" w:color="7F7F7F" w:sz="4"/>
-            </w:tcBorders>
-            <w:tcMar>
-              <w:top w:type="dxa" w:w="40"/>
-              <w:left w:type="dxa" w:w="80"/>
-              <w:bottom w:type="dxa" w:w="40"/>
-              <w:right w:type="dxa" w:w="80"/>
-            </w:tcMar>
-            <w:vAlign w:val="center"/>
-          </w:tcPr>
-          <w:p>
-            <w:pPr>
-              <w:spacing w:after="0" w:before="0"/>
-              <w:jc w:val="left"/>
-            </w:pPr>
-            <w:r>
-              <w:rPr>
-                <w:rFonts w:ascii="Arial" w:cs="Arial" w:eastAsia="Arial" w:hAnsi="Arial"/>
-                <w:sz w:val="17"/>
-                <w:szCs w:val="17"/>
-              </w:rPr>
-              <w:t xml:space="preserve"/>
-            </w:r>
-          </w:p>
-        </w:tc>
-        <w:tc>
-          <w:tcPr>
-            <w:tcW w:type="dxa" w:w="2100"/>
-            <w:tcBorders>
-              <w:top w:val="single" w:color="7F7F7F" w:sz="4"/>
-              <w:left w:val="single" w:color="7F7F7F" w:sz="4"/>
-              <w:bottom w:val="single" w:color="7F7F7F" w:sz="4"/>
-              <w:right w:val="single" w:color="7F7F7F" w:sz="4"/>
-            </w:tcBorders>
-            <w:shd w:fill="F2F2F2" w:color="auto" w:val="clear"/>
-            <w:tcMar>
-              <w:top w:type="dxa" w:w="40"/>
-              <w:left w:type="dxa" w:w="80"/>
-              <w:bottom w:type="dxa" w:w="40"/>
-              <w:right w:type="dxa" w:w="80"/>
-            </w:tcMar>
-            <w:vAlign w:val="center"/>
-          </w:tcPr>
-          <w:p>
-            <w:pPr>
-              <w:spacing w:after="0" w:before="0"/>
-              <w:jc w:val="left"/>
-            </w:pPr>
-            <w:r>
-              <w:rPr>
-                <w:rFonts w:ascii="Arial" w:cs="Arial" w:eastAsia="Arial" w:hAnsi="Arial"/>
-                <w:b/>
-                <w:bCs/>
-                <w:sz w:val="16"/>
-                <w:szCs w:val="16"/>
-              </w:rPr>
-              <w:t xml:space="preserve">Mangueras inspeccionadas</w:t>
-            </w:r>
-          </w:p>
-        </w:tc>
-        <w:tc>
-          <w:tcPr>
-            <w:tcW w:type="dxa" w:w="3304"/>
-            <w:tcBorders>
-              <w:top w:val="single" w:color="7F7F7F" w:sz="4"/>
-              <w:left w:val="single" w:color="7F7F7F" w:sz="4"/>
-              <w:bottom w:val="single" w:color="7F7F7F" w:sz="4"/>
-              <w:right w:val="single" w:color="7F7F7F" w:sz="4"/>
-            </w:tcBorders>
-            <w:tcMar>
-              <w:top w:type="dxa" w:w="40"/>
-              <w:left w:type="dxa" w:w="80"/>
-              <w:bottom w:type="dxa" w:w="40"/>
-              <w:right w:type="dxa" w:w="80"/>
-            </w:tcMar>
-            <w:vAlign w:val="center"/>
-          </w:tcPr>
-          <w:p>
-            <w:pPr>
-              <w:spacing w:after="0" w:before="0"/>
-              <w:jc w:val="left"/>
-            </w:pPr>
-            <w:r>
-              <w:rPr>
-                <w:rFonts w:ascii="Arial" w:cs="Arial" w:eastAsia="Arial" w:hAnsi="Arial"/>
-                <w:sz w:val="17"/>
-                <w:szCs w:val="17"/>
-              </w:rPr>
-              <w:t xml:space="preserve"/>
+              <w:t xml:space="preserve">__________ °C</w:t>
             </w:r>
           </w:p>
         </w:tc>
@@ -1098,7 +891,7 @@
     </w:tbl>
     <w:p>
       <w:pPr>
-        <w:spacing w:after="60" w:before="0"/>
+        <w:spacing w:after="80" w:before="0"/>
       </w:pPr>
     </w:p>
     <w:tbl>
@@ -1151,7 +944,15 @@
                 <w:sz w:val="16"/>
                 <w:szCs w:val="16"/>
               </w:rPr>
-              <w:t xml:space="preserve">CÓMO COMPLETAR.  </w:t>
+              <w:t xml:space="preserve">CÓMO LLENAR:  </w:t>
+            </w:r>
+            <w:r>
+              <w:rPr>
+                <w:rFonts w:ascii="Arial" w:cs="Arial" w:eastAsia="Arial" w:hAnsi="Arial"/>
+                <w:sz w:val="16"/>
+                <w:szCs w:val="16"/>
+              </w:rPr>
+              <w:t xml:space="preserve">✓ cumple  ·  ✗ no cumple  ·  NA no aplica.   </w:t>
             </w:r>
             <w:r>
               <w:rPr>
@@ -1161,7 +962,7 @@
                 <w:sz w:val="16"/>
                 <w:szCs w:val="16"/>
               </w:rPr>
-              <w:t xml:space="preserve">Revisión visual: </w:t>
+              <w:t xml:space="preserve">Ensayo: </w:t>
             </w:r>
             <w:r>
               <w:rPr>
@@ -1169,7 +970,7 @@
                 <w:sz w:val="16"/>
                 <w:szCs w:val="16"/>
               </w:rPr>
-              <w:t xml:space="preserve">✓ cumple   ✗ no cumple   NA no aplica.   </w:t>
+              <w:t xml:space="preserve">3 entregas de 20 L al seraphin; anote lectura − 20 000 ml.   </w:t>
             </w:r>
             <w:r>
               <w:rPr>
@@ -1179,7 +980,7 @@
                 <w:sz w:val="16"/>
                 <w:szCs w:val="16"/>
               </w:rPr>
-              <w:t xml:space="preserve">Ensayo: </w:t>
+              <w:t xml:space="preserve">(−) entrega MENOS de lo que marca (perjudica al cliente)  ·  (+) entrega MÁS.   </w:t>
             </w:r>
             <w:r>
               <w:rPr>
@@ -1187,8 +988,14 @@
                 <w:sz w:val="16"/>
                 <w:szCs w:val="16"/>
               </w:rPr>
-              <w:t xml:space="preserve">entregue 20 L al patrón (seraphin) a flujo de operación, 3 veces por manguera. Anote la diferencia en ml = lectura del patrón − 20 000 ml.  </w:t>
-            </w:r>
+              <w:t xml:space="preserve">Dispersión = ensayo mayor − menor.</w:t>
+            </w:r>
+          </w:p>
+          <w:p>
+            <w:pPr>
+              <w:spacing w:after="0" w:before="40"/>
+              <w:jc w:val="left"/>
+            </w:pPr>
             <w:r>
               <w:rPr>
                 <w:rFonts w:ascii="Arial" w:cs="Arial" w:eastAsia="Arial" w:hAnsi="Arial"/>
@@ -1197,7 +1004,7 @@
                 <w:sz w:val="16"/>
                 <w:szCs w:val="16"/>
               </w:rPr>
-              <w:t xml:space="preserve">(−) el surtidor entrega MENOS de lo que marca (perjudica al cliente);  (+) entrega MÁS.  </w:t>
+              <w:t xml:space="preserve">LÍMITES:  </w:t>
             </w:r>
             <w:r>
               <w:rPr>
@@ -1205,14 +1012,8 @@
                 <w:sz w:val="16"/>
                 <w:szCs w:val="16"/>
               </w:rPr>
-              <w:t xml:space="preserve">Dispersión = ensayo mayor − ensayo menor.  Si la manguera no tiene plaqueta escriba NO INDICA en Obs.</w:t>
-            </w:r>
-          </w:p>
-          <w:p>
-            <w:pPr>
-              <w:spacing w:after="0" w:before="40"/>
-              <w:jc w:val="left"/>
-            </w:pPr>
+              <w:t xml:space="preserve">cada ensayo entre −100 y +100 ml (±0,5 %)  ·  dispersión ≤ 60 ml.   </w:t>
+            </w:r>
             <w:r>
               <w:rPr>
                 <w:rFonts w:ascii="Arial" w:cs="Arial" w:eastAsia="Arial" w:hAnsi="Arial"/>
@@ -1221,7 +1022,7 @@
                 <w:sz w:val="16"/>
                 <w:szCs w:val="16"/>
               </w:rPr>
-              <w:t xml:space="preserve">LÍMITES.  </w:t>
+              <w:t xml:space="preserve">DECISIÓN:  </w:t>
             </w:r>
             <w:r>
               <w:rPr>
@@ -1229,25 +1030,7 @@
                 <w:sz w:val="16"/>
                 <w:szCs w:val="16"/>
               </w:rPr>
-              <w:t xml:space="preserve">Error de cada ensayo entre −100 y +100 ml (±0,5 %, D.S. 24721)   ·   Dispersión hasta 60 ml (0,3 %)   ·   Entre ±70 y ±100 ml: proponer el ajuste al titular.   </w:t>
-            </w:r>
-            <w:r>
-              <w:rPr>
-                <w:rFonts w:ascii="Arial" w:cs="Arial" w:eastAsia="Arial" w:hAnsi="Arial"/>
-                <w:b/>
-                <w:bCs/>
-                <w:sz w:val="16"/>
-                <w:szCs w:val="16"/>
-              </w:rPr>
-              <w:t xml:space="preserve">DECISIÓN: </w:t>
-            </w:r>
-            <w:r>
-              <w:rPr>
-                <w:rFonts w:ascii="Arial" w:cs="Arial" w:eastAsia="Arial" w:hAnsi="Arial"/>
-                <w:sz w:val="16"/>
-                <w:szCs w:val="16"/>
-              </w:rPr>
-              <w:t xml:space="preserve">Apta = dentro de límites.  Ajuste = fuera de límites con dispersión ≤ 60 ml (IBM-IT-207).  Cierre = no se puede ajustar (dispersión &gt; 60 ml) o precintos rotos / alterados: proceder según 9.3.4.</w:t>
+              <w:t xml:space="preserve">Apta = dentro de límites  ·  Ajuste = fuera de ±100 ml con dispersión ≤ 60 ml  ·  Cierre = dispersión &gt; 60 ml o precintos alterados (9.3.4).  Entre ±70 y ±100 ml: proponer ajuste al titular.</w:t>
             </w:r>
           </w:p>
         </w:tc>
@@ -1255,7 +1038,7 @@
     </w:tbl>
     <w:p>
       <w:pPr>
-        <w:spacing w:after="60" w:before="0"/>
+        <w:spacing w:after="80" w:before="0"/>
       </w:pPr>
     </w:p>
     <w:tbl>
@@ -1311,15 +1094,6 @@
               </w:rPr>
               <w:t xml:space="preserve">2. REVISIÓN Y ENSAYO POR MANGUERA</w:t>
             </w:r>
-            <w:r>
-              <w:rPr>
-                <w:rFonts w:ascii="Arial" w:cs="Arial" w:eastAsia="Arial" w:hAnsi="Arial"/>
-                <w:color w:val="FFFFFF"/>
-                <w:sz w:val="16"/>
-                <w:szCs w:val="16"/>
-              </w:rPr>
-              <w:t xml:space="preserve">   (una fila por manguera / producto)</w:t>
-            </w:r>
           </w:p>
         </w:tc>
       </w:tr>
@@ -1337,19 +1111,17 @@
         </w:tblBorders>
       </w:tblPr>
       <w:tblGrid>
-        <w:gridCol w:w="1350"/>
-        <w:gridCol w:w="1050"/>
-        <w:gridCol w:w="950"/>
+        <w:gridCol w:w="1500"/>
+        <w:gridCol w:w="1150"/>
+        <w:gridCol w:w="1500"/>
+        <w:gridCol w:w="1500"/>
+        <w:gridCol w:w="1300"/>
+        <w:gridCol w:w="1000"/>
+        <w:gridCol w:w="1000"/>
+        <w:gridCol w:w="1000"/>
         <w:gridCol w:w="1100"/>
-        <w:gridCol w:w="1050"/>
-        <w:gridCol w:w="950"/>
-        <w:gridCol w:w="1100"/>
-        <w:gridCol w:w="900"/>
-        <w:gridCol w:w="900"/>
-        <w:gridCol w:w="900"/>
-        <w:gridCol w:w="1000"/>
-        <w:gridCol w:w="2500"/>
-        <w:gridCol w:w="1954"/>
+        <w:gridCol w:w="2600"/>
+        <w:gridCol w:w="2054"/>
       </w:tblGrid>
       <w:tr>
         <w:trPr>
@@ -1357,7 +1129,7 @@
         </w:trPr>
         <w:tc>
           <w:tcPr>
-            <w:tcW w:type="dxa" w:w="1350"/>
+            <w:tcW w:type="dxa" w:w="1500"/>
             <w:vMerge w:val="restart"/>
             <w:tcBorders>
               <w:top w:val="single" w:color="7F7F7F" w:sz="4"/>
@@ -1387,13 +1159,13 @@
                 <w:sz w:val="15"/>
                 <w:szCs w:val="15"/>
               </w:rPr>
-              <w:t xml:space="preserve">Surtidor N° / Manguera</w:t>
-            </w:r>
-          </w:p>
-        </w:tc>
-        <w:tc>
-          <w:tcPr>
-            <w:tcW w:type="dxa" w:w="1050"/>
+              <w:t xml:space="preserve">Surtidor / Manguera</w:t>
+            </w:r>
+          </w:p>
+        </w:tc>
+        <w:tc>
+          <w:tcPr>
+            <w:tcW w:type="dxa" w:w="1150"/>
             <w:vMerge w:val="restart"/>
             <w:tcBorders>
               <w:top w:val="single" w:color="7F7F7F" w:sz="4"/>
@@ -1444,8 +1216,8 @@
         </w:tc>
         <w:tc>
           <w:tcPr>
-            <w:tcW w:type="dxa" w:w="5150"/>
-            <w:gridSpan w:val="5"/>
+            <w:tcW w:type="dxa" w:w="4300"/>
+            <w:gridSpan w:val="3"/>
             <w:tcBorders>
               <w:top w:val="single" w:color="7F7F7F" w:sz="4"/>
               <w:left w:val="single" w:color="7F7F7F" w:sz="4"/>
@@ -1480,7 +1252,7 @@
         </w:tc>
         <w:tc>
           <w:tcPr>
-            <w:tcW w:type="dxa" w:w="2700"/>
+            <w:tcW w:type="dxa" w:w="3000"/>
             <w:gridSpan w:val="3"/>
             <w:tcBorders>
               <w:top w:val="single" w:color="7F7F7F" w:sz="4"/>
@@ -1510,13 +1282,13 @@
                 <w:sz w:val="15"/>
                 <w:szCs w:val="15"/>
               </w:rPr>
-              <w:t xml:space="preserve">ENSAYO 20 L  ·  diferencia en ml (±)</w:t>
-            </w:r>
-          </w:p>
-        </w:tc>
-        <w:tc>
-          <w:tcPr>
-            <w:tcW w:type="dxa" w:w="1000"/>
+              <w:t xml:space="preserve">ENSAYO 20 L  ·  ml (±)</w:t>
+            </w:r>
+          </w:p>
+        </w:tc>
+        <w:tc>
+          <w:tcPr>
+            <w:tcW w:type="dxa" w:w="1100"/>
             <w:vMerge w:val="restart"/>
             <w:tcBorders>
               <w:top w:val="single" w:color="7F7F7F" w:sz="4"/>
@@ -1549,25 +1321,10 @@
               <w:t xml:space="preserve">Dispersión (ml)</w:t>
             </w:r>
           </w:p>
-          <w:p>
-            <w:pPr>
-              <w:spacing w:after="0" w:before="0"/>
-              <w:jc w:val="center"/>
-            </w:pPr>
-            <w:r>
-              <w:rPr>
-                <w:rFonts w:ascii="Arial" w:cs="Arial" w:eastAsia="Arial" w:hAnsi="Arial"/>
-                <w:color w:val="595959"/>
-                <w:sz w:val="13"/>
-                <w:szCs w:val="13"/>
-              </w:rPr>
-              <w:t xml:space="preserve">mayor − menor</w:t>
-            </w:r>
-          </w:p>
-        </w:tc>
-        <w:tc>
-          <w:tcPr>
-            <w:tcW w:type="dxa" w:w="2500"/>
+        </w:tc>
+        <w:tc>
+          <w:tcPr>
+            <w:tcW w:type="dxa" w:w="2600"/>
             <w:vMerge w:val="restart"/>
             <w:tcBorders>
               <w:top w:val="single" w:color="7F7F7F" w:sz="4"/>
@@ -1600,25 +1357,10 @@
               <w:t xml:space="preserve">DECISIÓN</w:t>
             </w:r>
           </w:p>
-          <w:p>
-            <w:pPr>
-              <w:spacing w:after="0" w:before="0"/>
-              <w:jc w:val="center"/>
-            </w:pPr>
-            <w:r>
-              <w:rPr>
-                <w:rFonts w:ascii="Arial" w:cs="Arial" w:eastAsia="Arial" w:hAnsi="Arial"/>
-                <w:color w:val="595959"/>
-                <w:sz w:val="13"/>
-                <w:szCs w:val="13"/>
-              </w:rPr>
-              <w:t xml:space="preserve">marcar una</w:t>
-            </w:r>
-          </w:p>
-        </w:tc>
-        <w:tc>
-          <w:tcPr>
-            <w:tcW w:type="dxa" w:w="1954"/>
+        </w:tc>
+        <w:tc>
+          <w:tcPr>
+            <w:tcW w:type="dxa" w:w="2054"/>
             <w:vMerge w:val="restart"/>
             <w:tcBorders>
               <w:top w:val="single" w:color="7F7F7F" w:sz="4"/>
@@ -1684,7 +1426,7 @@
         </w:tc>
         <w:tc>
           <w:tcPr>
-            <w:tcW w:type="dxa" w:w="950"/>
+            <w:tcW w:type="dxa" w:w="1500"/>
             <w:tcBorders>
               <w:top w:val="single" w:color="7F7F7F" w:sz="4"/>
               <w:left w:val="single" w:color="7F7F7F" w:sz="4"/>
@@ -1713,7 +1455,7 @@
                 <w:sz w:val="15"/>
                 <w:szCs w:val="15"/>
               </w:rPr>
-              <w:t xml:space="preserve">Plaqueta legible</w:t>
+              <w:t xml:space="preserve">Plaqueta y display legibles, precio correcto</w:t>
             </w:r>
           </w:p>
           <w:p>
@@ -1728,13 +1470,13 @@
                 <w:sz w:val="13"/>
                 <w:szCs w:val="13"/>
               </w:rPr>
-              <w:t xml:space="preserve">9.3.1.4</w:t>
-            </w:r>
-          </w:p>
-        </w:tc>
-        <w:tc>
-          <w:tcPr>
-            <w:tcW w:type="dxa" w:w="1100"/>
+              <w:t xml:space="preserve">9.3.1.3 · 9.3.1.4</w:t>
+            </w:r>
+          </w:p>
+        </w:tc>
+        <w:tc>
+          <w:tcPr>
+            <w:tcW w:type="dxa" w:w="1500"/>
             <w:tcBorders>
               <w:top w:val="single" w:color="7F7F7F" w:sz="4"/>
               <w:left w:val="single" w:color="7F7F7F" w:sz="4"/>
@@ -1763,7 +1505,7 @@
                 <w:sz w:val="15"/>
                 <w:szCs w:val="15"/>
               </w:rPr>
-              <w:t xml:space="preserve">Display y precio unitario correctos</w:t>
+              <w:t xml:space="preserve">Marca de verificación y precintos íntegros</w:t>
             </w:r>
           </w:p>
           <w:p>
@@ -1778,13 +1520,13 @@
                 <w:sz w:val="13"/>
                 <w:szCs w:val="13"/>
               </w:rPr>
-              <w:t xml:space="preserve">9.3.1.3</w:t>
-            </w:r>
-          </w:p>
-        </w:tc>
-        <w:tc>
-          <w:tcPr>
-            <w:tcW w:type="dxa" w:w="1050"/>
+              <w:t xml:space="preserve">9.3.1.1 · 9.3.3.2</w:t>
+            </w:r>
+          </w:p>
+        </w:tc>
+        <w:tc>
+          <w:tcPr>
+            <w:tcW w:type="dxa" w:w="1300"/>
             <w:tcBorders>
               <w:top w:val="single" w:color="7F7F7F" w:sz="4"/>
               <w:left w:val="single" w:color="7F7F7F" w:sz="4"/>
@@ -1813,7 +1555,7 @@
                 <w:sz w:val="15"/>
                 <w:szCs w:val="15"/>
               </w:rPr>
-              <w:t xml:space="preserve">Marca de verificación vigente</w:t>
+              <w:t xml:space="preserve">Sin fugas, bloqueo OK</w:t>
             </w:r>
           </w:p>
           <w:p>
@@ -1828,13 +1570,13 @@
                 <w:sz w:val="13"/>
                 <w:szCs w:val="13"/>
               </w:rPr>
-              <w:t xml:space="preserve">9.3.1.1</w:t>
-            </w:r>
-          </w:p>
-        </w:tc>
-        <w:tc>
-          <w:tcPr>
-            <w:tcW w:type="dxa" w:w="950"/>
+              <w:t xml:space="preserve">9.3.1.2 · 9.3.1.5</w:t>
+            </w:r>
+          </w:p>
+        </w:tc>
+        <w:tc>
+          <w:tcPr>
+            <w:tcW w:type="dxa" w:w="1000"/>
             <w:tcBorders>
               <w:top w:val="single" w:color="7F7F7F" w:sz="4"/>
               <w:left w:val="single" w:color="7F7F7F" w:sz="4"/>
@@ -1863,28 +1605,13 @@
                 <w:sz w:val="15"/>
                 <w:szCs w:val="15"/>
               </w:rPr>
-              <w:t xml:space="preserve">Precintos íntegros</w:t>
-            </w:r>
-          </w:p>
-          <w:p>
-            <w:pPr>
-              <w:spacing w:after="0" w:before="0"/>
-              <w:jc w:val="center"/>
-            </w:pPr>
-            <w:r>
-              <w:rPr>
-                <w:rFonts w:ascii="Arial" w:cs="Arial" w:eastAsia="Arial" w:hAnsi="Arial"/>
-                <w:color w:val="595959"/>
-                <w:sz w:val="13"/>
-                <w:szCs w:val="13"/>
-              </w:rPr>
-              <w:t xml:space="preserve">9.3.1.1 · 9.3.3.2</w:t>
-            </w:r>
-          </w:p>
-        </w:tc>
-        <w:tc>
-          <w:tcPr>
-            <w:tcW w:type="dxa" w:w="1100"/>
+              <w:t xml:space="preserve">1</w:t>
+            </w:r>
+          </w:p>
+        </w:tc>
+        <w:tc>
+          <w:tcPr>
+            <w:tcW w:type="dxa" w:w="1000"/>
             <w:tcBorders>
               <w:top w:val="single" w:color="7F7F7F" w:sz="4"/>
               <w:left w:val="single" w:color="7F7F7F" w:sz="4"/>
@@ -1913,28 +1640,13 @@
                 <w:sz w:val="15"/>
                 <w:szCs w:val="15"/>
               </w:rPr>
-              <w:t xml:space="preserve">Sin fuga; bloqueo y parada OK</w:t>
-            </w:r>
-          </w:p>
-          <w:p>
-            <w:pPr>
-              <w:spacing w:after="0" w:before="0"/>
-              <w:jc w:val="center"/>
-            </w:pPr>
-            <w:r>
-              <w:rPr>
-                <w:rFonts w:ascii="Arial" w:cs="Arial" w:eastAsia="Arial" w:hAnsi="Arial"/>
-                <w:color w:val="595959"/>
-                <w:sz w:val="13"/>
-                <w:szCs w:val="13"/>
-              </w:rPr>
-              <w:t xml:space="preserve">9.3.1.2 · 9.3.1.5</w:t>
-            </w:r>
-          </w:p>
-        </w:tc>
-        <w:tc>
-          <w:tcPr>
-            <w:tcW w:type="dxa" w:w="900"/>
+              <w:t xml:space="preserve">2</w:t>
+            </w:r>
+          </w:p>
+        </w:tc>
+        <w:tc>
+          <w:tcPr>
+            <w:tcW w:type="dxa" w:w="1000"/>
             <w:tcBorders>
               <w:top w:val="single" w:color="7F7F7F" w:sz="4"/>
               <w:left w:val="single" w:color="7F7F7F" w:sz="4"/>
@@ -1963,91 +1675,6 @@
                 <w:sz w:val="15"/>
                 <w:szCs w:val="15"/>
               </w:rPr>
-              <w:t xml:space="preserve">1</w:t>
-            </w:r>
-          </w:p>
-          <w:p>
-            <w:pPr>
-              <w:spacing w:after="0" w:before="0"/>
-              <w:jc w:val="center"/>
-            </w:pPr>
-            <w:r>
-              <w:rPr>
-                <w:rFonts w:ascii="Arial" w:cs="Arial" w:eastAsia="Arial" w:hAnsi="Arial"/>
-                <w:color w:val="595959"/>
-                <w:sz w:val="13"/>
-                <w:szCs w:val="13"/>
-              </w:rPr>
-              <w:t xml:space="preserve">9.3.2.4</w:t>
-            </w:r>
-          </w:p>
-        </w:tc>
-        <w:tc>
-          <w:tcPr>
-            <w:tcW w:type="dxa" w:w="900"/>
-            <w:tcBorders>
-              <w:top w:val="single" w:color="7F7F7F" w:sz="4"/>
-              <w:left w:val="single" w:color="7F7F7F" w:sz="4"/>
-              <w:bottom w:val="single" w:color="7F7F7F" w:sz="4"/>
-              <w:right w:val="single" w:color="7F7F7F" w:sz="4"/>
-            </w:tcBorders>
-            <w:shd w:fill="E8EEF5" w:color="auto" w:val="clear"/>
-            <w:tcMar>
-              <w:top w:type="dxa" w:w="40"/>
-              <w:left w:type="dxa" w:w="80"/>
-              <w:bottom w:type="dxa" w:w="40"/>
-              <w:right w:type="dxa" w:w="80"/>
-            </w:tcMar>
-            <w:vAlign w:val="center"/>
-          </w:tcPr>
-          <w:p>
-            <w:pPr>
-              <w:spacing w:after="0" w:before="0"/>
-              <w:jc w:val="center"/>
-            </w:pPr>
-            <w:r>
-              <w:rPr>
-                <w:rFonts w:ascii="Arial" w:cs="Arial" w:eastAsia="Arial" w:hAnsi="Arial"/>
-                <w:b/>
-                <w:bCs/>
-                <w:sz w:val="15"/>
-                <w:szCs w:val="15"/>
-              </w:rPr>
-              <w:t xml:space="preserve">2</w:t>
-            </w:r>
-          </w:p>
-        </w:tc>
-        <w:tc>
-          <w:tcPr>
-            <w:tcW w:type="dxa" w:w="900"/>
-            <w:tcBorders>
-              <w:top w:val="single" w:color="7F7F7F" w:sz="4"/>
-              <w:left w:val="single" w:color="7F7F7F" w:sz="4"/>
-              <w:bottom w:val="single" w:color="7F7F7F" w:sz="4"/>
-              <w:right w:val="single" w:color="7F7F7F" w:sz="4"/>
-            </w:tcBorders>
-            <w:shd w:fill="E8EEF5" w:color="auto" w:val="clear"/>
-            <w:tcMar>
-              <w:top w:type="dxa" w:w="40"/>
-              <w:left w:type="dxa" w:w="80"/>
-              <w:bottom w:type="dxa" w:w="40"/>
-              <w:right w:type="dxa" w:w="80"/>
-            </w:tcMar>
-            <w:vAlign w:val="center"/>
-          </w:tcPr>
-          <w:p>
-            <w:pPr>
-              <w:spacing w:after="0" w:before="0"/>
-              <w:jc w:val="center"/>
-            </w:pPr>
-            <w:r>
-              <w:rPr>
-                <w:rFonts w:ascii="Arial" w:cs="Arial" w:eastAsia="Arial" w:hAnsi="Arial"/>
-                <w:b/>
-                <w:bCs/>
-                <w:sz w:val="15"/>
-                <w:szCs w:val="15"/>
-              </w:rPr>
               <w:t xml:space="preserve">3</w:t>
             </w:r>
           </w:p>
@@ -2092,11 +1719,11 @@
       <w:tr>
         <w:trPr>
           <w:cantSplit/>
-          <w:trHeight w:val="500" w:hRule="atLeast"/>
+          <w:trHeight w:val="540" w:hRule="atLeast"/>
         </w:trPr>
         <w:tc>
           <w:tcPr>
-            <w:tcW w:type="dxa" w:w="1350"/>
+            <w:tcW w:type="dxa" w:w="1500"/>
             <w:tcBorders>
               <w:top w:val="single" w:color="7F7F7F" w:sz="4"/>
               <w:left w:val="single" w:color="7F7F7F" w:sz="4"/>
@@ -2122,13 +1749,13 @@
                 <w:sz w:val="15"/>
                 <w:szCs w:val="15"/>
               </w:rPr>
-              <w:t xml:space="preserve">1.  S___ / M___</w:t>
-            </w:r>
-          </w:p>
-        </w:tc>
-        <w:tc>
-          <w:tcPr>
-            <w:tcW w:type="dxa" w:w="1050"/>
+              <w:t xml:space="preserve">1.  S____ / M____</w:t>
+            </w:r>
+          </w:p>
+        </w:tc>
+        <w:tc>
+          <w:tcPr>
+            <w:tcW w:type="dxa" w:w="1150"/>
             <w:tcBorders>
               <w:top w:val="single" w:color="7F7F7F" w:sz="4"/>
               <w:left w:val="single" w:color="7F7F7F" w:sz="4"/>
@@ -2160,7 +1787,167 @@
         </w:tc>
         <w:tc>
           <w:tcPr>
-            <w:tcW w:type="dxa" w:w="950"/>
+            <w:tcW w:type="dxa" w:w="1500"/>
+            <w:tcBorders>
+              <w:top w:val="single" w:color="7F7F7F" w:sz="4"/>
+              <w:left w:val="single" w:color="7F7F7F" w:sz="4"/>
+              <w:bottom w:val="single" w:color="7F7F7F" w:sz="4"/>
+              <w:right w:val="single" w:color="7F7F7F" w:sz="4"/>
+            </w:tcBorders>
+            <w:tcMar>
+              <w:top w:type="dxa" w:w="40"/>
+              <w:left w:type="dxa" w:w="80"/>
+              <w:bottom w:type="dxa" w:w="40"/>
+              <w:right w:type="dxa" w:w="80"/>
+            </w:tcMar>
+            <w:vAlign w:val="center"/>
+          </w:tcPr>
+          <w:p>
+            <w:pPr>
+              <w:spacing w:after="0" w:before="0"/>
+              <w:jc w:val="left"/>
+            </w:pPr>
+            <w:r>
+              <w:rPr>
+                <w:rFonts w:ascii="Arial" w:cs="Arial" w:eastAsia="Arial" w:hAnsi="Arial"/>
+                <w:sz w:val="17"/>
+                <w:szCs w:val="17"/>
+              </w:rPr>
+              <w:t xml:space="preserve"/>
+            </w:r>
+          </w:p>
+        </w:tc>
+        <w:tc>
+          <w:tcPr>
+            <w:tcW w:type="dxa" w:w="1500"/>
+            <w:tcBorders>
+              <w:top w:val="single" w:color="7F7F7F" w:sz="4"/>
+              <w:left w:val="single" w:color="7F7F7F" w:sz="4"/>
+              <w:bottom w:val="single" w:color="7F7F7F" w:sz="4"/>
+              <w:right w:val="single" w:color="7F7F7F" w:sz="4"/>
+            </w:tcBorders>
+            <w:tcMar>
+              <w:top w:type="dxa" w:w="40"/>
+              <w:left w:type="dxa" w:w="80"/>
+              <w:bottom w:type="dxa" w:w="40"/>
+              <w:right w:type="dxa" w:w="80"/>
+            </w:tcMar>
+            <w:vAlign w:val="center"/>
+          </w:tcPr>
+          <w:p>
+            <w:pPr>
+              <w:spacing w:after="0" w:before="0"/>
+              <w:jc w:val="left"/>
+            </w:pPr>
+            <w:r>
+              <w:rPr>
+                <w:rFonts w:ascii="Arial" w:cs="Arial" w:eastAsia="Arial" w:hAnsi="Arial"/>
+                <w:sz w:val="17"/>
+                <w:szCs w:val="17"/>
+              </w:rPr>
+              <w:t xml:space="preserve"/>
+            </w:r>
+          </w:p>
+        </w:tc>
+        <w:tc>
+          <w:tcPr>
+            <w:tcW w:type="dxa" w:w="1300"/>
+            <w:tcBorders>
+              <w:top w:val="single" w:color="7F7F7F" w:sz="4"/>
+              <w:left w:val="single" w:color="7F7F7F" w:sz="4"/>
+              <w:bottom w:val="single" w:color="7F7F7F" w:sz="4"/>
+              <w:right w:val="single" w:color="7F7F7F" w:sz="4"/>
+            </w:tcBorders>
+            <w:tcMar>
+              <w:top w:type="dxa" w:w="40"/>
+              <w:left w:type="dxa" w:w="80"/>
+              <w:bottom w:type="dxa" w:w="40"/>
+              <w:right w:type="dxa" w:w="80"/>
+            </w:tcMar>
+            <w:vAlign w:val="center"/>
+          </w:tcPr>
+          <w:p>
+            <w:pPr>
+              <w:spacing w:after="0" w:before="0"/>
+              <w:jc w:val="left"/>
+            </w:pPr>
+            <w:r>
+              <w:rPr>
+                <w:rFonts w:ascii="Arial" w:cs="Arial" w:eastAsia="Arial" w:hAnsi="Arial"/>
+                <w:sz w:val="17"/>
+                <w:szCs w:val="17"/>
+              </w:rPr>
+              <w:t xml:space="preserve"/>
+            </w:r>
+          </w:p>
+        </w:tc>
+        <w:tc>
+          <w:tcPr>
+            <w:tcW w:type="dxa" w:w="1000"/>
+            <w:tcBorders>
+              <w:top w:val="single" w:color="7F7F7F" w:sz="4"/>
+              <w:left w:val="single" w:color="7F7F7F" w:sz="4"/>
+              <w:bottom w:val="single" w:color="7F7F7F" w:sz="4"/>
+              <w:right w:val="single" w:color="7F7F7F" w:sz="4"/>
+            </w:tcBorders>
+            <w:tcMar>
+              <w:top w:type="dxa" w:w="40"/>
+              <w:left w:type="dxa" w:w="80"/>
+              <w:bottom w:type="dxa" w:w="40"/>
+              <w:right w:type="dxa" w:w="80"/>
+            </w:tcMar>
+            <w:vAlign w:val="center"/>
+          </w:tcPr>
+          <w:p>
+            <w:pPr>
+              <w:spacing w:after="0" w:before="0"/>
+              <w:jc w:val="left"/>
+            </w:pPr>
+            <w:r>
+              <w:rPr>
+                <w:rFonts w:ascii="Arial" w:cs="Arial" w:eastAsia="Arial" w:hAnsi="Arial"/>
+                <w:sz w:val="17"/>
+                <w:szCs w:val="17"/>
+              </w:rPr>
+              <w:t xml:space="preserve"/>
+            </w:r>
+          </w:p>
+        </w:tc>
+        <w:tc>
+          <w:tcPr>
+            <w:tcW w:type="dxa" w:w="1000"/>
+            <w:tcBorders>
+              <w:top w:val="single" w:color="7F7F7F" w:sz="4"/>
+              <w:left w:val="single" w:color="7F7F7F" w:sz="4"/>
+              <w:bottom w:val="single" w:color="7F7F7F" w:sz="4"/>
+              <w:right w:val="single" w:color="7F7F7F" w:sz="4"/>
+            </w:tcBorders>
+            <w:tcMar>
+              <w:top w:type="dxa" w:w="40"/>
+              <w:left w:type="dxa" w:w="80"/>
+              <w:bottom w:type="dxa" w:w="40"/>
+              <w:right w:type="dxa" w:w="80"/>
+            </w:tcMar>
+            <w:vAlign w:val="center"/>
+          </w:tcPr>
+          <w:p>
+            <w:pPr>
+              <w:spacing w:after="0" w:before="0"/>
+              <w:jc w:val="left"/>
+            </w:pPr>
+            <w:r>
+              <w:rPr>
+                <w:rFonts w:ascii="Arial" w:cs="Arial" w:eastAsia="Arial" w:hAnsi="Arial"/>
+                <w:sz w:val="17"/>
+                <w:szCs w:val="17"/>
+              </w:rPr>
+              <w:t xml:space="preserve"/>
+            </w:r>
+          </w:p>
+        </w:tc>
+        <w:tc>
+          <w:tcPr>
+            <w:tcW w:type="dxa" w:w="1000"/>
             <w:tcBorders>
               <w:top w:val="single" w:color="7F7F7F" w:sz="4"/>
               <w:left w:val="single" w:color="7F7F7F" w:sz="4"/>
@@ -2224,231 +2011,7 @@
         </w:tc>
         <w:tc>
           <w:tcPr>
-            <w:tcW w:type="dxa" w:w="1050"/>
-            <w:tcBorders>
-              <w:top w:val="single" w:color="7F7F7F" w:sz="4"/>
-              <w:left w:val="single" w:color="7F7F7F" w:sz="4"/>
-              <w:bottom w:val="single" w:color="7F7F7F" w:sz="4"/>
-              <w:right w:val="single" w:color="7F7F7F" w:sz="4"/>
-            </w:tcBorders>
-            <w:tcMar>
-              <w:top w:type="dxa" w:w="40"/>
-              <w:left w:type="dxa" w:w="80"/>
-              <w:bottom w:type="dxa" w:w="40"/>
-              <w:right w:type="dxa" w:w="80"/>
-            </w:tcMar>
-            <w:vAlign w:val="center"/>
-          </w:tcPr>
-          <w:p>
-            <w:pPr>
-              <w:spacing w:after="0" w:before="0"/>
-              <w:jc w:val="left"/>
-            </w:pPr>
-            <w:r>
-              <w:rPr>
-                <w:rFonts w:ascii="Arial" w:cs="Arial" w:eastAsia="Arial" w:hAnsi="Arial"/>
-                <w:sz w:val="17"/>
-                <w:szCs w:val="17"/>
-              </w:rPr>
-              <w:t xml:space="preserve"/>
-            </w:r>
-          </w:p>
-        </w:tc>
-        <w:tc>
-          <w:tcPr>
-            <w:tcW w:type="dxa" w:w="950"/>
-            <w:tcBorders>
-              <w:top w:val="single" w:color="7F7F7F" w:sz="4"/>
-              <w:left w:val="single" w:color="7F7F7F" w:sz="4"/>
-              <w:bottom w:val="single" w:color="7F7F7F" w:sz="4"/>
-              <w:right w:val="single" w:color="7F7F7F" w:sz="4"/>
-            </w:tcBorders>
-            <w:tcMar>
-              <w:top w:type="dxa" w:w="40"/>
-              <w:left w:type="dxa" w:w="80"/>
-              <w:bottom w:type="dxa" w:w="40"/>
-              <w:right w:type="dxa" w:w="80"/>
-            </w:tcMar>
-            <w:vAlign w:val="center"/>
-          </w:tcPr>
-          <w:p>
-            <w:pPr>
-              <w:spacing w:after="0" w:before="0"/>
-              <w:jc w:val="left"/>
-            </w:pPr>
-            <w:r>
-              <w:rPr>
-                <w:rFonts w:ascii="Arial" w:cs="Arial" w:eastAsia="Arial" w:hAnsi="Arial"/>
-                <w:sz w:val="17"/>
-                <w:szCs w:val="17"/>
-              </w:rPr>
-              <w:t xml:space="preserve"/>
-            </w:r>
-          </w:p>
-        </w:tc>
-        <w:tc>
-          <w:tcPr>
-            <w:tcW w:type="dxa" w:w="1100"/>
-            <w:tcBorders>
-              <w:top w:val="single" w:color="7F7F7F" w:sz="4"/>
-              <w:left w:val="single" w:color="7F7F7F" w:sz="4"/>
-              <w:bottom w:val="single" w:color="7F7F7F" w:sz="4"/>
-              <w:right w:val="single" w:color="7F7F7F" w:sz="4"/>
-            </w:tcBorders>
-            <w:tcMar>
-              <w:top w:type="dxa" w:w="40"/>
-              <w:left w:type="dxa" w:w="80"/>
-              <w:bottom w:type="dxa" w:w="40"/>
-              <w:right w:type="dxa" w:w="80"/>
-            </w:tcMar>
-            <w:vAlign w:val="center"/>
-          </w:tcPr>
-          <w:p>
-            <w:pPr>
-              <w:spacing w:after="0" w:before="0"/>
-              <w:jc w:val="left"/>
-            </w:pPr>
-            <w:r>
-              <w:rPr>
-                <w:rFonts w:ascii="Arial" w:cs="Arial" w:eastAsia="Arial" w:hAnsi="Arial"/>
-                <w:sz w:val="17"/>
-                <w:szCs w:val="17"/>
-              </w:rPr>
-              <w:t xml:space="preserve"/>
-            </w:r>
-          </w:p>
-        </w:tc>
-        <w:tc>
-          <w:tcPr>
-            <w:tcW w:type="dxa" w:w="900"/>
-            <w:tcBorders>
-              <w:top w:val="single" w:color="7F7F7F" w:sz="4"/>
-              <w:left w:val="single" w:color="7F7F7F" w:sz="4"/>
-              <w:bottom w:val="single" w:color="7F7F7F" w:sz="4"/>
-              <w:right w:val="single" w:color="7F7F7F" w:sz="4"/>
-            </w:tcBorders>
-            <w:tcMar>
-              <w:top w:type="dxa" w:w="40"/>
-              <w:left w:type="dxa" w:w="80"/>
-              <w:bottom w:type="dxa" w:w="40"/>
-              <w:right w:type="dxa" w:w="80"/>
-            </w:tcMar>
-            <w:vAlign w:val="center"/>
-          </w:tcPr>
-          <w:p>
-            <w:pPr>
-              <w:spacing w:after="0" w:before="0"/>
-              <w:jc w:val="left"/>
-            </w:pPr>
-            <w:r>
-              <w:rPr>
-                <w:rFonts w:ascii="Arial" w:cs="Arial" w:eastAsia="Arial" w:hAnsi="Arial"/>
-                <w:sz w:val="17"/>
-                <w:szCs w:val="17"/>
-              </w:rPr>
-              <w:t xml:space="preserve"/>
-            </w:r>
-          </w:p>
-        </w:tc>
-        <w:tc>
-          <w:tcPr>
-            <w:tcW w:type="dxa" w:w="900"/>
-            <w:tcBorders>
-              <w:top w:val="single" w:color="7F7F7F" w:sz="4"/>
-              <w:left w:val="single" w:color="7F7F7F" w:sz="4"/>
-              <w:bottom w:val="single" w:color="7F7F7F" w:sz="4"/>
-              <w:right w:val="single" w:color="7F7F7F" w:sz="4"/>
-            </w:tcBorders>
-            <w:tcMar>
-              <w:top w:type="dxa" w:w="40"/>
-              <w:left w:type="dxa" w:w="80"/>
-              <w:bottom w:type="dxa" w:w="40"/>
-              <w:right w:type="dxa" w:w="80"/>
-            </w:tcMar>
-            <w:vAlign w:val="center"/>
-          </w:tcPr>
-          <w:p>
-            <w:pPr>
-              <w:spacing w:after="0" w:before="0"/>
-              <w:jc w:val="left"/>
-            </w:pPr>
-            <w:r>
-              <w:rPr>
-                <w:rFonts w:ascii="Arial" w:cs="Arial" w:eastAsia="Arial" w:hAnsi="Arial"/>
-                <w:sz w:val="17"/>
-                <w:szCs w:val="17"/>
-              </w:rPr>
-              <w:t xml:space="preserve"/>
-            </w:r>
-          </w:p>
-        </w:tc>
-        <w:tc>
-          <w:tcPr>
-            <w:tcW w:type="dxa" w:w="900"/>
-            <w:tcBorders>
-              <w:top w:val="single" w:color="7F7F7F" w:sz="4"/>
-              <w:left w:val="single" w:color="7F7F7F" w:sz="4"/>
-              <w:bottom w:val="single" w:color="7F7F7F" w:sz="4"/>
-              <w:right w:val="single" w:color="7F7F7F" w:sz="4"/>
-            </w:tcBorders>
-            <w:tcMar>
-              <w:top w:type="dxa" w:w="40"/>
-              <w:left w:type="dxa" w:w="80"/>
-              <w:bottom w:type="dxa" w:w="40"/>
-              <w:right w:type="dxa" w:w="80"/>
-            </w:tcMar>
-            <w:vAlign w:val="center"/>
-          </w:tcPr>
-          <w:p>
-            <w:pPr>
-              <w:spacing w:after="0" w:before="0"/>
-              <w:jc w:val="left"/>
-            </w:pPr>
-            <w:r>
-              <w:rPr>
-                <w:rFonts w:ascii="Arial" w:cs="Arial" w:eastAsia="Arial" w:hAnsi="Arial"/>
-                <w:sz w:val="17"/>
-                <w:szCs w:val="17"/>
-              </w:rPr>
-              <w:t xml:space="preserve"/>
-            </w:r>
-          </w:p>
-        </w:tc>
-        <w:tc>
-          <w:tcPr>
-            <w:tcW w:type="dxa" w:w="1000"/>
-            <w:tcBorders>
-              <w:top w:val="single" w:color="7F7F7F" w:sz="4"/>
-              <w:left w:val="single" w:color="7F7F7F" w:sz="4"/>
-              <w:bottom w:val="single" w:color="7F7F7F" w:sz="4"/>
-              <w:right w:val="single" w:color="7F7F7F" w:sz="4"/>
-            </w:tcBorders>
-            <w:tcMar>
-              <w:top w:type="dxa" w:w="40"/>
-              <w:left w:type="dxa" w:w="80"/>
-              <w:bottom w:type="dxa" w:w="40"/>
-              <w:right w:type="dxa" w:w="80"/>
-            </w:tcMar>
-            <w:vAlign w:val="center"/>
-          </w:tcPr>
-          <w:p>
-            <w:pPr>
-              <w:spacing w:after="0" w:before="0"/>
-              <w:jc w:val="left"/>
-            </w:pPr>
-            <w:r>
-              <w:rPr>
-                <w:rFonts w:ascii="Arial" w:cs="Arial" w:eastAsia="Arial" w:hAnsi="Arial"/>
-                <w:sz w:val="17"/>
-                <w:szCs w:val="17"/>
-              </w:rPr>
-              <w:t xml:space="preserve"/>
-            </w:r>
-          </w:p>
-        </w:tc>
-        <w:tc>
-          <w:tcPr>
-            <w:tcW w:type="dxa" w:w="2500"/>
+            <w:tcW w:type="dxa" w:w="2600"/>
             <w:tcBorders>
               <w:top w:val="single" w:color="7F7F7F" w:sz="4"/>
               <w:left w:val="single" w:color="7F7F7F" w:sz="4"/>
@@ -2480,7 +2043,7 @@
         </w:tc>
         <w:tc>
           <w:tcPr>
-            <w:tcW w:type="dxa" w:w="1954"/>
+            <w:tcW w:type="dxa" w:w="2054"/>
             <w:tcBorders>
               <w:top w:val="single" w:color="7F7F7F" w:sz="4"/>
               <w:left w:val="single" w:color="7F7F7F" w:sz="4"/>
@@ -2514,11 +2077,11 @@
       <w:tr>
         <w:trPr>
           <w:cantSplit/>
-          <w:trHeight w:val="500" w:hRule="atLeast"/>
+          <w:trHeight w:val="540" w:hRule="atLeast"/>
         </w:trPr>
         <w:tc>
           <w:tcPr>
-            <w:tcW w:type="dxa" w:w="1350"/>
+            <w:tcW w:type="dxa" w:w="1500"/>
             <w:tcBorders>
               <w:top w:val="single" w:color="7F7F7F" w:sz="4"/>
               <w:left w:val="single" w:color="7F7F7F" w:sz="4"/>
@@ -2544,13 +2107,13 @@
                 <w:sz w:val="15"/>
                 <w:szCs w:val="15"/>
               </w:rPr>
-              <w:t xml:space="preserve">2.  S___ / M___</w:t>
-            </w:r>
-          </w:p>
-        </w:tc>
-        <w:tc>
-          <w:tcPr>
-            <w:tcW w:type="dxa" w:w="1050"/>
+              <w:t xml:space="preserve">2.  S____ / M____</w:t>
+            </w:r>
+          </w:p>
+        </w:tc>
+        <w:tc>
+          <w:tcPr>
+            <w:tcW w:type="dxa" w:w="1150"/>
             <w:tcBorders>
               <w:top w:val="single" w:color="7F7F7F" w:sz="4"/>
               <w:left w:val="single" w:color="7F7F7F" w:sz="4"/>
@@ -2582,7 +2145,167 @@
         </w:tc>
         <w:tc>
           <w:tcPr>
-            <w:tcW w:type="dxa" w:w="950"/>
+            <w:tcW w:type="dxa" w:w="1500"/>
+            <w:tcBorders>
+              <w:top w:val="single" w:color="7F7F7F" w:sz="4"/>
+              <w:left w:val="single" w:color="7F7F7F" w:sz="4"/>
+              <w:bottom w:val="single" w:color="7F7F7F" w:sz="4"/>
+              <w:right w:val="single" w:color="7F7F7F" w:sz="4"/>
+            </w:tcBorders>
+            <w:tcMar>
+              <w:top w:type="dxa" w:w="40"/>
+              <w:left w:type="dxa" w:w="80"/>
+              <w:bottom w:type="dxa" w:w="40"/>
+              <w:right w:type="dxa" w:w="80"/>
+            </w:tcMar>
+            <w:vAlign w:val="center"/>
+          </w:tcPr>
+          <w:p>
+            <w:pPr>
+              <w:spacing w:after="0" w:before="0"/>
+              <w:jc w:val="left"/>
+            </w:pPr>
+            <w:r>
+              <w:rPr>
+                <w:rFonts w:ascii="Arial" w:cs="Arial" w:eastAsia="Arial" w:hAnsi="Arial"/>
+                <w:sz w:val="17"/>
+                <w:szCs w:val="17"/>
+              </w:rPr>
+              <w:t xml:space="preserve"/>
+            </w:r>
+          </w:p>
+        </w:tc>
+        <w:tc>
+          <w:tcPr>
+            <w:tcW w:type="dxa" w:w="1500"/>
+            <w:tcBorders>
+              <w:top w:val="single" w:color="7F7F7F" w:sz="4"/>
+              <w:left w:val="single" w:color="7F7F7F" w:sz="4"/>
+              <w:bottom w:val="single" w:color="7F7F7F" w:sz="4"/>
+              <w:right w:val="single" w:color="7F7F7F" w:sz="4"/>
+            </w:tcBorders>
+            <w:tcMar>
+              <w:top w:type="dxa" w:w="40"/>
+              <w:left w:type="dxa" w:w="80"/>
+              <w:bottom w:type="dxa" w:w="40"/>
+              <w:right w:type="dxa" w:w="80"/>
+            </w:tcMar>
+            <w:vAlign w:val="center"/>
+          </w:tcPr>
+          <w:p>
+            <w:pPr>
+              <w:spacing w:after="0" w:before="0"/>
+              <w:jc w:val="left"/>
+            </w:pPr>
+            <w:r>
+              <w:rPr>
+                <w:rFonts w:ascii="Arial" w:cs="Arial" w:eastAsia="Arial" w:hAnsi="Arial"/>
+                <w:sz w:val="17"/>
+                <w:szCs w:val="17"/>
+              </w:rPr>
+              <w:t xml:space="preserve"/>
+            </w:r>
+          </w:p>
+        </w:tc>
+        <w:tc>
+          <w:tcPr>
+            <w:tcW w:type="dxa" w:w="1300"/>
+            <w:tcBorders>
+              <w:top w:val="single" w:color="7F7F7F" w:sz="4"/>
+              <w:left w:val="single" w:color="7F7F7F" w:sz="4"/>
+              <w:bottom w:val="single" w:color="7F7F7F" w:sz="4"/>
+              <w:right w:val="single" w:color="7F7F7F" w:sz="4"/>
+            </w:tcBorders>
+            <w:tcMar>
+              <w:top w:type="dxa" w:w="40"/>
+              <w:left w:type="dxa" w:w="80"/>
+              <w:bottom w:type="dxa" w:w="40"/>
+              <w:right w:type="dxa" w:w="80"/>
+            </w:tcMar>
+            <w:vAlign w:val="center"/>
+          </w:tcPr>
+          <w:p>
+            <w:pPr>
+              <w:spacing w:after="0" w:before="0"/>
+              <w:jc w:val="left"/>
+            </w:pPr>
+            <w:r>
+              <w:rPr>
+                <w:rFonts w:ascii="Arial" w:cs="Arial" w:eastAsia="Arial" w:hAnsi="Arial"/>
+                <w:sz w:val="17"/>
+                <w:szCs w:val="17"/>
+              </w:rPr>
+              <w:t xml:space="preserve"/>
+            </w:r>
+          </w:p>
+        </w:tc>
+        <w:tc>
+          <w:tcPr>
+            <w:tcW w:type="dxa" w:w="1000"/>
+            <w:tcBorders>
+              <w:top w:val="single" w:color="7F7F7F" w:sz="4"/>
+              <w:left w:val="single" w:color="7F7F7F" w:sz="4"/>
+              <w:bottom w:val="single" w:color="7F7F7F" w:sz="4"/>
+              <w:right w:val="single" w:color="7F7F7F" w:sz="4"/>
+            </w:tcBorders>
+            <w:tcMar>
+              <w:top w:type="dxa" w:w="40"/>
+              <w:left w:type="dxa" w:w="80"/>
+              <w:bottom w:type="dxa" w:w="40"/>
+              <w:right w:type="dxa" w:w="80"/>
+            </w:tcMar>
+            <w:vAlign w:val="center"/>
+          </w:tcPr>
+          <w:p>
+            <w:pPr>
+              <w:spacing w:after="0" w:before="0"/>
+              <w:jc w:val="left"/>
+            </w:pPr>
+            <w:r>
+              <w:rPr>
+                <w:rFonts w:ascii="Arial" w:cs="Arial" w:eastAsia="Arial" w:hAnsi="Arial"/>
+                <w:sz w:val="17"/>
+                <w:szCs w:val="17"/>
+              </w:rPr>
+              <w:t xml:space="preserve"/>
+            </w:r>
+          </w:p>
+        </w:tc>
+        <w:tc>
+          <w:tcPr>
+            <w:tcW w:type="dxa" w:w="1000"/>
+            <w:tcBorders>
+              <w:top w:val="single" w:color="7F7F7F" w:sz="4"/>
+              <w:left w:val="single" w:color="7F7F7F" w:sz="4"/>
+              <w:bottom w:val="single" w:color="7F7F7F" w:sz="4"/>
+              <w:right w:val="single" w:color="7F7F7F" w:sz="4"/>
+            </w:tcBorders>
+            <w:tcMar>
+              <w:top w:type="dxa" w:w="40"/>
+              <w:left w:type="dxa" w:w="80"/>
+              <w:bottom w:type="dxa" w:w="40"/>
+              <w:right w:type="dxa" w:w="80"/>
+            </w:tcMar>
+            <w:vAlign w:val="center"/>
+          </w:tcPr>
+          <w:p>
+            <w:pPr>
+              <w:spacing w:after="0" w:before="0"/>
+              <w:jc w:val="left"/>
+            </w:pPr>
+            <w:r>
+              <w:rPr>
+                <w:rFonts w:ascii="Arial" w:cs="Arial" w:eastAsia="Arial" w:hAnsi="Arial"/>
+                <w:sz w:val="17"/>
+                <w:szCs w:val="17"/>
+              </w:rPr>
+              <w:t xml:space="preserve"/>
+            </w:r>
+          </w:p>
+        </w:tc>
+        <w:tc>
+          <w:tcPr>
+            <w:tcW w:type="dxa" w:w="1000"/>
             <w:tcBorders>
               <w:top w:val="single" w:color="7F7F7F" w:sz="4"/>
               <w:left w:val="single" w:color="7F7F7F" w:sz="4"/>
@@ -2646,231 +2369,7 @@
         </w:tc>
         <w:tc>
           <w:tcPr>
-            <w:tcW w:type="dxa" w:w="1050"/>
-            <w:tcBorders>
-              <w:top w:val="single" w:color="7F7F7F" w:sz="4"/>
-              <w:left w:val="single" w:color="7F7F7F" w:sz="4"/>
-              <w:bottom w:val="single" w:color="7F7F7F" w:sz="4"/>
-              <w:right w:val="single" w:color="7F7F7F" w:sz="4"/>
-            </w:tcBorders>
-            <w:tcMar>
-              <w:top w:type="dxa" w:w="40"/>
-              <w:left w:type="dxa" w:w="80"/>
-              <w:bottom w:type="dxa" w:w="40"/>
-              <w:right w:type="dxa" w:w="80"/>
-            </w:tcMar>
-            <w:vAlign w:val="center"/>
-          </w:tcPr>
-          <w:p>
-            <w:pPr>
-              <w:spacing w:after="0" w:before="0"/>
-              <w:jc w:val="left"/>
-            </w:pPr>
-            <w:r>
-              <w:rPr>
-                <w:rFonts w:ascii="Arial" w:cs="Arial" w:eastAsia="Arial" w:hAnsi="Arial"/>
-                <w:sz w:val="17"/>
-                <w:szCs w:val="17"/>
-              </w:rPr>
-              <w:t xml:space="preserve"/>
-            </w:r>
-          </w:p>
-        </w:tc>
-        <w:tc>
-          <w:tcPr>
-            <w:tcW w:type="dxa" w:w="950"/>
-            <w:tcBorders>
-              <w:top w:val="single" w:color="7F7F7F" w:sz="4"/>
-              <w:left w:val="single" w:color="7F7F7F" w:sz="4"/>
-              <w:bottom w:val="single" w:color="7F7F7F" w:sz="4"/>
-              <w:right w:val="single" w:color="7F7F7F" w:sz="4"/>
-            </w:tcBorders>
-            <w:tcMar>
-              <w:top w:type="dxa" w:w="40"/>
-              <w:left w:type="dxa" w:w="80"/>
-              <w:bottom w:type="dxa" w:w="40"/>
-              <w:right w:type="dxa" w:w="80"/>
-            </w:tcMar>
-            <w:vAlign w:val="center"/>
-          </w:tcPr>
-          <w:p>
-            <w:pPr>
-              <w:spacing w:after="0" w:before="0"/>
-              <w:jc w:val="left"/>
-            </w:pPr>
-            <w:r>
-              <w:rPr>
-                <w:rFonts w:ascii="Arial" w:cs="Arial" w:eastAsia="Arial" w:hAnsi="Arial"/>
-                <w:sz w:val="17"/>
-                <w:szCs w:val="17"/>
-              </w:rPr>
-              <w:t xml:space="preserve"/>
-            </w:r>
-          </w:p>
-        </w:tc>
-        <w:tc>
-          <w:tcPr>
-            <w:tcW w:type="dxa" w:w="1100"/>
-            <w:tcBorders>
-              <w:top w:val="single" w:color="7F7F7F" w:sz="4"/>
-              <w:left w:val="single" w:color="7F7F7F" w:sz="4"/>
-              <w:bottom w:val="single" w:color="7F7F7F" w:sz="4"/>
-              <w:right w:val="single" w:color="7F7F7F" w:sz="4"/>
-            </w:tcBorders>
-            <w:tcMar>
-              <w:top w:type="dxa" w:w="40"/>
-              <w:left w:type="dxa" w:w="80"/>
-              <w:bottom w:type="dxa" w:w="40"/>
-              <w:right w:type="dxa" w:w="80"/>
-            </w:tcMar>
-            <w:vAlign w:val="center"/>
-          </w:tcPr>
-          <w:p>
-            <w:pPr>
-              <w:spacing w:after="0" w:before="0"/>
-              <w:jc w:val="left"/>
-            </w:pPr>
-            <w:r>
-              <w:rPr>
-                <w:rFonts w:ascii="Arial" w:cs="Arial" w:eastAsia="Arial" w:hAnsi="Arial"/>
-                <w:sz w:val="17"/>
-                <w:szCs w:val="17"/>
-              </w:rPr>
-              <w:t xml:space="preserve"/>
-            </w:r>
-          </w:p>
-        </w:tc>
-        <w:tc>
-          <w:tcPr>
-            <w:tcW w:type="dxa" w:w="900"/>
-            <w:tcBorders>
-              <w:top w:val="single" w:color="7F7F7F" w:sz="4"/>
-              <w:left w:val="single" w:color="7F7F7F" w:sz="4"/>
-              <w:bottom w:val="single" w:color="7F7F7F" w:sz="4"/>
-              <w:right w:val="single" w:color="7F7F7F" w:sz="4"/>
-            </w:tcBorders>
-            <w:tcMar>
-              <w:top w:type="dxa" w:w="40"/>
-              <w:left w:type="dxa" w:w="80"/>
-              <w:bottom w:type="dxa" w:w="40"/>
-              <w:right w:type="dxa" w:w="80"/>
-            </w:tcMar>
-            <w:vAlign w:val="center"/>
-          </w:tcPr>
-          <w:p>
-            <w:pPr>
-              <w:spacing w:after="0" w:before="0"/>
-              <w:jc w:val="left"/>
-            </w:pPr>
-            <w:r>
-              <w:rPr>
-                <w:rFonts w:ascii="Arial" w:cs="Arial" w:eastAsia="Arial" w:hAnsi="Arial"/>
-                <w:sz w:val="17"/>
-                <w:szCs w:val="17"/>
-              </w:rPr>
-              <w:t xml:space="preserve"/>
-            </w:r>
-          </w:p>
-        </w:tc>
-        <w:tc>
-          <w:tcPr>
-            <w:tcW w:type="dxa" w:w="900"/>
-            <w:tcBorders>
-              <w:top w:val="single" w:color="7F7F7F" w:sz="4"/>
-              <w:left w:val="single" w:color="7F7F7F" w:sz="4"/>
-              <w:bottom w:val="single" w:color="7F7F7F" w:sz="4"/>
-              <w:right w:val="single" w:color="7F7F7F" w:sz="4"/>
-            </w:tcBorders>
-            <w:tcMar>
-              <w:top w:type="dxa" w:w="40"/>
-              <w:left w:type="dxa" w:w="80"/>
-              <w:bottom w:type="dxa" w:w="40"/>
-              <w:right w:type="dxa" w:w="80"/>
-            </w:tcMar>
-            <w:vAlign w:val="center"/>
-          </w:tcPr>
-          <w:p>
-            <w:pPr>
-              <w:spacing w:after="0" w:before="0"/>
-              <w:jc w:val="left"/>
-            </w:pPr>
-            <w:r>
-              <w:rPr>
-                <w:rFonts w:ascii="Arial" w:cs="Arial" w:eastAsia="Arial" w:hAnsi="Arial"/>
-                <w:sz w:val="17"/>
-                <w:szCs w:val="17"/>
-              </w:rPr>
-              <w:t xml:space="preserve"/>
-            </w:r>
-          </w:p>
-        </w:tc>
-        <w:tc>
-          <w:tcPr>
-            <w:tcW w:type="dxa" w:w="900"/>
-            <w:tcBorders>
-              <w:top w:val="single" w:color="7F7F7F" w:sz="4"/>
-              <w:left w:val="single" w:color="7F7F7F" w:sz="4"/>
-              <w:bottom w:val="single" w:color="7F7F7F" w:sz="4"/>
-              <w:right w:val="single" w:color="7F7F7F" w:sz="4"/>
-            </w:tcBorders>
-            <w:tcMar>
-              <w:top w:type="dxa" w:w="40"/>
-              <w:left w:type="dxa" w:w="80"/>
-              <w:bottom w:type="dxa" w:w="40"/>
-              <w:right w:type="dxa" w:w="80"/>
-            </w:tcMar>
-            <w:vAlign w:val="center"/>
-          </w:tcPr>
-          <w:p>
-            <w:pPr>
-              <w:spacing w:after="0" w:before="0"/>
-              <w:jc w:val="left"/>
-            </w:pPr>
-            <w:r>
-              <w:rPr>
-                <w:rFonts w:ascii="Arial" w:cs="Arial" w:eastAsia="Arial" w:hAnsi="Arial"/>
-                <w:sz w:val="17"/>
-                <w:szCs w:val="17"/>
-              </w:rPr>
-              <w:t xml:space="preserve"/>
-            </w:r>
-          </w:p>
-        </w:tc>
-        <w:tc>
-          <w:tcPr>
-            <w:tcW w:type="dxa" w:w="1000"/>
-            <w:tcBorders>
-              <w:top w:val="single" w:color="7F7F7F" w:sz="4"/>
-              <w:left w:val="single" w:color="7F7F7F" w:sz="4"/>
-              <w:bottom w:val="single" w:color="7F7F7F" w:sz="4"/>
-              <w:right w:val="single" w:color="7F7F7F" w:sz="4"/>
-            </w:tcBorders>
-            <w:tcMar>
-              <w:top w:type="dxa" w:w="40"/>
-              <w:left w:type="dxa" w:w="80"/>
-              <w:bottom w:type="dxa" w:w="40"/>
-              <w:right w:type="dxa" w:w="80"/>
-            </w:tcMar>
-            <w:vAlign w:val="center"/>
-          </w:tcPr>
-          <w:p>
-            <w:pPr>
-              <w:spacing w:after="0" w:before="0"/>
-              <w:jc w:val="left"/>
-            </w:pPr>
-            <w:r>
-              <w:rPr>
-                <w:rFonts w:ascii="Arial" w:cs="Arial" w:eastAsia="Arial" w:hAnsi="Arial"/>
-                <w:sz w:val="17"/>
-                <w:szCs w:val="17"/>
-              </w:rPr>
-              <w:t xml:space="preserve"/>
-            </w:r>
-          </w:p>
-        </w:tc>
-        <w:tc>
-          <w:tcPr>
-            <w:tcW w:type="dxa" w:w="2500"/>
+            <w:tcW w:type="dxa" w:w="2600"/>
             <w:tcBorders>
               <w:top w:val="single" w:color="7F7F7F" w:sz="4"/>
               <w:left w:val="single" w:color="7F7F7F" w:sz="4"/>
@@ -2902,7 +2401,7 @@
         </w:tc>
         <w:tc>
           <w:tcPr>
-            <w:tcW w:type="dxa" w:w="1954"/>
+            <w:tcW w:type="dxa" w:w="2054"/>
             <w:tcBorders>
               <w:top w:val="single" w:color="7F7F7F" w:sz="4"/>
               <w:left w:val="single" w:color="7F7F7F" w:sz="4"/>
@@ -2936,11 +2435,11 @@
       <w:tr>
         <w:trPr>
           <w:cantSplit/>
-          <w:trHeight w:val="500" w:hRule="atLeast"/>
+          <w:trHeight w:val="540" w:hRule="atLeast"/>
         </w:trPr>
         <w:tc>
           <w:tcPr>
-            <w:tcW w:type="dxa" w:w="1350"/>
+            <w:tcW w:type="dxa" w:w="1500"/>
             <w:tcBorders>
               <w:top w:val="single" w:color="7F7F7F" w:sz="4"/>
               <w:left w:val="single" w:color="7F7F7F" w:sz="4"/>
@@ -2966,13 +2465,13 @@
                 <w:sz w:val="15"/>
                 <w:szCs w:val="15"/>
               </w:rPr>
-              <w:t xml:space="preserve">3.  S___ / M___</w:t>
-            </w:r>
-          </w:p>
-        </w:tc>
-        <w:tc>
-          <w:tcPr>
-            <w:tcW w:type="dxa" w:w="1050"/>
+              <w:t xml:space="preserve">3.  S____ / M____</w:t>
+            </w:r>
+          </w:p>
+        </w:tc>
+        <w:tc>
+          <w:tcPr>
+            <w:tcW w:type="dxa" w:w="1150"/>
             <w:tcBorders>
               <w:top w:val="single" w:color="7F7F7F" w:sz="4"/>
               <w:left w:val="single" w:color="7F7F7F" w:sz="4"/>
@@ -3004,7 +2503,167 @@
         </w:tc>
         <w:tc>
           <w:tcPr>
-            <w:tcW w:type="dxa" w:w="950"/>
+            <w:tcW w:type="dxa" w:w="1500"/>
+            <w:tcBorders>
+              <w:top w:val="single" w:color="7F7F7F" w:sz="4"/>
+              <w:left w:val="single" w:color="7F7F7F" w:sz="4"/>
+              <w:bottom w:val="single" w:color="7F7F7F" w:sz="4"/>
+              <w:right w:val="single" w:color="7F7F7F" w:sz="4"/>
+            </w:tcBorders>
+            <w:tcMar>
+              <w:top w:type="dxa" w:w="40"/>
+              <w:left w:type="dxa" w:w="80"/>
+              <w:bottom w:type="dxa" w:w="40"/>
+              <w:right w:type="dxa" w:w="80"/>
+            </w:tcMar>
+            <w:vAlign w:val="center"/>
+          </w:tcPr>
+          <w:p>
+            <w:pPr>
+              <w:spacing w:after="0" w:before="0"/>
+              <w:jc w:val="left"/>
+            </w:pPr>
+            <w:r>
+              <w:rPr>
+                <w:rFonts w:ascii="Arial" w:cs="Arial" w:eastAsia="Arial" w:hAnsi="Arial"/>
+                <w:sz w:val="17"/>
+                <w:szCs w:val="17"/>
+              </w:rPr>
+              <w:t xml:space="preserve"/>
+            </w:r>
+          </w:p>
+        </w:tc>
+        <w:tc>
+          <w:tcPr>
+            <w:tcW w:type="dxa" w:w="1500"/>
+            <w:tcBorders>
+              <w:top w:val="single" w:color="7F7F7F" w:sz="4"/>
+              <w:left w:val="single" w:color="7F7F7F" w:sz="4"/>
+              <w:bottom w:val="single" w:color="7F7F7F" w:sz="4"/>
+              <w:right w:val="single" w:color="7F7F7F" w:sz="4"/>
+            </w:tcBorders>
+            <w:tcMar>
+              <w:top w:type="dxa" w:w="40"/>
+              <w:left w:type="dxa" w:w="80"/>
+              <w:bottom w:type="dxa" w:w="40"/>
+              <w:right w:type="dxa" w:w="80"/>
+            </w:tcMar>
+            <w:vAlign w:val="center"/>
+          </w:tcPr>
+          <w:p>
+            <w:pPr>
+              <w:spacing w:after="0" w:before="0"/>
+              <w:jc w:val="left"/>
+            </w:pPr>
+            <w:r>
+              <w:rPr>
+                <w:rFonts w:ascii="Arial" w:cs="Arial" w:eastAsia="Arial" w:hAnsi="Arial"/>
+                <w:sz w:val="17"/>
+                <w:szCs w:val="17"/>
+              </w:rPr>
+              <w:t xml:space="preserve"/>
+            </w:r>
+          </w:p>
+        </w:tc>
+        <w:tc>
+          <w:tcPr>
+            <w:tcW w:type="dxa" w:w="1300"/>
+            <w:tcBorders>
+              <w:top w:val="single" w:color="7F7F7F" w:sz="4"/>
+              <w:left w:val="single" w:color="7F7F7F" w:sz="4"/>
+              <w:bottom w:val="single" w:color="7F7F7F" w:sz="4"/>
+              <w:right w:val="single" w:color="7F7F7F" w:sz="4"/>
+            </w:tcBorders>
+            <w:tcMar>
+              <w:top w:type="dxa" w:w="40"/>
+              <w:left w:type="dxa" w:w="80"/>
+              <w:bottom w:type="dxa" w:w="40"/>
+              <w:right w:type="dxa" w:w="80"/>
+            </w:tcMar>
+            <w:vAlign w:val="center"/>
+          </w:tcPr>
+          <w:p>
+            <w:pPr>
+              <w:spacing w:after="0" w:before="0"/>
+              <w:jc w:val="left"/>
+            </w:pPr>
+            <w:r>
+              <w:rPr>
+                <w:rFonts w:ascii="Arial" w:cs="Arial" w:eastAsia="Arial" w:hAnsi="Arial"/>
+                <w:sz w:val="17"/>
+                <w:szCs w:val="17"/>
+              </w:rPr>
+              <w:t xml:space="preserve"/>
+            </w:r>
+          </w:p>
+        </w:tc>
+        <w:tc>
+          <w:tcPr>
+            <w:tcW w:type="dxa" w:w="1000"/>
+            <w:tcBorders>
+              <w:top w:val="single" w:color="7F7F7F" w:sz="4"/>
+              <w:left w:val="single" w:color="7F7F7F" w:sz="4"/>
+              <w:bottom w:val="single" w:color="7F7F7F" w:sz="4"/>
+              <w:right w:val="single" w:color="7F7F7F" w:sz="4"/>
+            </w:tcBorders>
+            <w:tcMar>
+              <w:top w:type="dxa" w:w="40"/>
+              <w:left w:type="dxa" w:w="80"/>
+              <w:bottom w:type="dxa" w:w="40"/>
+              <w:right w:type="dxa" w:w="80"/>
+            </w:tcMar>
+            <w:vAlign w:val="center"/>
+          </w:tcPr>
+          <w:p>
+            <w:pPr>
+              <w:spacing w:after="0" w:before="0"/>
+              <w:jc w:val="left"/>
+            </w:pPr>
+            <w:r>
+              <w:rPr>
+                <w:rFonts w:ascii="Arial" w:cs="Arial" w:eastAsia="Arial" w:hAnsi="Arial"/>
+                <w:sz w:val="17"/>
+                <w:szCs w:val="17"/>
+              </w:rPr>
+              <w:t xml:space="preserve"/>
+            </w:r>
+          </w:p>
+        </w:tc>
+        <w:tc>
+          <w:tcPr>
+            <w:tcW w:type="dxa" w:w="1000"/>
+            <w:tcBorders>
+              <w:top w:val="single" w:color="7F7F7F" w:sz="4"/>
+              <w:left w:val="single" w:color="7F7F7F" w:sz="4"/>
+              <w:bottom w:val="single" w:color="7F7F7F" w:sz="4"/>
+              <w:right w:val="single" w:color="7F7F7F" w:sz="4"/>
+            </w:tcBorders>
+            <w:tcMar>
+              <w:top w:type="dxa" w:w="40"/>
+              <w:left w:type="dxa" w:w="80"/>
+              <w:bottom w:type="dxa" w:w="40"/>
+              <w:right w:type="dxa" w:w="80"/>
+            </w:tcMar>
+            <w:vAlign w:val="center"/>
+          </w:tcPr>
+          <w:p>
+            <w:pPr>
+              <w:spacing w:after="0" w:before="0"/>
+              <w:jc w:val="left"/>
+            </w:pPr>
+            <w:r>
+              <w:rPr>
+                <w:rFonts w:ascii="Arial" w:cs="Arial" w:eastAsia="Arial" w:hAnsi="Arial"/>
+                <w:sz w:val="17"/>
+                <w:szCs w:val="17"/>
+              </w:rPr>
+              <w:t xml:space="preserve"/>
+            </w:r>
+          </w:p>
+        </w:tc>
+        <w:tc>
+          <w:tcPr>
+            <w:tcW w:type="dxa" w:w="1000"/>
             <w:tcBorders>
               <w:top w:val="single" w:color="7F7F7F" w:sz="4"/>
               <w:left w:val="single" w:color="7F7F7F" w:sz="4"/>
@@ -3068,231 +2727,7 @@
         </w:tc>
         <w:tc>
           <w:tcPr>
-            <w:tcW w:type="dxa" w:w="1050"/>
-            <w:tcBorders>
-              <w:top w:val="single" w:color="7F7F7F" w:sz="4"/>
-              <w:left w:val="single" w:color="7F7F7F" w:sz="4"/>
-              <w:bottom w:val="single" w:color="7F7F7F" w:sz="4"/>
-              <w:right w:val="single" w:color="7F7F7F" w:sz="4"/>
-            </w:tcBorders>
-            <w:tcMar>
-              <w:top w:type="dxa" w:w="40"/>
-              <w:left w:type="dxa" w:w="80"/>
-              <w:bottom w:type="dxa" w:w="40"/>
-              <w:right w:type="dxa" w:w="80"/>
-            </w:tcMar>
-            <w:vAlign w:val="center"/>
-          </w:tcPr>
-          <w:p>
-            <w:pPr>
-              <w:spacing w:after="0" w:before="0"/>
-              <w:jc w:val="left"/>
-            </w:pPr>
-            <w:r>
-              <w:rPr>
-                <w:rFonts w:ascii="Arial" w:cs="Arial" w:eastAsia="Arial" w:hAnsi="Arial"/>
-                <w:sz w:val="17"/>
-                <w:szCs w:val="17"/>
-              </w:rPr>
-              <w:t xml:space="preserve"/>
-            </w:r>
-          </w:p>
-        </w:tc>
-        <w:tc>
-          <w:tcPr>
-            <w:tcW w:type="dxa" w:w="950"/>
-            <w:tcBorders>
-              <w:top w:val="single" w:color="7F7F7F" w:sz="4"/>
-              <w:left w:val="single" w:color="7F7F7F" w:sz="4"/>
-              <w:bottom w:val="single" w:color="7F7F7F" w:sz="4"/>
-              <w:right w:val="single" w:color="7F7F7F" w:sz="4"/>
-            </w:tcBorders>
-            <w:tcMar>
-              <w:top w:type="dxa" w:w="40"/>
-              <w:left w:type="dxa" w:w="80"/>
-              <w:bottom w:type="dxa" w:w="40"/>
-              <w:right w:type="dxa" w:w="80"/>
-            </w:tcMar>
-            <w:vAlign w:val="center"/>
-          </w:tcPr>
-          <w:p>
-            <w:pPr>
-              <w:spacing w:after="0" w:before="0"/>
-              <w:jc w:val="left"/>
-            </w:pPr>
-            <w:r>
-              <w:rPr>
-                <w:rFonts w:ascii="Arial" w:cs="Arial" w:eastAsia="Arial" w:hAnsi="Arial"/>
-                <w:sz w:val="17"/>
-                <w:szCs w:val="17"/>
-              </w:rPr>
-              <w:t xml:space="preserve"/>
-            </w:r>
-          </w:p>
-        </w:tc>
-        <w:tc>
-          <w:tcPr>
-            <w:tcW w:type="dxa" w:w="1100"/>
-            <w:tcBorders>
-              <w:top w:val="single" w:color="7F7F7F" w:sz="4"/>
-              <w:left w:val="single" w:color="7F7F7F" w:sz="4"/>
-              <w:bottom w:val="single" w:color="7F7F7F" w:sz="4"/>
-              <w:right w:val="single" w:color="7F7F7F" w:sz="4"/>
-            </w:tcBorders>
-            <w:tcMar>
-              <w:top w:type="dxa" w:w="40"/>
-              <w:left w:type="dxa" w:w="80"/>
-              <w:bottom w:type="dxa" w:w="40"/>
-              <w:right w:type="dxa" w:w="80"/>
-            </w:tcMar>
-            <w:vAlign w:val="center"/>
-          </w:tcPr>
-          <w:p>
-            <w:pPr>
-              <w:spacing w:after="0" w:before="0"/>
-              <w:jc w:val="left"/>
-            </w:pPr>
-            <w:r>
-              <w:rPr>
-                <w:rFonts w:ascii="Arial" w:cs="Arial" w:eastAsia="Arial" w:hAnsi="Arial"/>
-                <w:sz w:val="17"/>
-                <w:szCs w:val="17"/>
-              </w:rPr>
-              <w:t xml:space="preserve"/>
-            </w:r>
-          </w:p>
-        </w:tc>
-        <w:tc>
-          <w:tcPr>
-            <w:tcW w:type="dxa" w:w="900"/>
-            <w:tcBorders>
-              <w:top w:val="single" w:color="7F7F7F" w:sz="4"/>
-              <w:left w:val="single" w:color="7F7F7F" w:sz="4"/>
-              <w:bottom w:val="single" w:color="7F7F7F" w:sz="4"/>
-              <w:right w:val="single" w:color="7F7F7F" w:sz="4"/>
-            </w:tcBorders>
-            <w:tcMar>
-              <w:top w:type="dxa" w:w="40"/>
-              <w:left w:type="dxa" w:w="80"/>
-              <w:bottom w:type="dxa" w:w="40"/>
-              <w:right w:type="dxa" w:w="80"/>
-            </w:tcMar>
-            <w:vAlign w:val="center"/>
-          </w:tcPr>
-          <w:p>
-            <w:pPr>
-              <w:spacing w:after="0" w:before="0"/>
-              <w:jc w:val="left"/>
-            </w:pPr>
-            <w:r>
-              <w:rPr>
-                <w:rFonts w:ascii="Arial" w:cs="Arial" w:eastAsia="Arial" w:hAnsi="Arial"/>
-                <w:sz w:val="17"/>
-                <w:szCs w:val="17"/>
-              </w:rPr>
-              <w:t xml:space="preserve"/>
-            </w:r>
-          </w:p>
-        </w:tc>
-        <w:tc>
-          <w:tcPr>
-            <w:tcW w:type="dxa" w:w="900"/>
-            <w:tcBorders>
-              <w:top w:val="single" w:color="7F7F7F" w:sz="4"/>
-              <w:left w:val="single" w:color="7F7F7F" w:sz="4"/>
-              <w:bottom w:val="single" w:color="7F7F7F" w:sz="4"/>
-              <w:right w:val="single" w:color="7F7F7F" w:sz="4"/>
-            </w:tcBorders>
-            <w:tcMar>
-              <w:top w:type="dxa" w:w="40"/>
-              <w:left w:type="dxa" w:w="80"/>
-              <w:bottom w:type="dxa" w:w="40"/>
-              <w:right w:type="dxa" w:w="80"/>
-            </w:tcMar>
-            <w:vAlign w:val="center"/>
-          </w:tcPr>
-          <w:p>
-            <w:pPr>
-              <w:spacing w:after="0" w:before="0"/>
-              <w:jc w:val="left"/>
-            </w:pPr>
-            <w:r>
-              <w:rPr>
-                <w:rFonts w:ascii="Arial" w:cs="Arial" w:eastAsia="Arial" w:hAnsi="Arial"/>
-                <w:sz w:val="17"/>
-                <w:szCs w:val="17"/>
-              </w:rPr>
-              <w:t xml:space="preserve"/>
-            </w:r>
-          </w:p>
-        </w:tc>
-        <w:tc>
-          <w:tcPr>
-            <w:tcW w:type="dxa" w:w="900"/>
-            <w:tcBorders>
-              <w:top w:val="single" w:color="7F7F7F" w:sz="4"/>
-              <w:left w:val="single" w:color="7F7F7F" w:sz="4"/>
-              <w:bottom w:val="single" w:color="7F7F7F" w:sz="4"/>
-              <w:right w:val="single" w:color="7F7F7F" w:sz="4"/>
-            </w:tcBorders>
-            <w:tcMar>
-              <w:top w:type="dxa" w:w="40"/>
-              <w:left w:type="dxa" w:w="80"/>
-              <w:bottom w:type="dxa" w:w="40"/>
-              <w:right w:type="dxa" w:w="80"/>
-            </w:tcMar>
-            <w:vAlign w:val="center"/>
-          </w:tcPr>
-          <w:p>
-            <w:pPr>
-              <w:spacing w:after="0" w:before="0"/>
-              <w:jc w:val="left"/>
-            </w:pPr>
-            <w:r>
-              <w:rPr>
-                <w:rFonts w:ascii="Arial" w:cs="Arial" w:eastAsia="Arial" w:hAnsi="Arial"/>
-                <w:sz w:val="17"/>
-                <w:szCs w:val="17"/>
-              </w:rPr>
-              <w:t xml:space="preserve"/>
-            </w:r>
-          </w:p>
-        </w:tc>
-        <w:tc>
-          <w:tcPr>
-            <w:tcW w:type="dxa" w:w="1000"/>
-            <w:tcBorders>
-              <w:top w:val="single" w:color="7F7F7F" w:sz="4"/>
-              <w:left w:val="single" w:color="7F7F7F" w:sz="4"/>
-              <w:bottom w:val="single" w:color="7F7F7F" w:sz="4"/>
-              <w:right w:val="single" w:color="7F7F7F" w:sz="4"/>
-            </w:tcBorders>
-            <w:tcMar>
-              <w:top w:type="dxa" w:w="40"/>
-              <w:left w:type="dxa" w:w="80"/>
-              <w:bottom w:type="dxa" w:w="40"/>
-              <w:right w:type="dxa" w:w="80"/>
-            </w:tcMar>
-            <w:vAlign w:val="center"/>
-          </w:tcPr>
-          <w:p>
-            <w:pPr>
-              <w:spacing w:after="0" w:before="0"/>
-              <w:jc w:val="left"/>
-            </w:pPr>
-            <w:r>
-              <w:rPr>
-                <w:rFonts w:ascii="Arial" w:cs="Arial" w:eastAsia="Arial" w:hAnsi="Arial"/>
-                <w:sz w:val="17"/>
-                <w:szCs w:val="17"/>
-              </w:rPr>
-              <w:t xml:space="preserve"/>
-            </w:r>
-          </w:p>
-        </w:tc>
-        <w:tc>
-          <w:tcPr>
-            <w:tcW w:type="dxa" w:w="2500"/>
+            <w:tcW w:type="dxa" w:w="2600"/>
             <w:tcBorders>
               <w:top w:val="single" w:color="7F7F7F" w:sz="4"/>
               <w:left w:val="single" w:color="7F7F7F" w:sz="4"/>
@@ -3324,7 +2759,7 @@
         </w:tc>
         <w:tc>
           <w:tcPr>
-            <w:tcW w:type="dxa" w:w="1954"/>
+            <w:tcW w:type="dxa" w:w="2054"/>
             <w:tcBorders>
               <w:top w:val="single" w:color="7F7F7F" w:sz="4"/>
               <w:left w:val="single" w:color="7F7F7F" w:sz="4"/>
@@ -3358,11 +2793,11 @@
       <w:tr>
         <w:trPr>
           <w:cantSplit/>
-          <w:trHeight w:val="500" w:hRule="atLeast"/>
+          <w:trHeight w:val="540" w:hRule="atLeast"/>
         </w:trPr>
         <w:tc>
           <w:tcPr>
-            <w:tcW w:type="dxa" w:w="1350"/>
+            <w:tcW w:type="dxa" w:w="1500"/>
             <w:tcBorders>
               <w:top w:val="single" w:color="7F7F7F" w:sz="4"/>
               <w:left w:val="single" w:color="7F7F7F" w:sz="4"/>
@@ -3388,13 +2823,13 @@
                 <w:sz w:val="15"/>
                 <w:szCs w:val="15"/>
               </w:rPr>
-              <w:t xml:space="preserve">4.  S___ / M___</w:t>
-            </w:r>
-          </w:p>
-        </w:tc>
-        <w:tc>
-          <w:tcPr>
-            <w:tcW w:type="dxa" w:w="1050"/>
+              <w:t xml:space="preserve">4.  S____ / M____</w:t>
+            </w:r>
+          </w:p>
+        </w:tc>
+        <w:tc>
+          <w:tcPr>
+            <w:tcW w:type="dxa" w:w="1150"/>
             <w:tcBorders>
               <w:top w:val="single" w:color="7F7F7F" w:sz="4"/>
               <w:left w:val="single" w:color="7F7F7F" w:sz="4"/>
@@ -3426,7 +2861,167 @@
         </w:tc>
         <w:tc>
           <w:tcPr>
-            <w:tcW w:type="dxa" w:w="950"/>
+            <w:tcW w:type="dxa" w:w="1500"/>
+            <w:tcBorders>
+              <w:top w:val="single" w:color="7F7F7F" w:sz="4"/>
+              <w:left w:val="single" w:color="7F7F7F" w:sz="4"/>
+              <w:bottom w:val="single" w:color="7F7F7F" w:sz="4"/>
+              <w:right w:val="single" w:color="7F7F7F" w:sz="4"/>
+            </w:tcBorders>
+            <w:tcMar>
+              <w:top w:type="dxa" w:w="40"/>
+              <w:left w:type="dxa" w:w="80"/>
+              <w:bottom w:type="dxa" w:w="40"/>
+              <w:right w:type="dxa" w:w="80"/>
+            </w:tcMar>
+            <w:vAlign w:val="center"/>
+          </w:tcPr>
+          <w:p>
+            <w:pPr>
+              <w:spacing w:after="0" w:before="0"/>
+              <w:jc w:val="left"/>
+            </w:pPr>
+            <w:r>
+              <w:rPr>
+                <w:rFonts w:ascii="Arial" w:cs="Arial" w:eastAsia="Arial" w:hAnsi="Arial"/>
+                <w:sz w:val="17"/>
+                <w:szCs w:val="17"/>
+              </w:rPr>
+              <w:t xml:space="preserve"/>
+            </w:r>
+          </w:p>
+        </w:tc>
+        <w:tc>
+          <w:tcPr>
+            <w:tcW w:type="dxa" w:w="1500"/>
+            <w:tcBorders>
+              <w:top w:val="single" w:color="7F7F7F" w:sz="4"/>
+              <w:left w:val="single" w:color="7F7F7F" w:sz="4"/>
+              <w:bottom w:val="single" w:color="7F7F7F" w:sz="4"/>
+              <w:right w:val="single" w:color="7F7F7F" w:sz="4"/>
+            </w:tcBorders>
+            <w:tcMar>
+              <w:top w:type="dxa" w:w="40"/>
+              <w:left w:type="dxa" w:w="80"/>
+              <w:bottom w:type="dxa" w:w="40"/>
+              <w:right w:type="dxa" w:w="80"/>
+            </w:tcMar>
+            <w:vAlign w:val="center"/>
+          </w:tcPr>
+          <w:p>
+            <w:pPr>
+              <w:spacing w:after="0" w:before="0"/>
+              <w:jc w:val="left"/>
+            </w:pPr>
+            <w:r>
+              <w:rPr>
+                <w:rFonts w:ascii="Arial" w:cs="Arial" w:eastAsia="Arial" w:hAnsi="Arial"/>
+                <w:sz w:val="17"/>
+                <w:szCs w:val="17"/>
+              </w:rPr>
+              <w:t xml:space="preserve"/>
+            </w:r>
+          </w:p>
+        </w:tc>
+        <w:tc>
+          <w:tcPr>
+            <w:tcW w:type="dxa" w:w="1300"/>
+            <w:tcBorders>
+              <w:top w:val="single" w:color="7F7F7F" w:sz="4"/>
+              <w:left w:val="single" w:color="7F7F7F" w:sz="4"/>
+              <w:bottom w:val="single" w:color="7F7F7F" w:sz="4"/>
+              <w:right w:val="single" w:color="7F7F7F" w:sz="4"/>
+            </w:tcBorders>
+            <w:tcMar>
+              <w:top w:type="dxa" w:w="40"/>
+              <w:left w:type="dxa" w:w="80"/>
+              <w:bottom w:type="dxa" w:w="40"/>
+              <w:right w:type="dxa" w:w="80"/>
+            </w:tcMar>
+            <w:vAlign w:val="center"/>
+          </w:tcPr>
+          <w:p>
+            <w:pPr>
+              <w:spacing w:after="0" w:before="0"/>
+              <w:jc w:val="left"/>
+            </w:pPr>
+            <w:r>
+              <w:rPr>
+                <w:rFonts w:ascii="Arial" w:cs="Arial" w:eastAsia="Arial" w:hAnsi="Arial"/>
+                <w:sz w:val="17"/>
+                <w:szCs w:val="17"/>
+              </w:rPr>
+              <w:t xml:space="preserve"/>
+            </w:r>
+          </w:p>
+        </w:tc>
+        <w:tc>
+          <w:tcPr>
+            <w:tcW w:type="dxa" w:w="1000"/>
+            <w:tcBorders>
+              <w:top w:val="single" w:color="7F7F7F" w:sz="4"/>
+              <w:left w:val="single" w:color="7F7F7F" w:sz="4"/>
+              <w:bottom w:val="single" w:color="7F7F7F" w:sz="4"/>
+              <w:right w:val="single" w:color="7F7F7F" w:sz="4"/>
+            </w:tcBorders>
+            <w:tcMar>
+              <w:top w:type="dxa" w:w="40"/>
+              <w:left w:type="dxa" w:w="80"/>
+              <w:bottom w:type="dxa" w:w="40"/>
+              <w:right w:type="dxa" w:w="80"/>
+            </w:tcMar>
+            <w:vAlign w:val="center"/>
+          </w:tcPr>
+          <w:p>
+            <w:pPr>
+              <w:spacing w:after="0" w:before="0"/>
+              <w:jc w:val="left"/>
+            </w:pPr>
+            <w:r>
+              <w:rPr>
+                <w:rFonts w:ascii="Arial" w:cs="Arial" w:eastAsia="Arial" w:hAnsi="Arial"/>
+                <w:sz w:val="17"/>
+                <w:szCs w:val="17"/>
+              </w:rPr>
+              <w:t xml:space="preserve"/>
+            </w:r>
+          </w:p>
+        </w:tc>
+        <w:tc>
+          <w:tcPr>
+            <w:tcW w:type="dxa" w:w="1000"/>
+            <w:tcBorders>
+              <w:top w:val="single" w:color="7F7F7F" w:sz="4"/>
+              <w:left w:val="single" w:color="7F7F7F" w:sz="4"/>
+              <w:bottom w:val="single" w:color="7F7F7F" w:sz="4"/>
+              <w:right w:val="single" w:color="7F7F7F" w:sz="4"/>
+            </w:tcBorders>
+            <w:tcMar>
+              <w:top w:type="dxa" w:w="40"/>
+              <w:left w:type="dxa" w:w="80"/>
+              <w:bottom w:type="dxa" w:w="40"/>
+              <w:right w:type="dxa" w:w="80"/>
+            </w:tcMar>
+            <w:vAlign w:val="center"/>
+          </w:tcPr>
+          <w:p>
+            <w:pPr>
+              <w:spacing w:after="0" w:before="0"/>
+              <w:jc w:val="left"/>
+            </w:pPr>
+            <w:r>
+              <w:rPr>
+                <w:rFonts w:ascii="Arial" w:cs="Arial" w:eastAsia="Arial" w:hAnsi="Arial"/>
+                <w:sz w:val="17"/>
+                <w:szCs w:val="17"/>
+              </w:rPr>
+              <w:t xml:space="preserve"/>
+            </w:r>
+          </w:p>
+        </w:tc>
+        <w:tc>
+          <w:tcPr>
+            <w:tcW w:type="dxa" w:w="1000"/>
             <w:tcBorders>
               <w:top w:val="single" w:color="7F7F7F" w:sz="4"/>
               <w:left w:val="single" w:color="7F7F7F" w:sz="4"/>
@@ -3490,231 +3085,7 @@
         </w:tc>
         <w:tc>
           <w:tcPr>
-            <w:tcW w:type="dxa" w:w="1050"/>
-            <w:tcBorders>
-              <w:top w:val="single" w:color="7F7F7F" w:sz="4"/>
-              <w:left w:val="single" w:color="7F7F7F" w:sz="4"/>
-              <w:bottom w:val="single" w:color="7F7F7F" w:sz="4"/>
-              <w:right w:val="single" w:color="7F7F7F" w:sz="4"/>
-            </w:tcBorders>
-            <w:tcMar>
-              <w:top w:type="dxa" w:w="40"/>
-              <w:left w:type="dxa" w:w="80"/>
-              <w:bottom w:type="dxa" w:w="40"/>
-              <w:right w:type="dxa" w:w="80"/>
-            </w:tcMar>
-            <w:vAlign w:val="center"/>
-          </w:tcPr>
-          <w:p>
-            <w:pPr>
-              <w:spacing w:after="0" w:before="0"/>
-              <w:jc w:val="left"/>
-            </w:pPr>
-            <w:r>
-              <w:rPr>
-                <w:rFonts w:ascii="Arial" w:cs="Arial" w:eastAsia="Arial" w:hAnsi="Arial"/>
-                <w:sz w:val="17"/>
-                <w:szCs w:val="17"/>
-              </w:rPr>
-              <w:t xml:space="preserve"/>
-            </w:r>
-          </w:p>
-        </w:tc>
-        <w:tc>
-          <w:tcPr>
-            <w:tcW w:type="dxa" w:w="950"/>
-            <w:tcBorders>
-              <w:top w:val="single" w:color="7F7F7F" w:sz="4"/>
-              <w:left w:val="single" w:color="7F7F7F" w:sz="4"/>
-              <w:bottom w:val="single" w:color="7F7F7F" w:sz="4"/>
-              <w:right w:val="single" w:color="7F7F7F" w:sz="4"/>
-            </w:tcBorders>
-            <w:tcMar>
-              <w:top w:type="dxa" w:w="40"/>
-              <w:left w:type="dxa" w:w="80"/>
-              <w:bottom w:type="dxa" w:w="40"/>
-              <w:right w:type="dxa" w:w="80"/>
-            </w:tcMar>
-            <w:vAlign w:val="center"/>
-          </w:tcPr>
-          <w:p>
-            <w:pPr>
-              <w:spacing w:after="0" w:before="0"/>
-              <w:jc w:val="left"/>
-            </w:pPr>
-            <w:r>
-              <w:rPr>
-                <w:rFonts w:ascii="Arial" w:cs="Arial" w:eastAsia="Arial" w:hAnsi="Arial"/>
-                <w:sz w:val="17"/>
-                <w:szCs w:val="17"/>
-              </w:rPr>
-              <w:t xml:space="preserve"/>
-            </w:r>
-          </w:p>
-        </w:tc>
-        <w:tc>
-          <w:tcPr>
-            <w:tcW w:type="dxa" w:w="1100"/>
-            <w:tcBorders>
-              <w:top w:val="single" w:color="7F7F7F" w:sz="4"/>
-              <w:left w:val="single" w:color="7F7F7F" w:sz="4"/>
-              <w:bottom w:val="single" w:color="7F7F7F" w:sz="4"/>
-              <w:right w:val="single" w:color="7F7F7F" w:sz="4"/>
-            </w:tcBorders>
-            <w:tcMar>
-              <w:top w:type="dxa" w:w="40"/>
-              <w:left w:type="dxa" w:w="80"/>
-              <w:bottom w:type="dxa" w:w="40"/>
-              <w:right w:type="dxa" w:w="80"/>
-            </w:tcMar>
-            <w:vAlign w:val="center"/>
-          </w:tcPr>
-          <w:p>
-            <w:pPr>
-              <w:spacing w:after="0" w:before="0"/>
-              <w:jc w:val="left"/>
-            </w:pPr>
-            <w:r>
-              <w:rPr>
-                <w:rFonts w:ascii="Arial" w:cs="Arial" w:eastAsia="Arial" w:hAnsi="Arial"/>
-                <w:sz w:val="17"/>
-                <w:szCs w:val="17"/>
-              </w:rPr>
-              <w:t xml:space="preserve"/>
-            </w:r>
-          </w:p>
-        </w:tc>
-        <w:tc>
-          <w:tcPr>
-            <w:tcW w:type="dxa" w:w="900"/>
-            <w:tcBorders>
-              <w:top w:val="single" w:color="7F7F7F" w:sz="4"/>
-              <w:left w:val="single" w:color="7F7F7F" w:sz="4"/>
-              <w:bottom w:val="single" w:color="7F7F7F" w:sz="4"/>
-              <w:right w:val="single" w:color="7F7F7F" w:sz="4"/>
-            </w:tcBorders>
-            <w:tcMar>
-              <w:top w:type="dxa" w:w="40"/>
-              <w:left w:type="dxa" w:w="80"/>
-              <w:bottom w:type="dxa" w:w="40"/>
-              <w:right w:type="dxa" w:w="80"/>
-            </w:tcMar>
-            <w:vAlign w:val="center"/>
-          </w:tcPr>
-          <w:p>
-            <w:pPr>
-              <w:spacing w:after="0" w:before="0"/>
-              <w:jc w:val="left"/>
-            </w:pPr>
-            <w:r>
-              <w:rPr>
-                <w:rFonts w:ascii="Arial" w:cs="Arial" w:eastAsia="Arial" w:hAnsi="Arial"/>
-                <w:sz w:val="17"/>
-                <w:szCs w:val="17"/>
-              </w:rPr>
-              <w:t xml:space="preserve"/>
-            </w:r>
-          </w:p>
-        </w:tc>
-        <w:tc>
-          <w:tcPr>
-            <w:tcW w:type="dxa" w:w="900"/>
-            <w:tcBorders>
-              <w:top w:val="single" w:color="7F7F7F" w:sz="4"/>
-              <w:left w:val="single" w:color="7F7F7F" w:sz="4"/>
-              <w:bottom w:val="single" w:color="7F7F7F" w:sz="4"/>
-              <w:right w:val="single" w:color="7F7F7F" w:sz="4"/>
-            </w:tcBorders>
-            <w:tcMar>
-              <w:top w:type="dxa" w:w="40"/>
-              <w:left w:type="dxa" w:w="80"/>
-              <w:bottom w:type="dxa" w:w="40"/>
-              <w:right w:type="dxa" w:w="80"/>
-            </w:tcMar>
-            <w:vAlign w:val="center"/>
-          </w:tcPr>
-          <w:p>
-            <w:pPr>
-              <w:spacing w:after="0" w:before="0"/>
-              <w:jc w:val="left"/>
-            </w:pPr>
-            <w:r>
-              <w:rPr>
-                <w:rFonts w:ascii="Arial" w:cs="Arial" w:eastAsia="Arial" w:hAnsi="Arial"/>
-                <w:sz w:val="17"/>
-                <w:szCs w:val="17"/>
-              </w:rPr>
-              <w:t xml:space="preserve"/>
-            </w:r>
-          </w:p>
-        </w:tc>
-        <w:tc>
-          <w:tcPr>
-            <w:tcW w:type="dxa" w:w="900"/>
-            <w:tcBorders>
-              <w:top w:val="single" w:color="7F7F7F" w:sz="4"/>
-              <w:left w:val="single" w:color="7F7F7F" w:sz="4"/>
-              <w:bottom w:val="single" w:color="7F7F7F" w:sz="4"/>
-              <w:right w:val="single" w:color="7F7F7F" w:sz="4"/>
-            </w:tcBorders>
-            <w:tcMar>
-              <w:top w:type="dxa" w:w="40"/>
-              <w:left w:type="dxa" w:w="80"/>
-              <w:bottom w:type="dxa" w:w="40"/>
-              <w:right w:type="dxa" w:w="80"/>
-            </w:tcMar>
-            <w:vAlign w:val="center"/>
-          </w:tcPr>
-          <w:p>
-            <w:pPr>
-              <w:spacing w:after="0" w:before="0"/>
-              <w:jc w:val="left"/>
-            </w:pPr>
-            <w:r>
-              <w:rPr>
-                <w:rFonts w:ascii="Arial" w:cs="Arial" w:eastAsia="Arial" w:hAnsi="Arial"/>
-                <w:sz w:val="17"/>
-                <w:szCs w:val="17"/>
-              </w:rPr>
-              <w:t xml:space="preserve"/>
-            </w:r>
-          </w:p>
-        </w:tc>
-        <w:tc>
-          <w:tcPr>
-            <w:tcW w:type="dxa" w:w="1000"/>
-            <w:tcBorders>
-              <w:top w:val="single" w:color="7F7F7F" w:sz="4"/>
-              <w:left w:val="single" w:color="7F7F7F" w:sz="4"/>
-              <w:bottom w:val="single" w:color="7F7F7F" w:sz="4"/>
-              <w:right w:val="single" w:color="7F7F7F" w:sz="4"/>
-            </w:tcBorders>
-            <w:tcMar>
-              <w:top w:type="dxa" w:w="40"/>
-              <w:left w:type="dxa" w:w="80"/>
-              <w:bottom w:type="dxa" w:w="40"/>
-              <w:right w:type="dxa" w:w="80"/>
-            </w:tcMar>
-            <w:vAlign w:val="center"/>
-          </w:tcPr>
-          <w:p>
-            <w:pPr>
-              <w:spacing w:after="0" w:before="0"/>
-              <w:jc w:val="left"/>
-            </w:pPr>
-            <w:r>
-              <w:rPr>
-                <w:rFonts w:ascii="Arial" w:cs="Arial" w:eastAsia="Arial" w:hAnsi="Arial"/>
-                <w:sz w:val="17"/>
-                <w:szCs w:val="17"/>
-              </w:rPr>
-              <w:t xml:space="preserve"/>
-            </w:r>
-          </w:p>
-        </w:tc>
-        <w:tc>
-          <w:tcPr>
-            <w:tcW w:type="dxa" w:w="2500"/>
+            <w:tcW w:type="dxa" w:w="2600"/>
             <w:tcBorders>
               <w:top w:val="single" w:color="7F7F7F" w:sz="4"/>
               <w:left w:val="single" w:color="7F7F7F" w:sz="4"/>
@@ -3746,7 +3117,7 @@
         </w:tc>
         <w:tc>
           <w:tcPr>
-            <w:tcW w:type="dxa" w:w="1954"/>
+            <w:tcW w:type="dxa" w:w="2054"/>
             <w:tcBorders>
               <w:top w:val="single" w:color="7F7F7F" w:sz="4"/>
               <w:left w:val="single" w:color="7F7F7F" w:sz="4"/>
@@ -3780,11 +3151,11 @@
       <w:tr>
         <w:trPr>
           <w:cantSplit/>
-          <w:trHeight w:val="500" w:hRule="atLeast"/>
+          <w:trHeight w:val="540" w:hRule="atLeast"/>
         </w:trPr>
         <w:tc>
           <w:tcPr>
-            <w:tcW w:type="dxa" w:w="1350"/>
+            <w:tcW w:type="dxa" w:w="1500"/>
             <w:tcBorders>
               <w:top w:val="single" w:color="7F7F7F" w:sz="4"/>
               <w:left w:val="single" w:color="7F7F7F" w:sz="4"/>
@@ -3810,13 +3181,13 @@
                 <w:sz w:val="15"/>
                 <w:szCs w:val="15"/>
               </w:rPr>
-              <w:t xml:space="preserve">5.  S___ / M___</w:t>
-            </w:r>
-          </w:p>
-        </w:tc>
-        <w:tc>
-          <w:tcPr>
-            <w:tcW w:type="dxa" w:w="1050"/>
+              <w:t xml:space="preserve">5.  S____ / M____</w:t>
+            </w:r>
+          </w:p>
+        </w:tc>
+        <w:tc>
+          <w:tcPr>
+            <w:tcW w:type="dxa" w:w="1150"/>
             <w:tcBorders>
               <w:top w:val="single" w:color="7F7F7F" w:sz="4"/>
               <w:left w:val="single" w:color="7F7F7F" w:sz="4"/>
@@ -3848,7 +3219,167 @@
         </w:tc>
         <w:tc>
           <w:tcPr>
-            <w:tcW w:type="dxa" w:w="950"/>
+            <w:tcW w:type="dxa" w:w="1500"/>
+            <w:tcBorders>
+              <w:top w:val="single" w:color="7F7F7F" w:sz="4"/>
+              <w:left w:val="single" w:color="7F7F7F" w:sz="4"/>
+              <w:bottom w:val="single" w:color="7F7F7F" w:sz="4"/>
+              <w:right w:val="single" w:color="7F7F7F" w:sz="4"/>
+            </w:tcBorders>
+            <w:tcMar>
+              <w:top w:type="dxa" w:w="40"/>
+              <w:left w:type="dxa" w:w="80"/>
+              <w:bottom w:type="dxa" w:w="40"/>
+              <w:right w:type="dxa" w:w="80"/>
+            </w:tcMar>
+            <w:vAlign w:val="center"/>
+          </w:tcPr>
+          <w:p>
+            <w:pPr>
+              <w:spacing w:after="0" w:before="0"/>
+              <w:jc w:val="left"/>
+            </w:pPr>
+            <w:r>
+              <w:rPr>
+                <w:rFonts w:ascii="Arial" w:cs="Arial" w:eastAsia="Arial" w:hAnsi="Arial"/>
+                <w:sz w:val="17"/>
+                <w:szCs w:val="17"/>
+              </w:rPr>
+              <w:t xml:space="preserve"/>
+            </w:r>
+          </w:p>
+        </w:tc>
+        <w:tc>
+          <w:tcPr>
+            <w:tcW w:type="dxa" w:w="1500"/>
+            <w:tcBorders>
+              <w:top w:val="single" w:color="7F7F7F" w:sz="4"/>
+              <w:left w:val="single" w:color="7F7F7F" w:sz="4"/>
+              <w:bottom w:val="single" w:color="7F7F7F" w:sz="4"/>
+              <w:right w:val="single" w:color="7F7F7F" w:sz="4"/>
+            </w:tcBorders>
+            <w:tcMar>
+              <w:top w:type="dxa" w:w="40"/>
+              <w:left w:type="dxa" w:w="80"/>
+              <w:bottom w:type="dxa" w:w="40"/>
+              <w:right w:type="dxa" w:w="80"/>
+            </w:tcMar>
+            <w:vAlign w:val="center"/>
+          </w:tcPr>
+          <w:p>
+            <w:pPr>
+              <w:spacing w:after="0" w:before="0"/>
+              <w:jc w:val="left"/>
+            </w:pPr>
+            <w:r>
+              <w:rPr>
+                <w:rFonts w:ascii="Arial" w:cs="Arial" w:eastAsia="Arial" w:hAnsi="Arial"/>
+                <w:sz w:val="17"/>
+                <w:szCs w:val="17"/>
+              </w:rPr>
+              <w:t xml:space="preserve"/>
+            </w:r>
+          </w:p>
+        </w:tc>
+        <w:tc>
+          <w:tcPr>
+            <w:tcW w:type="dxa" w:w="1300"/>
+            <w:tcBorders>
+              <w:top w:val="single" w:color="7F7F7F" w:sz="4"/>
+              <w:left w:val="single" w:color="7F7F7F" w:sz="4"/>
+              <w:bottom w:val="single" w:color="7F7F7F" w:sz="4"/>
+              <w:right w:val="single" w:color="7F7F7F" w:sz="4"/>
+            </w:tcBorders>
+            <w:tcMar>
+              <w:top w:type="dxa" w:w="40"/>
+              <w:left w:type="dxa" w:w="80"/>
+              <w:bottom w:type="dxa" w:w="40"/>
+              <w:right w:type="dxa" w:w="80"/>
+            </w:tcMar>
+            <w:vAlign w:val="center"/>
+          </w:tcPr>
+          <w:p>
+            <w:pPr>
+              <w:spacing w:after="0" w:before="0"/>
+              <w:jc w:val="left"/>
+            </w:pPr>
+            <w:r>
+              <w:rPr>
+                <w:rFonts w:ascii="Arial" w:cs="Arial" w:eastAsia="Arial" w:hAnsi="Arial"/>
+                <w:sz w:val="17"/>
+                <w:szCs w:val="17"/>
+              </w:rPr>
+              <w:t xml:space="preserve"/>
+            </w:r>
+          </w:p>
+        </w:tc>
+        <w:tc>
+          <w:tcPr>
+            <w:tcW w:type="dxa" w:w="1000"/>
+            <w:tcBorders>
+              <w:top w:val="single" w:color="7F7F7F" w:sz="4"/>
+              <w:left w:val="single" w:color="7F7F7F" w:sz="4"/>
+              <w:bottom w:val="single" w:color="7F7F7F" w:sz="4"/>
+              <w:right w:val="single" w:color="7F7F7F" w:sz="4"/>
+            </w:tcBorders>
+            <w:tcMar>
+              <w:top w:type="dxa" w:w="40"/>
+              <w:left w:type="dxa" w:w="80"/>
+              <w:bottom w:type="dxa" w:w="40"/>
+              <w:right w:type="dxa" w:w="80"/>
+            </w:tcMar>
+            <w:vAlign w:val="center"/>
+          </w:tcPr>
+          <w:p>
+            <w:pPr>
+              <w:spacing w:after="0" w:before="0"/>
+              <w:jc w:val="left"/>
+            </w:pPr>
+            <w:r>
+              <w:rPr>
+                <w:rFonts w:ascii="Arial" w:cs="Arial" w:eastAsia="Arial" w:hAnsi="Arial"/>
+                <w:sz w:val="17"/>
+                <w:szCs w:val="17"/>
+              </w:rPr>
+              <w:t xml:space="preserve"/>
+            </w:r>
+          </w:p>
+        </w:tc>
+        <w:tc>
+          <w:tcPr>
+            <w:tcW w:type="dxa" w:w="1000"/>
+            <w:tcBorders>
+              <w:top w:val="single" w:color="7F7F7F" w:sz="4"/>
+              <w:left w:val="single" w:color="7F7F7F" w:sz="4"/>
+              <w:bottom w:val="single" w:color="7F7F7F" w:sz="4"/>
+              <w:right w:val="single" w:color="7F7F7F" w:sz="4"/>
+            </w:tcBorders>
+            <w:tcMar>
+              <w:top w:type="dxa" w:w="40"/>
+              <w:left w:type="dxa" w:w="80"/>
+              <w:bottom w:type="dxa" w:w="40"/>
+              <w:right w:type="dxa" w:w="80"/>
+            </w:tcMar>
+            <w:vAlign w:val="center"/>
+          </w:tcPr>
+          <w:p>
+            <w:pPr>
+              <w:spacing w:after="0" w:before="0"/>
+              <w:jc w:val="left"/>
+            </w:pPr>
+            <w:r>
+              <w:rPr>
+                <w:rFonts w:ascii="Arial" w:cs="Arial" w:eastAsia="Arial" w:hAnsi="Arial"/>
+                <w:sz w:val="17"/>
+                <w:szCs w:val="17"/>
+              </w:rPr>
+              <w:t xml:space="preserve"/>
+            </w:r>
+          </w:p>
+        </w:tc>
+        <w:tc>
+          <w:tcPr>
+            <w:tcW w:type="dxa" w:w="1000"/>
             <w:tcBorders>
               <w:top w:val="single" w:color="7F7F7F" w:sz="4"/>
               <w:left w:val="single" w:color="7F7F7F" w:sz="4"/>
@@ -3912,231 +3443,7 @@
         </w:tc>
         <w:tc>
           <w:tcPr>
-            <w:tcW w:type="dxa" w:w="1050"/>
-            <w:tcBorders>
-              <w:top w:val="single" w:color="7F7F7F" w:sz="4"/>
-              <w:left w:val="single" w:color="7F7F7F" w:sz="4"/>
-              <w:bottom w:val="single" w:color="7F7F7F" w:sz="4"/>
-              <w:right w:val="single" w:color="7F7F7F" w:sz="4"/>
-            </w:tcBorders>
-            <w:tcMar>
-              <w:top w:type="dxa" w:w="40"/>
-              <w:left w:type="dxa" w:w="80"/>
-              <w:bottom w:type="dxa" w:w="40"/>
-              <w:right w:type="dxa" w:w="80"/>
-            </w:tcMar>
-            <w:vAlign w:val="center"/>
-          </w:tcPr>
-          <w:p>
-            <w:pPr>
-              <w:spacing w:after="0" w:before="0"/>
-              <w:jc w:val="left"/>
-            </w:pPr>
-            <w:r>
-              <w:rPr>
-                <w:rFonts w:ascii="Arial" w:cs="Arial" w:eastAsia="Arial" w:hAnsi="Arial"/>
-                <w:sz w:val="17"/>
-                <w:szCs w:val="17"/>
-              </w:rPr>
-              <w:t xml:space="preserve"/>
-            </w:r>
-          </w:p>
-        </w:tc>
-        <w:tc>
-          <w:tcPr>
-            <w:tcW w:type="dxa" w:w="950"/>
-            <w:tcBorders>
-              <w:top w:val="single" w:color="7F7F7F" w:sz="4"/>
-              <w:left w:val="single" w:color="7F7F7F" w:sz="4"/>
-              <w:bottom w:val="single" w:color="7F7F7F" w:sz="4"/>
-              <w:right w:val="single" w:color="7F7F7F" w:sz="4"/>
-            </w:tcBorders>
-            <w:tcMar>
-              <w:top w:type="dxa" w:w="40"/>
-              <w:left w:type="dxa" w:w="80"/>
-              <w:bottom w:type="dxa" w:w="40"/>
-              <w:right w:type="dxa" w:w="80"/>
-            </w:tcMar>
-            <w:vAlign w:val="center"/>
-          </w:tcPr>
-          <w:p>
-            <w:pPr>
-              <w:spacing w:after="0" w:before="0"/>
-              <w:jc w:val="left"/>
-            </w:pPr>
-            <w:r>
-              <w:rPr>
-                <w:rFonts w:ascii="Arial" w:cs="Arial" w:eastAsia="Arial" w:hAnsi="Arial"/>
-                <w:sz w:val="17"/>
-                <w:szCs w:val="17"/>
-              </w:rPr>
-              <w:t xml:space="preserve"/>
-            </w:r>
-          </w:p>
-        </w:tc>
-        <w:tc>
-          <w:tcPr>
-            <w:tcW w:type="dxa" w:w="1100"/>
-            <w:tcBorders>
-              <w:top w:val="single" w:color="7F7F7F" w:sz="4"/>
-              <w:left w:val="single" w:color="7F7F7F" w:sz="4"/>
-              <w:bottom w:val="single" w:color="7F7F7F" w:sz="4"/>
-              <w:right w:val="single" w:color="7F7F7F" w:sz="4"/>
-            </w:tcBorders>
-            <w:tcMar>
-              <w:top w:type="dxa" w:w="40"/>
-              <w:left w:type="dxa" w:w="80"/>
-              <w:bottom w:type="dxa" w:w="40"/>
-              <w:right w:type="dxa" w:w="80"/>
-            </w:tcMar>
-            <w:vAlign w:val="center"/>
-          </w:tcPr>
-          <w:p>
-            <w:pPr>
-              <w:spacing w:after="0" w:before="0"/>
-              <w:jc w:val="left"/>
-            </w:pPr>
-            <w:r>
-              <w:rPr>
-                <w:rFonts w:ascii="Arial" w:cs="Arial" w:eastAsia="Arial" w:hAnsi="Arial"/>
-                <w:sz w:val="17"/>
-                <w:szCs w:val="17"/>
-              </w:rPr>
-              <w:t xml:space="preserve"/>
-            </w:r>
-          </w:p>
-        </w:tc>
-        <w:tc>
-          <w:tcPr>
-            <w:tcW w:type="dxa" w:w="900"/>
-            <w:tcBorders>
-              <w:top w:val="single" w:color="7F7F7F" w:sz="4"/>
-              <w:left w:val="single" w:color="7F7F7F" w:sz="4"/>
-              <w:bottom w:val="single" w:color="7F7F7F" w:sz="4"/>
-              <w:right w:val="single" w:color="7F7F7F" w:sz="4"/>
-            </w:tcBorders>
-            <w:tcMar>
-              <w:top w:type="dxa" w:w="40"/>
-              <w:left w:type="dxa" w:w="80"/>
-              <w:bottom w:type="dxa" w:w="40"/>
-              <w:right w:type="dxa" w:w="80"/>
-            </w:tcMar>
-            <w:vAlign w:val="center"/>
-          </w:tcPr>
-          <w:p>
-            <w:pPr>
-              <w:spacing w:after="0" w:before="0"/>
-              <w:jc w:val="left"/>
-            </w:pPr>
-            <w:r>
-              <w:rPr>
-                <w:rFonts w:ascii="Arial" w:cs="Arial" w:eastAsia="Arial" w:hAnsi="Arial"/>
-                <w:sz w:val="17"/>
-                <w:szCs w:val="17"/>
-              </w:rPr>
-              <w:t xml:space="preserve"/>
-            </w:r>
-          </w:p>
-        </w:tc>
-        <w:tc>
-          <w:tcPr>
-            <w:tcW w:type="dxa" w:w="900"/>
-            <w:tcBorders>
-              <w:top w:val="single" w:color="7F7F7F" w:sz="4"/>
-              <w:left w:val="single" w:color="7F7F7F" w:sz="4"/>
-              <w:bottom w:val="single" w:color="7F7F7F" w:sz="4"/>
-              <w:right w:val="single" w:color="7F7F7F" w:sz="4"/>
-            </w:tcBorders>
-            <w:tcMar>
-              <w:top w:type="dxa" w:w="40"/>
-              <w:left w:type="dxa" w:w="80"/>
-              <w:bottom w:type="dxa" w:w="40"/>
-              <w:right w:type="dxa" w:w="80"/>
-            </w:tcMar>
-            <w:vAlign w:val="center"/>
-          </w:tcPr>
-          <w:p>
-            <w:pPr>
-              <w:spacing w:after="0" w:before="0"/>
-              <w:jc w:val="left"/>
-            </w:pPr>
-            <w:r>
-              <w:rPr>
-                <w:rFonts w:ascii="Arial" w:cs="Arial" w:eastAsia="Arial" w:hAnsi="Arial"/>
-                <w:sz w:val="17"/>
-                <w:szCs w:val="17"/>
-              </w:rPr>
-              <w:t xml:space="preserve"/>
-            </w:r>
-          </w:p>
-        </w:tc>
-        <w:tc>
-          <w:tcPr>
-            <w:tcW w:type="dxa" w:w="900"/>
-            <w:tcBorders>
-              <w:top w:val="single" w:color="7F7F7F" w:sz="4"/>
-              <w:left w:val="single" w:color="7F7F7F" w:sz="4"/>
-              <w:bottom w:val="single" w:color="7F7F7F" w:sz="4"/>
-              <w:right w:val="single" w:color="7F7F7F" w:sz="4"/>
-            </w:tcBorders>
-            <w:tcMar>
-              <w:top w:type="dxa" w:w="40"/>
-              <w:left w:type="dxa" w:w="80"/>
-              <w:bottom w:type="dxa" w:w="40"/>
-              <w:right w:type="dxa" w:w="80"/>
-            </w:tcMar>
-            <w:vAlign w:val="center"/>
-          </w:tcPr>
-          <w:p>
-            <w:pPr>
-              <w:spacing w:after="0" w:before="0"/>
-              <w:jc w:val="left"/>
-            </w:pPr>
-            <w:r>
-              <w:rPr>
-                <w:rFonts w:ascii="Arial" w:cs="Arial" w:eastAsia="Arial" w:hAnsi="Arial"/>
-                <w:sz w:val="17"/>
-                <w:szCs w:val="17"/>
-              </w:rPr>
-              <w:t xml:space="preserve"/>
-            </w:r>
-          </w:p>
-        </w:tc>
-        <w:tc>
-          <w:tcPr>
-            <w:tcW w:type="dxa" w:w="1000"/>
-            <w:tcBorders>
-              <w:top w:val="single" w:color="7F7F7F" w:sz="4"/>
-              <w:left w:val="single" w:color="7F7F7F" w:sz="4"/>
-              <w:bottom w:val="single" w:color="7F7F7F" w:sz="4"/>
-              <w:right w:val="single" w:color="7F7F7F" w:sz="4"/>
-            </w:tcBorders>
-            <w:tcMar>
-              <w:top w:type="dxa" w:w="40"/>
-              <w:left w:type="dxa" w:w="80"/>
-              <w:bottom w:type="dxa" w:w="40"/>
-              <w:right w:type="dxa" w:w="80"/>
-            </w:tcMar>
-            <w:vAlign w:val="center"/>
-          </w:tcPr>
-          <w:p>
-            <w:pPr>
-              <w:spacing w:after="0" w:before="0"/>
-              <w:jc w:val="left"/>
-            </w:pPr>
-            <w:r>
-              <w:rPr>
-                <w:rFonts w:ascii="Arial" w:cs="Arial" w:eastAsia="Arial" w:hAnsi="Arial"/>
-                <w:sz w:val="17"/>
-                <w:szCs w:val="17"/>
-              </w:rPr>
-              <w:t xml:space="preserve"/>
-            </w:r>
-          </w:p>
-        </w:tc>
-        <w:tc>
-          <w:tcPr>
-            <w:tcW w:type="dxa" w:w="2500"/>
+            <w:tcW w:type="dxa" w:w="2600"/>
             <w:tcBorders>
               <w:top w:val="single" w:color="7F7F7F" w:sz="4"/>
               <w:left w:val="single" w:color="7F7F7F" w:sz="4"/>
@@ -4168,7 +3475,7 @@
         </w:tc>
         <w:tc>
           <w:tcPr>
-            <w:tcW w:type="dxa" w:w="1954"/>
+            <w:tcW w:type="dxa" w:w="2054"/>
             <w:tcBorders>
               <w:top w:val="single" w:color="7F7F7F" w:sz="4"/>
               <w:left w:val="single" w:color="7F7F7F" w:sz="4"/>
@@ -4202,11 +3509,11 @@
       <w:tr>
         <w:trPr>
           <w:cantSplit/>
-          <w:trHeight w:val="500" w:hRule="atLeast"/>
+          <w:trHeight w:val="540" w:hRule="atLeast"/>
         </w:trPr>
         <w:tc>
           <w:tcPr>
-            <w:tcW w:type="dxa" w:w="1350"/>
+            <w:tcW w:type="dxa" w:w="1500"/>
             <w:tcBorders>
               <w:top w:val="single" w:color="7F7F7F" w:sz="4"/>
               <w:left w:val="single" w:color="7F7F7F" w:sz="4"/>
@@ -4232,13 +3539,13 @@
                 <w:sz w:val="15"/>
                 <w:szCs w:val="15"/>
               </w:rPr>
-              <w:t xml:space="preserve">6.  S___ / M___</w:t>
-            </w:r>
-          </w:p>
-        </w:tc>
-        <w:tc>
-          <w:tcPr>
-            <w:tcW w:type="dxa" w:w="1050"/>
+              <w:t xml:space="preserve">6.  S____ / M____</w:t>
+            </w:r>
+          </w:p>
+        </w:tc>
+        <w:tc>
+          <w:tcPr>
+            <w:tcW w:type="dxa" w:w="1150"/>
             <w:tcBorders>
               <w:top w:val="single" w:color="7F7F7F" w:sz="4"/>
               <w:left w:val="single" w:color="7F7F7F" w:sz="4"/>
@@ -4270,7 +3577,167 @@
         </w:tc>
         <w:tc>
           <w:tcPr>
-            <w:tcW w:type="dxa" w:w="950"/>
+            <w:tcW w:type="dxa" w:w="1500"/>
+            <w:tcBorders>
+              <w:top w:val="single" w:color="7F7F7F" w:sz="4"/>
+              <w:left w:val="single" w:color="7F7F7F" w:sz="4"/>
+              <w:bottom w:val="single" w:color="7F7F7F" w:sz="4"/>
+              <w:right w:val="single" w:color="7F7F7F" w:sz="4"/>
+            </w:tcBorders>
+            <w:tcMar>
+              <w:top w:type="dxa" w:w="40"/>
+              <w:left w:type="dxa" w:w="80"/>
+              <w:bottom w:type="dxa" w:w="40"/>
+              <w:right w:type="dxa" w:w="80"/>
+            </w:tcMar>
+            <w:vAlign w:val="center"/>
+          </w:tcPr>
+          <w:p>
+            <w:pPr>
+              <w:spacing w:after="0" w:before="0"/>
+              <w:jc w:val="left"/>
+            </w:pPr>
+            <w:r>
+              <w:rPr>
+                <w:rFonts w:ascii="Arial" w:cs="Arial" w:eastAsia="Arial" w:hAnsi="Arial"/>
+                <w:sz w:val="17"/>
+                <w:szCs w:val="17"/>
+              </w:rPr>
+              <w:t xml:space="preserve"/>
+            </w:r>
+          </w:p>
+        </w:tc>
+        <w:tc>
+          <w:tcPr>
+            <w:tcW w:type="dxa" w:w="1500"/>
+            <w:tcBorders>
+              <w:top w:val="single" w:color="7F7F7F" w:sz="4"/>
+              <w:left w:val="single" w:color="7F7F7F" w:sz="4"/>
+              <w:bottom w:val="single" w:color="7F7F7F" w:sz="4"/>
+              <w:right w:val="single" w:color="7F7F7F" w:sz="4"/>
+            </w:tcBorders>
+            <w:tcMar>
+              <w:top w:type="dxa" w:w="40"/>
+              <w:left w:type="dxa" w:w="80"/>
+              <w:bottom w:type="dxa" w:w="40"/>
+              <w:right w:type="dxa" w:w="80"/>
+            </w:tcMar>
+            <w:vAlign w:val="center"/>
+          </w:tcPr>
+          <w:p>
+            <w:pPr>
+              <w:spacing w:after="0" w:before="0"/>
+              <w:jc w:val="left"/>
+            </w:pPr>
+            <w:r>
+              <w:rPr>
+                <w:rFonts w:ascii="Arial" w:cs="Arial" w:eastAsia="Arial" w:hAnsi="Arial"/>
+                <w:sz w:val="17"/>
+                <w:szCs w:val="17"/>
+              </w:rPr>
+              <w:t xml:space="preserve"/>
+            </w:r>
+          </w:p>
+        </w:tc>
+        <w:tc>
+          <w:tcPr>
+            <w:tcW w:type="dxa" w:w="1300"/>
+            <w:tcBorders>
+              <w:top w:val="single" w:color="7F7F7F" w:sz="4"/>
+              <w:left w:val="single" w:color="7F7F7F" w:sz="4"/>
+              <w:bottom w:val="single" w:color="7F7F7F" w:sz="4"/>
+              <w:right w:val="single" w:color="7F7F7F" w:sz="4"/>
+            </w:tcBorders>
+            <w:tcMar>
+              <w:top w:type="dxa" w:w="40"/>
+              <w:left w:type="dxa" w:w="80"/>
+              <w:bottom w:type="dxa" w:w="40"/>
+              <w:right w:type="dxa" w:w="80"/>
+            </w:tcMar>
+            <w:vAlign w:val="center"/>
+          </w:tcPr>
+          <w:p>
+            <w:pPr>
+              <w:spacing w:after="0" w:before="0"/>
+              <w:jc w:val="left"/>
+            </w:pPr>
+            <w:r>
+              <w:rPr>
+                <w:rFonts w:ascii="Arial" w:cs="Arial" w:eastAsia="Arial" w:hAnsi="Arial"/>
+                <w:sz w:val="17"/>
+                <w:szCs w:val="17"/>
+              </w:rPr>
+              <w:t xml:space="preserve"/>
+            </w:r>
+          </w:p>
+        </w:tc>
+        <w:tc>
+          <w:tcPr>
+            <w:tcW w:type="dxa" w:w="1000"/>
+            <w:tcBorders>
+              <w:top w:val="single" w:color="7F7F7F" w:sz="4"/>
+              <w:left w:val="single" w:color="7F7F7F" w:sz="4"/>
+              <w:bottom w:val="single" w:color="7F7F7F" w:sz="4"/>
+              <w:right w:val="single" w:color="7F7F7F" w:sz="4"/>
+            </w:tcBorders>
+            <w:tcMar>
+              <w:top w:type="dxa" w:w="40"/>
+              <w:left w:type="dxa" w:w="80"/>
+              <w:bottom w:type="dxa" w:w="40"/>
+              <w:right w:type="dxa" w:w="80"/>
+            </w:tcMar>
+            <w:vAlign w:val="center"/>
+          </w:tcPr>
+          <w:p>
+            <w:pPr>
+              <w:spacing w:after="0" w:before="0"/>
+              <w:jc w:val="left"/>
+            </w:pPr>
+            <w:r>
+              <w:rPr>
+                <w:rFonts w:ascii="Arial" w:cs="Arial" w:eastAsia="Arial" w:hAnsi="Arial"/>
+                <w:sz w:val="17"/>
+                <w:szCs w:val="17"/>
+              </w:rPr>
+              <w:t xml:space="preserve"/>
+            </w:r>
+          </w:p>
+        </w:tc>
+        <w:tc>
+          <w:tcPr>
+            <w:tcW w:type="dxa" w:w="1000"/>
+            <w:tcBorders>
+              <w:top w:val="single" w:color="7F7F7F" w:sz="4"/>
+              <w:left w:val="single" w:color="7F7F7F" w:sz="4"/>
+              <w:bottom w:val="single" w:color="7F7F7F" w:sz="4"/>
+              <w:right w:val="single" w:color="7F7F7F" w:sz="4"/>
+            </w:tcBorders>
+            <w:tcMar>
+              <w:top w:type="dxa" w:w="40"/>
+              <w:left w:type="dxa" w:w="80"/>
+              <w:bottom w:type="dxa" w:w="40"/>
+              <w:right w:type="dxa" w:w="80"/>
+            </w:tcMar>
+            <w:vAlign w:val="center"/>
+          </w:tcPr>
+          <w:p>
+            <w:pPr>
+              <w:spacing w:after="0" w:before="0"/>
+              <w:jc w:val="left"/>
+            </w:pPr>
+            <w:r>
+              <w:rPr>
+                <w:rFonts w:ascii="Arial" w:cs="Arial" w:eastAsia="Arial" w:hAnsi="Arial"/>
+                <w:sz w:val="17"/>
+                <w:szCs w:val="17"/>
+              </w:rPr>
+              <w:t xml:space="preserve"/>
+            </w:r>
+          </w:p>
+        </w:tc>
+        <w:tc>
+          <w:tcPr>
+            <w:tcW w:type="dxa" w:w="1000"/>
             <w:tcBorders>
               <w:top w:val="single" w:color="7F7F7F" w:sz="4"/>
               <w:left w:val="single" w:color="7F7F7F" w:sz="4"/>
@@ -4334,231 +3801,7 @@
         </w:tc>
         <w:tc>
           <w:tcPr>
-            <w:tcW w:type="dxa" w:w="1050"/>
-            <w:tcBorders>
-              <w:top w:val="single" w:color="7F7F7F" w:sz="4"/>
-              <w:left w:val="single" w:color="7F7F7F" w:sz="4"/>
-              <w:bottom w:val="single" w:color="7F7F7F" w:sz="4"/>
-              <w:right w:val="single" w:color="7F7F7F" w:sz="4"/>
-            </w:tcBorders>
-            <w:tcMar>
-              <w:top w:type="dxa" w:w="40"/>
-              <w:left w:type="dxa" w:w="80"/>
-              <w:bottom w:type="dxa" w:w="40"/>
-              <w:right w:type="dxa" w:w="80"/>
-            </w:tcMar>
-            <w:vAlign w:val="center"/>
-          </w:tcPr>
-          <w:p>
-            <w:pPr>
-              <w:spacing w:after="0" w:before="0"/>
-              <w:jc w:val="left"/>
-            </w:pPr>
-            <w:r>
-              <w:rPr>
-                <w:rFonts w:ascii="Arial" w:cs="Arial" w:eastAsia="Arial" w:hAnsi="Arial"/>
-                <w:sz w:val="17"/>
-                <w:szCs w:val="17"/>
-              </w:rPr>
-              <w:t xml:space="preserve"/>
-            </w:r>
-          </w:p>
-        </w:tc>
-        <w:tc>
-          <w:tcPr>
-            <w:tcW w:type="dxa" w:w="950"/>
-            <w:tcBorders>
-              <w:top w:val="single" w:color="7F7F7F" w:sz="4"/>
-              <w:left w:val="single" w:color="7F7F7F" w:sz="4"/>
-              <w:bottom w:val="single" w:color="7F7F7F" w:sz="4"/>
-              <w:right w:val="single" w:color="7F7F7F" w:sz="4"/>
-            </w:tcBorders>
-            <w:tcMar>
-              <w:top w:type="dxa" w:w="40"/>
-              <w:left w:type="dxa" w:w="80"/>
-              <w:bottom w:type="dxa" w:w="40"/>
-              <w:right w:type="dxa" w:w="80"/>
-            </w:tcMar>
-            <w:vAlign w:val="center"/>
-          </w:tcPr>
-          <w:p>
-            <w:pPr>
-              <w:spacing w:after="0" w:before="0"/>
-              <w:jc w:val="left"/>
-            </w:pPr>
-            <w:r>
-              <w:rPr>
-                <w:rFonts w:ascii="Arial" w:cs="Arial" w:eastAsia="Arial" w:hAnsi="Arial"/>
-                <w:sz w:val="17"/>
-                <w:szCs w:val="17"/>
-              </w:rPr>
-              <w:t xml:space="preserve"/>
-            </w:r>
-          </w:p>
-        </w:tc>
-        <w:tc>
-          <w:tcPr>
-            <w:tcW w:type="dxa" w:w="1100"/>
-            <w:tcBorders>
-              <w:top w:val="single" w:color="7F7F7F" w:sz="4"/>
-              <w:left w:val="single" w:color="7F7F7F" w:sz="4"/>
-              <w:bottom w:val="single" w:color="7F7F7F" w:sz="4"/>
-              <w:right w:val="single" w:color="7F7F7F" w:sz="4"/>
-            </w:tcBorders>
-            <w:tcMar>
-              <w:top w:type="dxa" w:w="40"/>
-              <w:left w:type="dxa" w:w="80"/>
-              <w:bottom w:type="dxa" w:w="40"/>
-              <w:right w:type="dxa" w:w="80"/>
-            </w:tcMar>
-            <w:vAlign w:val="center"/>
-          </w:tcPr>
-          <w:p>
-            <w:pPr>
-              <w:spacing w:after="0" w:before="0"/>
-              <w:jc w:val="left"/>
-            </w:pPr>
-            <w:r>
-              <w:rPr>
-                <w:rFonts w:ascii="Arial" w:cs="Arial" w:eastAsia="Arial" w:hAnsi="Arial"/>
-                <w:sz w:val="17"/>
-                <w:szCs w:val="17"/>
-              </w:rPr>
-              <w:t xml:space="preserve"/>
-            </w:r>
-          </w:p>
-        </w:tc>
-        <w:tc>
-          <w:tcPr>
-            <w:tcW w:type="dxa" w:w="900"/>
-            <w:tcBorders>
-              <w:top w:val="single" w:color="7F7F7F" w:sz="4"/>
-              <w:left w:val="single" w:color="7F7F7F" w:sz="4"/>
-              <w:bottom w:val="single" w:color="7F7F7F" w:sz="4"/>
-              <w:right w:val="single" w:color="7F7F7F" w:sz="4"/>
-            </w:tcBorders>
-            <w:tcMar>
-              <w:top w:type="dxa" w:w="40"/>
-              <w:left w:type="dxa" w:w="80"/>
-              <w:bottom w:type="dxa" w:w="40"/>
-              <w:right w:type="dxa" w:w="80"/>
-            </w:tcMar>
-            <w:vAlign w:val="center"/>
-          </w:tcPr>
-          <w:p>
-            <w:pPr>
-              <w:spacing w:after="0" w:before="0"/>
-              <w:jc w:val="left"/>
-            </w:pPr>
-            <w:r>
-              <w:rPr>
-                <w:rFonts w:ascii="Arial" w:cs="Arial" w:eastAsia="Arial" w:hAnsi="Arial"/>
-                <w:sz w:val="17"/>
-                <w:szCs w:val="17"/>
-              </w:rPr>
-              <w:t xml:space="preserve"/>
-            </w:r>
-          </w:p>
-        </w:tc>
-        <w:tc>
-          <w:tcPr>
-            <w:tcW w:type="dxa" w:w="900"/>
-            <w:tcBorders>
-              <w:top w:val="single" w:color="7F7F7F" w:sz="4"/>
-              <w:left w:val="single" w:color="7F7F7F" w:sz="4"/>
-              <w:bottom w:val="single" w:color="7F7F7F" w:sz="4"/>
-              <w:right w:val="single" w:color="7F7F7F" w:sz="4"/>
-            </w:tcBorders>
-            <w:tcMar>
-              <w:top w:type="dxa" w:w="40"/>
-              <w:left w:type="dxa" w:w="80"/>
-              <w:bottom w:type="dxa" w:w="40"/>
-              <w:right w:type="dxa" w:w="80"/>
-            </w:tcMar>
-            <w:vAlign w:val="center"/>
-          </w:tcPr>
-          <w:p>
-            <w:pPr>
-              <w:spacing w:after="0" w:before="0"/>
-              <w:jc w:val="left"/>
-            </w:pPr>
-            <w:r>
-              <w:rPr>
-                <w:rFonts w:ascii="Arial" w:cs="Arial" w:eastAsia="Arial" w:hAnsi="Arial"/>
-                <w:sz w:val="17"/>
-                <w:szCs w:val="17"/>
-              </w:rPr>
-              <w:t xml:space="preserve"/>
-            </w:r>
-          </w:p>
-        </w:tc>
-        <w:tc>
-          <w:tcPr>
-            <w:tcW w:type="dxa" w:w="900"/>
-            <w:tcBorders>
-              <w:top w:val="single" w:color="7F7F7F" w:sz="4"/>
-              <w:left w:val="single" w:color="7F7F7F" w:sz="4"/>
-              <w:bottom w:val="single" w:color="7F7F7F" w:sz="4"/>
-              <w:right w:val="single" w:color="7F7F7F" w:sz="4"/>
-            </w:tcBorders>
-            <w:tcMar>
-              <w:top w:type="dxa" w:w="40"/>
-              <w:left w:type="dxa" w:w="80"/>
-              <w:bottom w:type="dxa" w:w="40"/>
-              <w:right w:type="dxa" w:w="80"/>
-            </w:tcMar>
-            <w:vAlign w:val="center"/>
-          </w:tcPr>
-          <w:p>
-            <w:pPr>
-              <w:spacing w:after="0" w:before="0"/>
-              <w:jc w:val="left"/>
-            </w:pPr>
-            <w:r>
-              <w:rPr>
-                <w:rFonts w:ascii="Arial" w:cs="Arial" w:eastAsia="Arial" w:hAnsi="Arial"/>
-                <w:sz w:val="17"/>
-                <w:szCs w:val="17"/>
-              </w:rPr>
-              <w:t xml:space="preserve"/>
-            </w:r>
-          </w:p>
-        </w:tc>
-        <w:tc>
-          <w:tcPr>
-            <w:tcW w:type="dxa" w:w="1000"/>
-            <w:tcBorders>
-              <w:top w:val="single" w:color="7F7F7F" w:sz="4"/>
-              <w:left w:val="single" w:color="7F7F7F" w:sz="4"/>
-              <w:bottom w:val="single" w:color="7F7F7F" w:sz="4"/>
-              <w:right w:val="single" w:color="7F7F7F" w:sz="4"/>
-            </w:tcBorders>
-            <w:tcMar>
-              <w:top w:type="dxa" w:w="40"/>
-              <w:left w:type="dxa" w:w="80"/>
-              <w:bottom w:type="dxa" w:w="40"/>
-              <w:right w:type="dxa" w:w="80"/>
-            </w:tcMar>
-            <w:vAlign w:val="center"/>
-          </w:tcPr>
-          <w:p>
-            <w:pPr>
-              <w:spacing w:after="0" w:before="0"/>
-              <w:jc w:val="left"/>
-            </w:pPr>
-            <w:r>
-              <w:rPr>
-                <w:rFonts w:ascii="Arial" w:cs="Arial" w:eastAsia="Arial" w:hAnsi="Arial"/>
-                <w:sz w:val="17"/>
-                <w:szCs w:val="17"/>
-              </w:rPr>
-              <w:t xml:space="preserve"/>
-            </w:r>
-          </w:p>
-        </w:tc>
-        <w:tc>
-          <w:tcPr>
-            <w:tcW w:type="dxa" w:w="2500"/>
+            <w:tcW w:type="dxa" w:w="2600"/>
             <w:tcBorders>
               <w:top w:val="single" w:color="7F7F7F" w:sz="4"/>
               <w:left w:val="single" w:color="7F7F7F" w:sz="4"/>
@@ -4590,7 +3833,7 @@
         </w:tc>
         <w:tc>
           <w:tcPr>
-            <w:tcW w:type="dxa" w:w="1954"/>
+            <w:tcW w:type="dxa" w:w="2054"/>
             <w:tcBorders>
               <w:top w:val="single" w:color="7F7F7F" w:sz="4"/>
               <w:left w:val="single" w:color="7F7F7F" w:sz="4"/>
@@ -4624,11 +3867,11 @@
       <w:tr>
         <w:trPr>
           <w:cantSplit/>
-          <w:trHeight w:val="500" w:hRule="atLeast"/>
+          <w:trHeight w:val="540" w:hRule="atLeast"/>
         </w:trPr>
         <w:tc>
           <w:tcPr>
-            <w:tcW w:type="dxa" w:w="1350"/>
+            <w:tcW w:type="dxa" w:w="1500"/>
             <w:tcBorders>
               <w:top w:val="single" w:color="7F7F7F" w:sz="4"/>
               <w:left w:val="single" w:color="7F7F7F" w:sz="4"/>
@@ -4654,13 +3897,13 @@
                 <w:sz w:val="15"/>
                 <w:szCs w:val="15"/>
               </w:rPr>
-              <w:t xml:space="preserve">7.  S___ / M___</w:t>
-            </w:r>
-          </w:p>
-        </w:tc>
-        <w:tc>
-          <w:tcPr>
-            <w:tcW w:type="dxa" w:w="1050"/>
+              <w:t xml:space="preserve">7.  S____ / M____</w:t>
+            </w:r>
+          </w:p>
+        </w:tc>
+        <w:tc>
+          <w:tcPr>
+            <w:tcW w:type="dxa" w:w="1150"/>
             <w:tcBorders>
               <w:top w:val="single" w:color="7F7F7F" w:sz="4"/>
               <w:left w:val="single" w:color="7F7F7F" w:sz="4"/>
@@ -4692,7 +3935,167 @@
         </w:tc>
         <w:tc>
           <w:tcPr>
-            <w:tcW w:type="dxa" w:w="950"/>
+            <w:tcW w:type="dxa" w:w="1500"/>
+            <w:tcBorders>
+              <w:top w:val="single" w:color="7F7F7F" w:sz="4"/>
+              <w:left w:val="single" w:color="7F7F7F" w:sz="4"/>
+              <w:bottom w:val="single" w:color="7F7F7F" w:sz="4"/>
+              <w:right w:val="single" w:color="7F7F7F" w:sz="4"/>
+            </w:tcBorders>
+            <w:tcMar>
+              <w:top w:type="dxa" w:w="40"/>
+              <w:left w:type="dxa" w:w="80"/>
+              <w:bottom w:type="dxa" w:w="40"/>
+              <w:right w:type="dxa" w:w="80"/>
+            </w:tcMar>
+            <w:vAlign w:val="center"/>
+          </w:tcPr>
+          <w:p>
+            <w:pPr>
+              <w:spacing w:after="0" w:before="0"/>
+              <w:jc w:val="left"/>
+            </w:pPr>
+            <w:r>
+              <w:rPr>
+                <w:rFonts w:ascii="Arial" w:cs="Arial" w:eastAsia="Arial" w:hAnsi="Arial"/>
+                <w:sz w:val="17"/>
+                <w:szCs w:val="17"/>
+              </w:rPr>
+              <w:t xml:space="preserve"/>
+            </w:r>
+          </w:p>
+        </w:tc>
+        <w:tc>
+          <w:tcPr>
+            <w:tcW w:type="dxa" w:w="1500"/>
+            <w:tcBorders>
+              <w:top w:val="single" w:color="7F7F7F" w:sz="4"/>
+              <w:left w:val="single" w:color="7F7F7F" w:sz="4"/>
+              <w:bottom w:val="single" w:color="7F7F7F" w:sz="4"/>
+              <w:right w:val="single" w:color="7F7F7F" w:sz="4"/>
+            </w:tcBorders>
+            <w:tcMar>
+              <w:top w:type="dxa" w:w="40"/>
+              <w:left w:type="dxa" w:w="80"/>
+              <w:bottom w:type="dxa" w:w="40"/>
+              <w:right w:type="dxa" w:w="80"/>
+            </w:tcMar>
+            <w:vAlign w:val="center"/>
+          </w:tcPr>
+          <w:p>
+            <w:pPr>
+              <w:spacing w:after="0" w:before="0"/>
+              <w:jc w:val="left"/>
+            </w:pPr>
+            <w:r>
+              <w:rPr>
+                <w:rFonts w:ascii="Arial" w:cs="Arial" w:eastAsia="Arial" w:hAnsi="Arial"/>
+                <w:sz w:val="17"/>
+                <w:szCs w:val="17"/>
+              </w:rPr>
+              <w:t xml:space="preserve"/>
+            </w:r>
+          </w:p>
+        </w:tc>
+        <w:tc>
+          <w:tcPr>
+            <w:tcW w:type="dxa" w:w="1300"/>
+            <w:tcBorders>
+              <w:top w:val="single" w:color="7F7F7F" w:sz="4"/>
+              <w:left w:val="single" w:color="7F7F7F" w:sz="4"/>
+              <w:bottom w:val="single" w:color="7F7F7F" w:sz="4"/>
+              <w:right w:val="single" w:color="7F7F7F" w:sz="4"/>
+            </w:tcBorders>
+            <w:tcMar>
+              <w:top w:type="dxa" w:w="40"/>
+              <w:left w:type="dxa" w:w="80"/>
+              <w:bottom w:type="dxa" w:w="40"/>
+              <w:right w:type="dxa" w:w="80"/>
+            </w:tcMar>
+            <w:vAlign w:val="center"/>
+          </w:tcPr>
+          <w:p>
+            <w:pPr>
+              <w:spacing w:after="0" w:before="0"/>
+              <w:jc w:val="left"/>
+            </w:pPr>
+            <w:r>
+              <w:rPr>
+                <w:rFonts w:ascii="Arial" w:cs="Arial" w:eastAsia="Arial" w:hAnsi="Arial"/>
+                <w:sz w:val="17"/>
+                <w:szCs w:val="17"/>
+              </w:rPr>
+              <w:t xml:space="preserve"/>
+            </w:r>
+          </w:p>
+        </w:tc>
+        <w:tc>
+          <w:tcPr>
+            <w:tcW w:type="dxa" w:w="1000"/>
+            <w:tcBorders>
+              <w:top w:val="single" w:color="7F7F7F" w:sz="4"/>
+              <w:left w:val="single" w:color="7F7F7F" w:sz="4"/>
+              <w:bottom w:val="single" w:color="7F7F7F" w:sz="4"/>
+              <w:right w:val="single" w:color="7F7F7F" w:sz="4"/>
+            </w:tcBorders>
+            <w:tcMar>
+              <w:top w:type="dxa" w:w="40"/>
+              <w:left w:type="dxa" w:w="80"/>
+              <w:bottom w:type="dxa" w:w="40"/>
+              <w:right w:type="dxa" w:w="80"/>
+            </w:tcMar>
+            <w:vAlign w:val="center"/>
+          </w:tcPr>
+          <w:p>
+            <w:pPr>
+              <w:spacing w:after="0" w:before="0"/>
+              <w:jc w:val="left"/>
+            </w:pPr>
+            <w:r>
+              <w:rPr>
+                <w:rFonts w:ascii="Arial" w:cs="Arial" w:eastAsia="Arial" w:hAnsi="Arial"/>
+                <w:sz w:val="17"/>
+                <w:szCs w:val="17"/>
+              </w:rPr>
+              <w:t xml:space="preserve"/>
+            </w:r>
+          </w:p>
+        </w:tc>
+        <w:tc>
+          <w:tcPr>
+            <w:tcW w:type="dxa" w:w="1000"/>
+            <w:tcBorders>
+              <w:top w:val="single" w:color="7F7F7F" w:sz="4"/>
+              <w:left w:val="single" w:color="7F7F7F" w:sz="4"/>
+              <w:bottom w:val="single" w:color="7F7F7F" w:sz="4"/>
+              <w:right w:val="single" w:color="7F7F7F" w:sz="4"/>
+            </w:tcBorders>
+            <w:tcMar>
+              <w:top w:type="dxa" w:w="40"/>
+              <w:left w:type="dxa" w:w="80"/>
+              <w:bottom w:type="dxa" w:w="40"/>
+              <w:right w:type="dxa" w:w="80"/>
+            </w:tcMar>
+            <w:vAlign w:val="center"/>
+          </w:tcPr>
+          <w:p>
+            <w:pPr>
+              <w:spacing w:after="0" w:before="0"/>
+              <w:jc w:val="left"/>
+            </w:pPr>
+            <w:r>
+              <w:rPr>
+                <w:rFonts w:ascii="Arial" w:cs="Arial" w:eastAsia="Arial" w:hAnsi="Arial"/>
+                <w:sz w:val="17"/>
+                <w:szCs w:val="17"/>
+              </w:rPr>
+              <w:t xml:space="preserve"/>
+            </w:r>
+          </w:p>
+        </w:tc>
+        <w:tc>
+          <w:tcPr>
+            <w:tcW w:type="dxa" w:w="1000"/>
             <w:tcBorders>
               <w:top w:val="single" w:color="7F7F7F" w:sz="4"/>
               <w:left w:val="single" w:color="7F7F7F" w:sz="4"/>
@@ -4756,231 +4159,7 @@
         </w:tc>
         <w:tc>
           <w:tcPr>
-            <w:tcW w:type="dxa" w:w="1050"/>
-            <w:tcBorders>
-              <w:top w:val="single" w:color="7F7F7F" w:sz="4"/>
-              <w:left w:val="single" w:color="7F7F7F" w:sz="4"/>
-              <w:bottom w:val="single" w:color="7F7F7F" w:sz="4"/>
-              <w:right w:val="single" w:color="7F7F7F" w:sz="4"/>
-            </w:tcBorders>
-            <w:tcMar>
-              <w:top w:type="dxa" w:w="40"/>
-              <w:left w:type="dxa" w:w="80"/>
-              <w:bottom w:type="dxa" w:w="40"/>
-              <w:right w:type="dxa" w:w="80"/>
-            </w:tcMar>
-            <w:vAlign w:val="center"/>
-          </w:tcPr>
-          <w:p>
-            <w:pPr>
-              <w:spacing w:after="0" w:before="0"/>
-              <w:jc w:val="left"/>
-            </w:pPr>
-            <w:r>
-              <w:rPr>
-                <w:rFonts w:ascii="Arial" w:cs="Arial" w:eastAsia="Arial" w:hAnsi="Arial"/>
-                <w:sz w:val="17"/>
-                <w:szCs w:val="17"/>
-              </w:rPr>
-              <w:t xml:space="preserve"/>
-            </w:r>
-          </w:p>
-        </w:tc>
-        <w:tc>
-          <w:tcPr>
-            <w:tcW w:type="dxa" w:w="950"/>
-            <w:tcBorders>
-              <w:top w:val="single" w:color="7F7F7F" w:sz="4"/>
-              <w:left w:val="single" w:color="7F7F7F" w:sz="4"/>
-              <w:bottom w:val="single" w:color="7F7F7F" w:sz="4"/>
-              <w:right w:val="single" w:color="7F7F7F" w:sz="4"/>
-            </w:tcBorders>
-            <w:tcMar>
-              <w:top w:type="dxa" w:w="40"/>
-              <w:left w:type="dxa" w:w="80"/>
-              <w:bottom w:type="dxa" w:w="40"/>
-              <w:right w:type="dxa" w:w="80"/>
-            </w:tcMar>
-            <w:vAlign w:val="center"/>
-          </w:tcPr>
-          <w:p>
-            <w:pPr>
-              <w:spacing w:after="0" w:before="0"/>
-              <w:jc w:val="left"/>
-            </w:pPr>
-            <w:r>
-              <w:rPr>
-                <w:rFonts w:ascii="Arial" w:cs="Arial" w:eastAsia="Arial" w:hAnsi="Arial"/>
-                <w:sz w:val="17"/>
-                <w:szCs w:val="17"/>
-              </w:rPr>
-              <w:t xml:space="preserve"/>
-            </w:r>
-          </w:p>
-        </w:tc>
-        <w:tc>
-          <w:tcPr>
-            <w:tcW w:type="dxa" w:w="1100"/>
-            <w:tcBorders>
-              <w:top w:val="single" w:color="7F7F7F" w:sz="4"/>
-              <w:left w:val="single" w:color="7F7F7F" w:sz="4"/>
-              <w:bottom w:val="single" w:color="7F7F7F" w:sz="4"/>
-              <w:right w:val="single" w:color="7F7F7F" w:sz="4"/>
-            </w:tcBorders>
-            <w:tcMar>
-              <w:top w:type="dxa" w:w="40"/>
-              <w:left w:type="dxa" w:w="80"/>
-              <w:bottom w:type="dxa" w:w="40"/>
-              <w:right w:type="dxa" w:w="80"/>
-            </w:tcMar>
-            <w:vAlign w:val="center"/>
-          </w:tcPr>
-          <w:p>
-            <w:pPr>
-              <w:spacing w:after="0" w:before="0"/>
-              <w:jc w:val="left"/>
-            </w:pPr>
-            <w:r>
-              <w:rPr>
-                <w:rFonts w:ascii="Arial" w:cs="Arial" w:eastAsia="Arial" w:hAnsi="Arial"/>
-                <w:sz w:val="17"/>
-                <w:szCs w:val="17"/>
-              </w:rPr>
-              <w:t xml:space="preserve"/>
-            </w:r>
-          </w:p>
-        </w:tc>
-        <w:tc>
-          <w:tcPr>
-            <w:tcW w:type="dxa" w:w="900"/>
-            <w:tcBorders>
-              <w:top w:val="single" w:color="7F7F7F" w:sz="4"/>
-              <w:left w:val="single" w:color="7F7F7F" w:sz="4"/>
-              <w:bottom w:val="single" w:color="7F7F7F" w:sz="4"/>
-              <w:right w:val="single" w:color="7F7F7F" w:sz="4"/>
-            </w:tcBorders>
-            <w:tcMar>
-              <w:top w:type="dxa" w:w="40"/>
-              <w:left w:type="dxa" w:w="80"/>
-              <w:bottom w:type="dxa" w:w="40"/>
-              <w:right w:type="dxa" w:w="80"/>
-            </w:tcMar>
-            <w:vAlign w:val="center"/>
-          </w:tcPr>
-          <w:p>
-            <w:pPr>
-              <w:spacing w:after="0" w:before="0"/>
-              <w:jc w:val="left"/>
-            </w:pPr>
-            <w:r>
-              <w:rPr>
-                <w:rFonts w:ascii="Arial" w:cs="Arial" w:eastAsia="Arial" w:hAnsi="Arial"/>
-                <w:sz w:val="17"/>
-                <w:szCs w:val="17"/>
-              </w:rPr>
-              <w:t xml:space="preserve"/>
-            </w:r>
-          </w:p>
-        </w:tc>
-        <w:tc>
-          <w:tcPr>
-            <w:tcW w:type="dxa" w:w="900"/>
-            <w:tcBorders>
-              <w:top w:val="single" w:color="7F7F7F" w:sz="4"/>
-              <w:left w:val="single" w:color="7F7F7F" w:sz="4"/>
-              <w:bottom w:val="single" w:color="7F7F7F" w:sz="4"/>
-              <w:right w:val="single" w:color="7F7F7F" w:sz="4"/>
-            </w:tcBorders>
-            <w:tcMar>
-              <w:top w:type="dxa" w:w="40"/>
-              <w:left w:type="dxa" w:w="80"/>
-              <w:bottom w:type="dxa" w:w="40"/>
-              <w:right w:type="dxa" w:w="80"/>
-            </w:tcMar>
-            <w:vAlign w:val="center"/>
-          </w:tcPr>
-          <w:p>
-            <w:pPr>
-              <w:spacing w:after="0" w:before="0"/>
-              <w:jc w:val="left"/>
-            </w:pPr>
-            <w:r>
-              <w:rPr>
-                <w:rFonts w:ascii="Arial" w:cs="Arial" w:eastAsia="Arial" w:hAnsi="Arial"/>
-                <w:sz w:val="17"/>
-                <w:szCs w:val="17"/>
-              </w:rPr>
-              <w:t xml:space="preserve"/>
-            </w:r>
-          </w:p>
-        </w:tc>
-        <w:tc>
-          <w:tcPr>
-            <w:tcW w:type="dxa" w:w="900"/>
-            <w:tcBorders>
-              <w:top w:val="single" w:color="7F7F7F" w:sz="4"/>
-              <w:left w:val="single" w:color="7F7F7F" w:sz="4"/>
-              <w:bottom w:val="single" w:color="7F7F7F" w:sz="4"/>
-              <w:right w:val="single" w:color="7F7F7F" w:sz="4"/>
-            </w:tcBorders>
-            <w:tcMar>
-              <w:top w:type="dxa" w:w="40"/>
-              <w:left w:type="dxa" w:w="80"/>
-              <w:bottom w:type="dxa" w:w="40"/>
-              <w:right w:type="dxa" w:w="80"/>
-            </w:tcMar>
-            <w:vAlign w:val="center"/>
-          </w:tcPr>
-          <w:p>
-            <w:pPr>
-              <w:spacing w:after="0" w:before="0"/>
-              <w:jc w:val="left"/>
-            </w:pPr>
-            <w:r>
-              <w:rPr>
-                <w:rFonts w:ascii="Arial" w:cs="Arial" w:eastAsia="Arial" w:hAnsi="Arial"/>
-                <w:sz w:val="17"/>
-                <w:szCs w:val="17"/>
-              </w:rPr>
-              <w:t xml:space="preserve"/>
-            </w:r>
-          </w:p>
-        </w:tc>
-        <w:tc>
-          <w:tcPr>
-            <w:tcW w:type="dxa" w:w="1000"/>
-            <w:tcBorders>
-              <w:top w:val="single" w:color="7F7F7F" w:sz="4"/>
-              <w:left w:val="single" w:color="7F7F7F" w:sz="4"/>
-              <w:bottom w:val="single" w:color="7F7F7F" w:sz="4"/>
-              <w:right w:val="single" w:color="7F7F7F" w:sz="4"/>
-            </w:tcBorders>
-            <w:tcMar>
-              <w:top w:type="dxa" w:w="40"/>
-              <w:left w:type="dxa" w:w="80"/>
-              <w:bottom w:type="dxa" w:w="40"/>
-              <w:right w:type="dxa" w:w="80"/>
-            </w:tcMar>
-            <w:vAlign w:val="center"/>
-          </w:tcPr>
-          <w:p>
-            <w:pPr>
-              <w:spacing w:after="0" w:before="0"/>
-              <w:jc w:val="left"/>
-            </w:pPr>
-            <w:r>
-              <w:rPr>
-                <w:rFonts w:ascii="Arial" w:cs="Arial" w:eastAsia="Arial" w:hAnsi="Arial"/>
-                <w:sz w:val="17"/>
-                <w:szCs w:val="17"/>
-              </w:rPr>
-              <w:t xml:space="preserve"/>
-            </w:r>
-          </w:p>
-        </w:tc>
-        <w:tc>
-          <w:tcPr>
-            <w:tcW w:type="dxa" w:w="2500"/>
+            <w:tcW w:type="dxa" w:w="2600"/>
             <w:tcBorders>
               <w:top w:val="single" w:color="7F7F7F" w:sz="4"/>
               <w:left w:val="single" w:color="7F7F7F" w:sz="4"/>
@@ -5012,7 +4191,7 @@
         </w:tc>
         <w:tc>
           <w:tcPr>
-            <w:tcW w:type="dxa" w:w="1954"/>
+            <w:tcW w:type="dxa" w:w="2054"/>
             <w:tcBorders>
               <w:top w:val="single" w:color="7F7F7F" w:sz="4"/>
               <w:left w:val="single" w:color="7F7F7F" w:sz="4"/>
@@ -5046,11 +4225,11 @@
       <w:tr>
         <w:trPr>
           <w:cantSplit/>
-          <w:trHeight w:val="500" w:hRule="atLeast"/>
+          <w:trHeight w:val="540" w:hRule="atLeast"/>
         </w:trPr>
         <w:tc>
           <w:tcPr>
-            <w:tcW w:type="dxa" w:w="1350"/>
+            <w:tcW w:type="dxa" w:w="1500"/>
             <w:tcBorders>
               <w:top w:val="single" w:color="7F7F7F" w:sz="4"/>
               <w:left w:val="single" w:color="7F7F7F" w:sz="4"/>
@@ -5076,13 +4255,13 @@
                 <w:sz w:val="15"/>
                 <w:szCs w:val="15"/>
               </w:rPr>
-              <w:t xml:space="preserve">8.  S___ / M___</w:t>
-            </w:r>
-          </w:p>
-        </w:tc>
-        <w:tc>
-          <w:tcPr>
-            <w:tcW w:type="dxa" w:w="1050"/>
+              <w:t xml:space="preserve">8.  S____ / M____</w:t>
+            </w:r>
+          </w:p>
+        </w:tc>
+        <w:tc>
+          <w:tcPr>
+            <w:tcW w:type="dxa" w:w="1150"/>
             <w:tcBorders>
               <w:top w:val="single" w:color="7F7F7F" w:sz="4"/>
               <w:left w:val="single" w:color="7F7F7F" w:sz="4"/>
@@ -5114,7 +4293,167 @@
         </w:tc>
         <w:tc>
           <w:tcPr>
-            <w:tcW w:type="dxa" w:w="950"/>
+            <w:tcW w:type="dxa" w:w="1500"/>
+            <w:tcBorders>
+              <w:top w:val="single" w:color="7F7F7F" w:sz="4"/>
+              <w:left w:val="single" w:color="7F7F7F" w:sz="4"/>
+              <w:bottom w:val="single" w:color="7F7F7F" w:sz="4"/>
+              <w:right w:val="single" w:color="7F7F7F" w:sz="4"/>
+            </w:tcBorders>
+            <w:tcMar>
+              <w:top w:type="dxa" w:w="40"/>
+              <w:left w:type="dxa" w:w="80"/>
+              <w:bottom w:type="dxa" w:w="40"/>
+              <w:right w:type="dxa" w:w="80"/>
+            </w:tcMar>
+            <w:vAlign w:val="center"/>
+          </w:tcPr>
+          <w:p>
+            <w:pPr>
+              <w:spacing w:after="0" w:before="0"/>
+              <w:jc w:val="left"/>
+            </w:pPr>
+            <w:r>
+              <w:rPr>
+                <w:rFonts w:ascii="Arial" w:cs="Arial" w:eastAsia="Arial" w:hAnsi="Arial"/>
+                <w:sz w:val="17"/>
+                <w:szCs w:val="17"/>
+              </w:rPr>
+              <w:t xml:space="preserve"/>
+            </w:r>
+          </w:p>
+        </w:tc>
+        <w:tc>
+          <w:tcPr>
+            <w:tcW w:type="dxa" w:w="1500"/>
+            <w:tcBorders>
+              <w:top w:val="single" w:color="7F7F7F" w:sz="4"/>
+              <w:left w:val="single" w:color="7F7F7F" w:sz="4"/>
+              <w:bottom w:val="single" w:color="7F7F7F" w:sz="4"/>
+              <w:right w:val="single" w:color="7F7F7F" w:sz="4"/>
+            </w:tcBorders>
+            <w:tcMar>
+              <w:top w:type="dxa" w:w="40"/>
+              <w:left w:type="dxa" w:w="80"/>
+              <w:bottom w:type="dxa" w:w="40"/>
+              <w:right w:type="dxa" w:w="80"/>
+            </w:tcMar>
+            <w:vAlign w:val="center"/>
+          </w:tcPr>
+          <w:p>
+            <w:pPr>
+              <w:spacing w:after="0" w:before="0"/>
+              <w:jc w:val="left"/>
+            </w:pPr>
+            <w:r>
+              <w:rPr>
+                <w:rFonts w:ascii="Arial" w:cs="Arial" w:eastAsia="Arial" w:hAnsi="Arial"/>
+                <w:sz w:val="17"/>
+                <w:szCs w:val="17"/>
+              </w:rPr>
+              <w:t xml:space="preserve"/>
+            </w:r>
+          </w:p>
+        </w:tc>
+        <w:tc>
+          <w:tcPr>
+            <w:tcW w:type="dxa" w:w="1300"/>
+            <w:tcBorders>
+              <w:top w:val="single" w:color="7F7F7F" w:sz="4"/>
+              <w:left w:val="single" w:color="7F7F7F" w:sz="4"/>
+              <w:bottom w:val="single" w:color="7F7F7F" w:sz="4"/>
+              <w:right w:val="single" w:color="7F7F7F" w:sz="4"/>
+            </w:tcBorders>
+            <w:tcMar>
+              <w:top w:type="dxa" w:w="40"/>
+              <w:left w:type="dxa" w:w="80"/>
+              <w:bottom w:type="dxa" w:w="40"/>
+              <w:right w:type="dxa" w:w="80"/>
+            </w:tcMar>
+            <w:vAlign w:val="center"/>
+          </w:tcPr>
+          <w:p>
+            <w:pPr>
+              <w:spacing w:after="0" w:before="0"/>
+              <w:jc w:val="left"/>
+            </w:pPr>
+            <w:r>
+              <w:rPr>
+                <w:rFonts w:ascii="Arial" w:cs="Arial" w:eastAsia="Arial" w:hAnsi="Arial"/>
+                <w:sz w:val="17"/>
+                <w:szCs w:val="17"/>
+              </w:rPr>
+              <w:t xml:space="preserve"/>
+            </w:r>
+          </w:p>
+        </w:tc>
+        <w:tc>
+          <w:tcPr>
+            <w:tcW w:type="dxa" w:w="1000"/>
+            <w:tcBorders>
+              <w:top w:val="single" w:color="7F7F7F" w:sz="4"/>
+              <w:left w:val="single" w:color="7F7F7F" w:sz="4"/>
+              <w:bottom w:val="single" w:color="7F7F7F" w:sz="4"/>
+              <w:right w:val="single" w:color="7F7F7F" w:sz="4"/>
+            </w:tcBorders>
+            <w:tcMar>
+              <w:top w:type="dxa" w:w="40"/>
+              <w:left w:type="dxa" w:w="80"/>
+              <w:bottom w:type="dxa" w:w="40"/>
+              <w:right w:type="dxa" w:w="80"/>
+            </w:tcMar>
+            <w:vAlign w:val="center"/>
+          </w:tcPr>
+          <w:p>
+            <w:pPr>
+              <w:spacing w:after="0" w:before="0"/>
+              <w:jc w:val="left"/>
+            </w:pPr>
+            <w:r>
+              <w:rPr>
+                <w:rFonts w:ascii="Arial" w:cs="Arial" w:eastAsia="Arial" w:hAnsi="Arial"/>
+                <w:sz w:val="17"/>
+                <w:szCs w:val="17"/>
+              </w:rPr>
+              <w:t xml:space="preserve"/>
+            </w:r>
+          </w:p>
+        </w:tc>
+        <w:tc>
+          <w:tcPr>
+            <w:tcW w:type="dxa" w:w="1000"/>
+            <w:tcBorders>
+              <w:top w:val="single" w:color="7F7F7F" w:sz="4"/>
+              <w:left w:val="single" w:color="7F7F7F" w:sz="4"/>
+              <w:bottom w:val="single" w:color="7F7F7F" w:sz="4"/>
+              <w:right w:val="single" w:color="7F7F7F" w:sz="4"/>
+            </w:tcBorders>
+            <w:tcMar>
+              <w:top w:type="dxa" w:w="40"/>
+              <w:left w:type="dxa" w:w="80"/>
+              <w:bottom w:type="dxa" w:w="40"/>
+              <w:right w:type="dxa" w:w="80"/>
+            </w:tcMar>
+            <w:vAlign w:val="center"/>
+          </w:tcPr>
+          <w:p>
+            <w:pPr>
+              <w:spacing w:after="0" w:before="0"/>
+              <w:jc w:val="left"/>
+            </w:pPr>
+            <w:r>
+              <w:rPr>
+                <w:rFonts w:ascii="Arial" w:cs="Arial" w:eastAsia="Arial" w:hAnsi="Arial"/>
+                <w:sz w:val="17"/>
+                <w:szCs w:val="17"/>
+              </w:rPr>
+              <w:t xml:space="preserve"/>
+            </w:r>
+          </w:p>
+        </w:tc>
+        <w:tc>
+          <w:tcPr>
+            <w:tcW w:type="dxa" w:w="1000"/>
             <w:tcBorders>
               <w:top w:val="single" w:color="7F7F7F" w:sz="4"/>
               <w:left w:val="single" w:color="7F7F7F" w:sz="4"/>
@@ -5178,231 +4517,7 @@
         </w:tc>
         <w:tc>
           <w:tcPr>
-            <w:tcW w:type="dxa" w:w="1050"/>
-            <w:tcBorders>
-              <w:top w:val="single" w:color="7F7F7F" w:sz="4"/>
-              <w:left w:val="single" w:color="7F7F7F" w:sz="4"/>
-              <w:bottom w:val="single" w:color="7F7F7F" w:sz="4"/>
-              <w:right w:val="single" w:color="7F7F7F" w:sz="4"/>
-            </w:tcBorders>
-            <w:tcMar>
-              <w:top w:type="dxa" w:w="40"/>
-              <w:left w:type="dxa" w:w="80"/>
-              <w:bottom w:type="dxa" w:w="40"/>
-              <w:right w:type="dxa" w:w="80"/>
-            </w:tcMar>
-            <w:vAlign w:val="center"/>
-          </w:tcPr>
-          <w:p>
-            <w:pPr>
-              <w:spacing w:after="0" w:before="0"/>
-              <w:jc w:val="left"/>
-            </w:pPr>
-            <w:r>
-              <w:rPr>
-                <w:rFonts w:ascii="Arial" w:cs="Arial" w:eastAsia="Arial" w:hAnsi="Arial"/>
-                <w:sz w:val="17"/>
-                <w:szCs w:val="17"/>
-              </w:rPr>
-              <w:t xml:space="preserve"/>
-            </w:r>
-          </w:p>
-        </w:tc>
-        <w:tc>
-          <w:tcPr>
-            <w:tcW w:type="dxa" w:w="950"/>
-            <w:tcBorders>
-              <w:top w:val="single" w:color="7F7F7F" w:sz="4"/>
-              <w:left w:val="single" w:color="7F7F7F" w:sz="4"/>
-              <w:bottom w:val="single" w:color="7F7F7F" w:sz="4"/>
-              <w:right w:val="single" w:color="7F7F7F" w:sz="4"/>
-            </w:tcBorders>
-            <w:tcMar>
-              <w:top w:type="dxa" w:w="40"/>
-              <w:left w:type="dxa" w:w="80"/>
-              <w:bottom w:type="dxa" w:w="40"/>
-              <w:right w:type="dxa" w:w="80"/>
-            </w:tcMar>
-            <w:vAlign w:val="center"/>
-          </w:tcPr>
-          <w:p>
-            <w:pPr>
-              <w:spacing w:after="0" w:before="0"/>
-              <w:jc w:val="left"/>
-            </w:pPr>
-            <w:r>
-              <w:rPr>
-                <w:rFonts w:ascii="Arial" w:cs="Arial" w:eastAsia="Arial" w:hAnsi="Arial"/>
-                <w:sz w:val="17"/>
-                <w:szCs w:val="17"/>
-              </w:rPr>
-              <w:t xml:space="preserve"/>
-            </w:r>
-          </w:p>
-        </w:tc>
-        <w:tc>
-          <w:tcPr>
-            <w:tcW w:type="dxa" w:w="1100"/>
-            <w:tcBorders>
-              <w:top w:val="single" w:color="7F7F7F" w:sz="4"/>
-              <w:left w:val="single" w:color="7F7F7F" w:sz="4"/>
-              <w:bottom w:val="single" w:color="7F7F7F" w:sz="4"/>
-              <w:right w:val="single" w:color="7F7F7F" w:sz="4"/>
-            </w:tcBorders>
-            <w:tcMar>
-              <w:top w:type="dxa" w:w="40"/>
-              <w:left w:type="dxa" w:w="80"/>
-              <w:bottom w:type="dxa" w:w="40"/>
-              <w:right w:type="dxa" w:w="80"/>
-            </w:tcMar>
-            <w:vAlign w:val="center"/>
-          </w:tcPr>
-          <w:p>
-            <w:pPr>
-              <w:spacing w:after="0" w:before="0"/>
-              <w:jc w:val="left"/>
-            </w:pPr>
-            <w:r>
-              <w:rPr>
-                <w:rFonts w:ascii="Arial" w:cs="Arial" w:eastAsia="Arial" w:hAnsi="Arial"/>
-                <w:sz w:val="17"/>
-                <w:szCs w:val="17"/>
-              </w:rPr>
-              <w:t xml:space="preserve"/>
-            </w:r>
-          </w:p>
-        </w:tc>
-        <w:tc>
-          <w:tcPr>
-            <w:tcW w:type="dxa" w:w="900"/>
-            <w:tcBorders>
-              <w:top w:val="single" w:color="7F7F7F" w:sz="4"/>
-              <w:left w:val="single" w:color="7F7F7F" w:sz="4"/>
-              <w:bottom w:val="single" w:color="7F7F7F" w:sz="4"/>
-              <w:right w:val="single" w:color="7F7F7F" w:sz="4"/>
-            </w:tcBorders>
-            <w:tcMar>
-              <w:top w:type="dxa" w:w="40"/>
-              <w:left w:type="dxa" w:w="80"/>
-              <w:bottom w:type="dxa" w:w="40"/>
-              <w:right w:type="dxa" w:w="80"/>
-            </w:tcMar>
-            <w:vAlign w:val="center"/>
-          </w:tcPr>
-          <w:p>
-            <w:pPr>
-              <w:spacing w:after="0" w:before="0"/>
-              <w:jc w:val="left"/>
-            </w:pPr>
-            <w:r>
-              <w:rPr>
-                <w:rFonts w:ascii="Arial" w:cs="Arial" w:eastAsia="Arial" w:hAnsi="Arial"/>
-                <w:sz w:val="17"/>
-                <w:szCs w:val="17"/>
-              </w:rPr>
-              <w:t xml:space="preserve"/>
-            </w:r>
-          </w:p>
-        </w:tc>
-        <w:tc>
-          <w:tcPr>
-            <w:tcW w:type="dxa" w:w="900"/>
-            <w:tcBorders>
-              <w:top w:val="single" w:color="7F7F7F" w:sz="4"/>
-              <w:left w:val="single" w:color="7F7F7F" w:sz="4"/>
-              <w:bottom w:val="single" w:color="7F7F7F" w:sz="4"/>
-              <w:right w:val="single" w:color="7F7F7F" w:sz="4"/>
-            </w:tcBorders>
-            <w:tcMar>
-              <w:top w:type="dxa" w:w="40"/>
-              <w:left w:type="dxa" w:w="80"/>
-              <w:bottom w:type="dxa" w:w="40"/>
-              <w:right w:type="dxa" w:w="80"/>
-            </w:tcMar>
-            <w:vAlign w:val="center"/>
-          </w:tcPr>
-          <w:p>
-            <w:pPr>
-              <w:spacing w:after="0" w:before="0"/>
-              <w:jc w:val="left"/>
-            </w:pPr>
-            <w:r>
-              <w:rPr>
-                <w:rFonts w:ascii="Arial" w:cs="Arial" w:eastAsia="Arial" w:hAnsi="Arial"/>
-                <w:sz w:val="17"/>
-                <w:szCs w:val="17"/>
-              </w:rPr>
-              <w:t xml:space="preserve"/>
-            </w:r>
-          </w:p>
-        </w:tc>
-        <w:tc>
-          <w:tcPr>
-            <w:tcW w:type="dxa" w:w="900"/>
-            <w:tcBorders>
-              <w:top w:val="single" w:color="7F7F7F" w:sz="4"/>
-              <w:left w:val="single" w:color="7F7F7F" w:sz="4"/>
-              <w:bottom w:val="single" w:color="7F7F7F" w:sz="4"/>
-              <w:right w:val="single" w:color="7F7F7F" w:sz="4"/>
-            </w:tcBorders>
-            <w:tcMar>
-              <w:top w:type="dxa" w:w="40"/>
-              <w:left w:type="dxa" w:w="80"/>
-              <w:bottom w:type="dxa" w:w="40"/>
-              <w:right w:type="dxa" w:w="80"/>
-            </w:tcMar>
-            <w:vAlign w:val="center"/>
-          </w:tcPr>
-          <w:p>
-            <w:pPr>
-              <w:spacing w:after="0" w:before="0"/>
-              <w:jc w:val="left"/>
-            </w:pPr>
-            <w:r>
-              <w:rPr>
-                <w:rFonts w:ascii="Arial" w:cs="Arial" w:eastAsia="Arial" w:hAnsi="Arial"/>
-                <w:sz w:val="17"/>
-                <w:szCs w:val="17"/>
-              </w:rPr>
-              <w:t xml:space="preserve"/>
-            </w:r>
-          </w:p>
-        </w:tc>
-        <w:tc>
-          <w:tcPr>
-            <w:tcW w:type="dxa" w:w="1000"/>
-            <w:tcBorders>
-              <w:top w:val="single" w:color="7F7F7F" w:sz="4"/>
-              <w:left w:val="single" w:color="7F7F7F" w:sz="4"/>
-              <w:bottom w:val="single" w:color="7F7F7F" w:sz="4"/>
-              <w:right w:val="single" w:color="7F7F7F" w:sz="4"/>
-            </w:tcBorders>
-            <w:tcMar>
-              <w:top w:type="dxa" w:w="40"/>
-              <w:left w:type="dxa" w:w="80"/>
-              <w:bottom w:type="dxa" w:w="40"/>
-              <w:right w:type="dxa" w:w="80"/>
-            </w:tcMar>
-            <w:vAlign w:val="center"/>
-          </w:tcPr>
-          <w:p>
-            <w:pPr>
-              <w:spacing w:after="0" w:before="0"/>
-              <w:jc w:val="left"/>
-            </w:pPr>
-            <w:r>
-              <w:rPr>
-                <w:rFonts w:ascii="Arial" w:cs="Arial" w:eastAsia="Arial" w:hAnsi="Arial"/>
-                <w:sz w:val="17"/>
-                <w:szCs w:val="17"/>
-              </w:rPr>
-              <w:t xml:space="preserve"/>
-            </w:r>
-          </w:p>
-        </w:tc>
-        <w:tc>
-          <w:tcPr>
-            <w:tcW w:type="dxa" w:w="2500"/>
+            <w:tcW w:type="dxa" w:w="2600"/>
             <w:tcBorders>
               <w:top w:val="single" w:color="7F7F7F" w:sz="4"/>
               <w:left w:val="single" w:color="7F7F7F" w:sz="4"/>
@@ -5434,7 +4549,7 @@
         </w:tc>
         <w:tc>
           <w:tcPr>
-            <w:tcW w:type="dxa" w:w="1954"/>
+            <w:tcW w:type="dxa" w:w="2054"/>
             <w:tcBorders>
               <w:top w:val="single" w:color="7F7F7F" w:sz="4"/>
               <w:left w:val="single" w:color="7F7F7F" w:sz="4"/>
@@ -5479,7 +4594,7 @@
           <w:sz w:val="14"/>
           <w:szCs w:val="14"/>
         </w:rPr>
-        <w:t xml:space="preserve">Producto: </w:t>
+        <w:t xml:space="preserve">GE</w:t>
       </w:r>
       <w:r>
         <w:rPr>
@@ -5487,7 +4602,17 @@
           <w:sz w:val="14"/>
           <w:szCs w:val="14"/>
         </w:rPr>
-        <w:t xml:space="preserve">GE = gasolina especial · GP = gasolina premium · DI = diésel.   </w:t>
+        <w:t xml:space="preserve"> gasolina especial · </w:t>
+      </w:r>
+      <w:r>
+        <w:rPr>
+          <w:rFonts w:ascii="Arial" w:cs="Arial" w:eastAsia="Arial" w:hAnsi="Arial"/>
+          <w:b/>
+          <w:bCs/>
+          <w:sz w:val="14"/>
+          <w:szCs w:val="14"/>
+        </w:rPr>
+        <w:t xml:space="preserve">GP</w:t>
       </w:r>
       <w:r>
         <w:rPr>
@@ -5495,7 +4620,25 @@
           <w:sz w:val="14"/>
           <w:szCs w:val="14"/>
         </w:rPr>
-        <w:t xml:space="preserve">Si hay más de 8 mangueras use otra hoja (marque «Hoja __ de __» arriba).</w:t>
+        <w:t xml:space="preserve"> gasolina premium · </w:t>
+      </w:r>
+      <w:r>
+        <w:rPr>
+          <w:rFonts w:ascii="Arial" w:cs="Arial" w:eastAsia="Arial" w:hAnsi="Arial"/>
+          <w:b/>
+          <w:bCs/>
+          <w:sz w:val="14"/>
+          <w:szCs w:val="14"/>
+        </w:rPr>
+        <w:t xml:space="preserve">DI</w:t>
+      </w:r>
+      <w:r>
+        <w:rPr>
+          <w:rFonts w:ascii="Arial" w:cs="Arial" w:eastAsia="Arial" w:hAnsi="Arial"/>
+          <w:sz w:val="14"/>
+          <w:szCs w:val="14"/>
+        </w:rPr>
+        <w:t xml:space="preserve"> diésel.   Más de 8 mangueras: use otra hoja.   Sin plaqueta: anote NO INDICA en Observaciones.</w:t>
       </w:r>
     </w:p>
     <w:p>
@@ -5575,12 +4718,11 @@
       </w:tblPr>
       <w:tblGrid>
         <w:gridCol w:w="500"/>
-        <w:gridCol w:w="10600"/>
+        <w:gridCol w:w="11300"/>
         <w:gridCol w:w="1300"/>
-        <w:gridCol w:w="600"/>
-        <w:gridCol w:w="600"/>
-        <w:gridCol w:w="600"/>
-        <w:gridCol w:w="1504"/>
+        <w:gridCol w:w="700"/>
+        <w:gridCol w:w="700"/>
+        <w:gridCol w:w="1204"/>
       </w:tblGrid>
       <w:tr>
         <w:trPr>
@@ -5623,7 +4765,7 @@
         </w:tc>
         <w:tc>
           <w:tcPr>
-            <w:tcW w:type="dxa" w:w="10600"/>
+            <w:tcW w:type="dxa" w:w="11300"/>
             <w:tcBorders>
               <w:top w:val="single" w:color="7F7F7F" w:sz="4"/>
               <w:left w:val="single" w:color="7F7F7F" w:sz="4"/>
@@ -5652,7 +4794,7 @@
                 <w:sz w:val="15"/>
                 <w:szCs w:val="15"/>
               </w:rPr>
-              <w:t xml:space="preserve">PROCEDIMIENTO DEL TÉCNICO  (llenar solo si se supervisa a un técnico de IBMETRO)</w:t>
+              <w:t xml:space="preserve">¿EL TÉCNICO…?   (llenar solo si se supervisa a un técnico de IBMETRO)</w:t>
             </w:r>
           </w:p>
         </w:tc>
@@ -5693,7 +4835,7 @@
         </w:tc>
         <w:tc>
           <w:tcPr>
-            <w:tcW w:type="dxa" w:w="600"/>
+            <w:tcW w:type="dxa" w:w="700"/>
             <w:tcBorders>
               <w:top w:val="single" w:color="7F7F7F" w:sz="4"/>
               <w:left w:val="single" w:color="7F7F7F" w:sz="4"/>
@@ -5728,7 +4870,7 @@
         </w:tc>
         <w:tc>
           <w:tcPr>
-            <w:tcW w:type="dxa" w:w="600"/>
+            <w:tcW w:type="dxa" w:w="700"/>
             <w:tcBorders>
               <w:top w:val="single" w:color="7F7F7F" w:sz="4"/>
               <w:left w:val="single" w:color="7F7F7F" w:sz="4"/>
@@ -5763,7 +4905,7 @@
         </w:tc>
         <w:tc>
           <w:tcPr>
-            <w:tcW w:type="dxa" w:w="600"/>
+            <w:tcW w:type="dxa" w:w="1204"/>
             <w:tcBorders>
               <w:top w:val="single" w:color="7F7F7F" w:sz="4"/>
               <w:left w:val="single" w:color="7F7F7F" w:sz="4"/>
@@ -5792,41 +4934,6 @@
                 <w:sz w:val="15"/>
                 <w:szCs w:val="15"/>
               </w:rPr>
-              <w:t xml:space="preserve">NA</w:t>
-            </w:r>
-          </w:p>
-        </w:tc>
-        <w:tc>
-          <w:tcPr>
-            <w:tcW w:type="dxa" w:w="1504"/>
-            <w:tcBorders>
-              <w:top w:val="single" w:color="7F7F7F" w:sz="4"/>
-              <w:left w:val="single" w:color="7F7F7F" w:sz="4"/>
-              <w:bottom w:val="single" w:color="7F7F7F" w:sz="4"/>
-              <w:right w:val="single" w:color="7F7F7F" w:sz="4"/>
-            </w:tcBorders>
-            <w:shd w:fill="E8EEF5" w:color="auto" w:val="clear"/>
-            <w:tcMar>
-              <w:top w:type="dxa" w:w="40"/>
-              <w:left w:type="dxa" w:w="80"/>
-              <w:bottom w:type="dxa" w:w="40"/>
-              <w:right w:type="dxa" w:w="80"/>
-            </w:tcMar>
-            <w:vAlign w:val="center"/>
-          </w:tcPr>
-          <w:p>
-            <w:pPr>
-              <w:spacing w:after="0" w:before="0"/>
-              <w:jc w:val="center"/>
-            </w:pPr>
-            <w:r>
-              <w:rPr>
-                <w:rFonts w:ascii="Arial" w:cs="Arial" w:eastAsia="Arial" w:hAnsi="Arial"/>
-                <w:b/>
-                <w:bCs/>
-                <w:sz w:val="15"/>
-                <w:szCs w:val="15"/>
-              </w:rPr>
               <w:t xml:space="preserve">Obs.</w:t>
             </w:r>
           </w:p>
@@ -5835,7 +4942,7 @@
       <w:tr>
         <w:trPr>
           <w:cantSplit/>
-          <w:trHeight w:val="400" w:hRule="atLeast"/>
+          <w:trHeight w:val="440" w:hRule="atLeast"/>
         </w:trPr>
         <w:tc>
           <w:tcPr>
@@ -5871,33 +4978,33 @@
         </w:tc>
         <w:tc>
           <w:tcPr>
-            <w:tcW w:type="dxa" w:w="10600"/>
-            <w:tcBorders>
-              <w:top w:val="single" w:color="7F7F7F" w:sz="4"/>
-              <w:left w:val="single" w:color="7F7F7F" w:sz="4"/>
-              <w:bottom w:val="single" w:color="7F7F7F" w:sz="4"/>
-              <w:right w:val="single" w:color="7F7F7F" w:sz="4"/>
-            </w:tcBorders>
-            <w:tcMar>
-              <w:top w:type="dxa" w:w="40"/>
-              <w:left w:type="dxa" w:w="80"/>
-              <w:bottom w:type="dxa" w:w="40"/>
-              <w:right w:type="dxa" w:w="80"/>
-            </w:tcMar>
-            <w:vAlign w:val="center"/>
-          </w:tcPr>
-          <w:p>
-            <w:pPr>
-              <w:spacing w:after="0" w:before="0"/>
-              <w:jc w:val="left"/>
-            </w:pPr>
-            <w:r>
-              <w:rPr>
-                <w:rFonts w:ascii="Arial" w:cs="Arial" w:eastAsia="Arial" w:hAnsi="Arial"/>
-                <w:sz w:val="16"/>
-                <w:szCs w:val="16"/>
-              </w:rPr>
-              <w:t xml:space="preserve">El patrón (seraphin) está limpio, sin daños, con visor sano y certificado de calibración vigente.   N° cert.: ____________</w:t>
+            <w:tcW w:type="dxa" w:w="11300"/>
+            <w:tcBorders>
+              <w:top w:val="single" w:color="7F7F7F" w:sz="4"/>
+              <w:left w:val="single" w:color="7F7F7F" w:sz="4"/>
+              <w:bottom w:val="single" w:color="7F7F7F" w:sz="4"/>
+              <w:right w:val="single" w:color="7F7F7F" w:sz="4"/>
+            </w:tcBorders>
+            <w:tcMar>
+              <w:top w:type="dxa" w:w="40"/>
+              <w:left w:type="dxa" w:w="80"/>
+              <w:bottom w:type="dxa" w:w="40"/>
+              <w:right w:type="dxa" w:w="80"/>
+            </w:tcMar>
+            <w:vAlign w:val="center"/>
+          </w:tcPr>
+          <w:p>
+            <w:pPr>
+              <w:spacing w:after="0" w:before="0"/>
+              <w:jc w:val="left"/>
+            </w:pPr>
+            <w:r>
+              <w:rPr>
+                <w:rFonts w:ascii="Arial" w:cs="Arial" w:eastAsia="Arial" w:hAnsi="Arial"/>
+                <w:sz w:val="17"/>
+                <w:szCs w:val="17"/>
+              </w:rPr>
+              <w:t xml:space="preserve">Seraphin limpio, sin daños y con certificado vigente (N° __________). Lo mojó con el combustible y lo dejó escurrir 30 s.</w:t>
             </w:r>
           </w:p>
         </w:tc>
@@ -5927,112 +5034,80 @@
               <w:rPr>
                 <w:rFonts w:ascii="Arial" w:cs="Arial" w:eastAsia="Arial" w:hAnsi="Arial"/>
                 <w:color w:val="595959"/>
-                <w:sz w:val="14"/>
-                <w:szCs w:val="14"/>
-              </w:rPr>
-              <w:t xml:space="preserve">9.3.2.1</w:t>
-            </w:r>
-          </w:p>
-        </w:tc>
-        <w:tc>
-          <w:tcPr>
-            <w:tcW w:type="dxa" w:w="600"/>
-            <w:tcBorders>
-              <w:top w:val="single" w:color="7F7F7F" w:sz="4"/>
-              <w:left w:val="single" w:color="7F7F7F" w:sz="4"/>
-              <w:bottom w:val="single" w:color="7F7F7F" w:sz="4"/>
-              <w:right w:val="single" w:color="7F7F7F" w:sz="4"/>
-            </w:tcBorders>
-            <w:tcMar>
-              <w:top w:type="dxa" w:w="40"/>
-              <w:left w:type="dxa" w:w="80"/>
-              <w:bottom w:type="dxa" w:w="40"/>
-              <w:right w:type="dxa" w:w="80"/>
-            </w:tcMar>
-            <w:vAlign w:val="center"/>
-          </w:tcPr>
-          <w:p>
-            <w:pPr>
-              <w:spacing w:after="0" w:before="0"/>
-              <w:jc w:val="left"/>
-            </w:pPr>
-            <w:r>
-              <w:rPr>
-                <w:rFonts w:ascii="Arial" w:cs="Arial" w:eastAsia="Arial" w:hAnsi="Arial"/>
-                <w:sz w:val="17"/>
-                <w:szCs w:val="17"/>
-              </w:rPr>
-              <w:t xml:space="preserve"/>
-            </w:r>
-          </w:p>
-        </w:tc>
-        <w:tc>
-          <w:tcPr>
-            <w:tcW w:type="dxa" w:w="600"/>
-            <w:tcBorders>
-              <w:top w:val="single" w:color="7F7F7F" w:sz="4"/>
-              <w:left w:val="single" w:color="7F7F7F" w:sz="4"/>
-              <w:bottom w:val="single" w:color="7F7F7F" w:sz="4"/>
-              <w:right w:val="single" w:color="7F7F7F" w:sz="4"/>
-            </w:tcBorders>
-            <w:tcMar>
-              <w:top w:type="dxa" w:w="40"/>
-              <w:left w:type="dxa" w:w="80"/>
-              <w:bottom w:type="dxa" w:w="40"/>
-              <w:right w:type="dxa" w:w="80"/>
-            </w:tcMar>
-            <w:vAlign w:val="center"/>
-          </w:tcPr>
-          <w:p>
-            <w:pPr>
-              <w:spacing w:after="0" w:before="0"/>
-              <w:jc w:val="left"/>
-            </w:pPr>
-            <w:r>
-              <w:rPr>
-                <w:rFonts w:ascii="Arial" w:cs="Arial" w:eastAsia="Arial" w:hAnsi="Arial"/>
-                <w:sz w:val="17"/>
-                <w:szCs w:val="17"/>
-              </w:rPr>
-              <w:t xml:space="preserve"/>
-            </w:r>
-          </w:p>
-        </w:tc>
-        <w:tc>
-          <w:tcPr>
-            <w:tcW w:type="dxa" w:w="600"/>
-            <w:tcBorders>
-              <w:top w:val="single" w:color="7F7F7F" w:sz="4"/>
-              <w:left w:val="single" w:color="7F7F7F" w:sz="4"/>
-              <w:bottom w:val="single" w:color="7F7F7F" w:sz="4"/>
-              <w:right w:val="single" w:color="7F7F7F" w:sz="4"/>
-            </w:tcBorders>
-            <w:tcMar>
-              <w:top w:type="dxa" w:w="40"/>
-              <w:left w:type="dxa" w:w="80"/>
-              <w:bottom w:type="dxa" w:w="40"/>
-              <w:right w:type="dxa" w:w="80"/>
-            </w:tcMar>
-            <w:vAlign w:val="center"/>
-          </w:tcPr>
-          <w:p>
-            <w:pPr>
-              <w:spacing w:after="0" w:before="0"/>
-              <w:jc w:val="left"/>
-            </w:pPr>
-            <w:r>
-              <w:rPr>
-                <w:rFonts w:ascii="Arial" w:cs="Arial" w:eastAsia="Arial" w:hAnsi="Arial"/>
-                <w:sz w:val="17"/>
-                <w:szCs w:val="17"/>
-              </w:rPr>
-              <w:t xml:space="preserve"/>
-            </w:r>
-          </w:p>
-        </w:tc>
-        <w:tc>
-          <w:tcPr>
-            <w:tcW w:type="dxa" w:w="1504"/>
+                <w:sz w:val="13"/>
+                <w:szCs w:val="13"/>
+              </w:rPr>
+              <w:t xml:space="preserve">9.3.2.1 · 9.3.2.2</w:t>
+            </w:r>
+          </w:p>
+        </w:tc>
+        <w:tc>
+          <w:tcPr>
+            <w:tcW w:type="dxa" w:w="700"/>
+            <w:tcBorders>
+              <w:top w:val="single" w:color="7F7F7F" w:sz="4"/>
+              <w:left w:val="single" w:color="7F7F7F" w:sz="4"/>
+              <w:bottom w:val="single" w:color="7F7F7F" w:sz="4"/>
+              <w:right w:val="single" w:color="7F7F7F" w:sz="4"/>
+            </w:tcBorders>
+            <w:tcMar>
+              <w:top w:type="dxa" w:w="40"/>
+              <w:left w:type="dxa" w:w="80"/>
+              <w:bottom w:type="dxa" w:w="40"/>
+              <w:right w:type="dxa" w:w="80"/>
+            </w:tcMar>
+            <w:vAlign w:val="center"/>
+          </w:tcPr>
+          <w:p>
+            <w:pPr>
+              <w:spacing w:after="0" w:before="0"/>
+              <w:jc w:val="left"/>
+            </w:pPr>
+            <w:r>
+              <w:rPr>
+                <w:rFonts w:ascii="Arial" w:cs="Arial" w:eastAsia="Arial" w:hAnsi="Arial"/>
+                <w:sz w:val="17"/>
+                <w:szCs w:val="17"/>
+              </w:rPr>
+              <w:t xml:space="preserve"/>
+            </w:r>
+          </w:p>
+        </w:tc>
+        <w:tc>
+          <w:tcPr>
+            <w:tcW w:type="dxa" w:w="700"/>
+            <w:tcBorders>
+              <w:top w:val="single" w:color="7F7F7F" w:sz="4"/>
+              <w:left w:val="single" w:color="7F7F7F" w:sz="4"/>
+              <w:bottom w:val="single" w:color="7F7F7F" w:sz="4"/>
+              <w:right w:val="single" w:color="7F7F7F" w:sz="4"/>
+            </w:tcBorders>
+            <w:tcMar>
+              <w:top w:type="dxa" w:w="40"/>
+              <w:left w:type="dxa" w:w="80"/>
+              <w:bottom w:type="dxa" w:w="40"/>
+              <w:right w:type="dxa" w:w="80"/>
+            </w:tcMar>
+            <w:vAlign w:val="center"/>
+          </w:tcPr>
+          <w:p>
+            <w:pPr>
+              <w:spacing w:after="0" w:before="0"/>
+              <w:jc w:val="left"/>
+            </w:pPr>
+            <w:r>
+              <w:rPr>
+                <w:rFonts w:ascii="Arial" w:cs="Arial" w:eastAsia="Arial" w:hAnsi="Arial"/>
+                <w:sz w:val="17"/>
+                <w:szCs w:val="17"/>
+              </w:rPr>
+              <w:t xml:space="preserve"/>
+            </w:r>
+          </w:p>
+        </w:tc>
+        <w:tc>
+          <w:tcPr>
+            <w:tcW w:type="dxa" w:w="1204"/>
             <w:tcBorders>
               <w:top w:val="single" w:color="7F7F7F" w:sz="4"/>
               <w:left w:val="single" w:color="7F7F7F" w:sz="4"/>
@@ -6066,7 +5141,7 @@
       <w:tr>
         <w:trPr>
           <w:cantSplit/>
-          <w:trHeight w:val="400" w:hRule="atLeast"/>
+          <w:trHeight w:val="440" w:hRule="atLeast"/>
         </w:trPr>
         <w:tc>
           <w:tcPr>
@@ -6102,33 +5177,33 @@
         </w:tc>
         <w:tc>
           <w:tcPr>
-            <w:tcW w:type="dxa" w:w="10600"/>
-            <w:tcBorders>
-              <w:top w:val="single" w:color="7F7F7F" w:sz="4"/>
-              <w:left w:val="single" w:color="7F7F7F" w:sz="4"/>
-              <w:bottom w:val="single" w:color="7F7F7F" w:sz="4"/>
-              <w:right w:val="single" w:color="7F7F7F" w:sz="4"/>
-            </w:tcBorders>
-            <w:tcMar>
-              <w:top w:type="dxa" w:w="40"/>
-              <w:left w:type="dxa" w:w="80"/>
-              <w:bottom w:type="dxa" w:w="40"/>
-              <w:right w:type="dxa" w:w="80"/>
-            </w:tcMar>
-            <w:vAlign w:val="center"/>
-          </w:tcPr>
-          <w:p>
-            <w:pPr>
-              <w:spacing w:after="0" w:before="0"/>
-              <w:jc w:val="left"/>
-            </w:pPr>
-            <w:r>
-              <w:rPr>
-                <w:rFonts w:ascii="Arial" w:cs="Arial" w:eastAsia="Arial" w:hAnsi="Arial"/>
-                <w:sz w:val="16"/>
-                <w:szCs w:val="16"/>
-              </w:rPr>
-              <w:t xml:space="preserve">Mojó el patrón con el combustible a verificar y lo dejó escurrir 30 s antes de ensayar.</w:t>
+            <w:tcW w:type="dxa" w:w="11300"/>
+            <w:tcBorders>
+              <w:top w:val="single" w:color="7F7F7F" w:sz="4"/>
+              <w:left w:val="single" w:color="7F7F7F" w:sz="4"/>
+              <w:bottom w:val="single" w:color="7F7F7F" w:sz="4"/>
+              <w:right w:val="single" w:color="7F7F7F" w:sz="4"/>
+            </w:tcBorders>
+            <w:tcMar>
+              <w:top w:type="dxa" w:w="40"/>
+              <w:left w:type="dxa" w:w="80"/>
+              <w:bottom w:type="dxa" w:w="40"/>
+              <w:right w:type="dxa" w:w="80"/>
+            </w:tcMar>
+            <w:vAlign w:val="center"/>
+          </w:tcPr>
+          <w:p>
+            <w:pPr>
+              <w:spacing w:after="0" w:before="0"/>
+              <w:jc w:val="left"/>
+            </w:pPr>
+            <w:r>
+              <w:rPr>
+                <w:rFonts w:ascii="Arial" w:cs="Arial" w:eastAsia="Arial" w:hAnsi="Arial"/>
+                <w:sz w:val="17"/>
+                <w:szCs w:val="17"/>
+              </w:rPr>
+              <w:t xml:space="preserve">Hizo 3 ensayos de 20 L por manguera y comparó el totalizador con la suma de los ensayos.</w:t>
             </w:r>
           </w:p>
         </w:tc>
@@ -6158,112 +5233,80 @@
               <w:rPr>
                 <w:rFonts w:ascii="Arial" w:cs="Arial" w:eastAsia="Arial" w:hAnsi="Arial"/>
                 <w:color w:val="595959"/>
-                <w:sz w:val="14"/>
-                <w:szCs w:val="14"/>
-              </w:rPr>
-              <w:t xml:space="preserve">9.3.2.2</w:t>
-            </w:r>
-          </w:p>
-        </w:tc>
-        <w:tc>
-          <w:tcPr>
-            <w:tcW w:type="dxa" w:w="600"/>
-            <w:tcBorders>
-              <w:top w:val="single" w:color="7F7F7F" w:sz="4"/>
-              <w:left w:val="single" w:color="7F7F7F" w:sz="4"/>
-              <w:bottom w:val="single" w:color="7F7F7F" w:sz="4"/>
-              <w:right w:val="single" w:color="7F7F7F" w:sz="4"/>
-            </w:tcBorders>
-            <w:tcMar>
-              <w:top w:type="dxa" w:w="40"/>
-              <w:left w:type="dxa" w:w="80"/>
-              <w:bottom w:type="dxa" w:w="40"/>
-              <w:right w:type="dxa" w:w="80"/>
-            </w:tcMar>
-            <w:vAlign w:val="center"/>
-          </w:tcPr>
-          <w:p>
-            <w:pPr>
-              <w:spacing w:after="0" w:before="0"/>
-              <w:jc w:val="left"/>
-            </w:pPr>
-            <w:r>
-              <w:rPr>
-                <w:rFonts w:ascii="Arial" w:cs="Arial" w:eastAsia="Arial" w:hAnsi="Arial"/>
-                <w:sz w:val="17"/>
-                <w:szCs w:val="17"/>
-              </w:rPr>
-              <w:t xml:space="preserve"/>
-            </w:r>
-          </w:p>
-        </w:tc>
-        <w:tc>
-          <w:tcPr>
-            <w:tcW w:type="dxa" w:w="600"/>
-            <w:tcBorders>
-              <w:top w:val="single" w:color="7F7F7F" w:sz="4"/>
-              <w:left w:val="single" w:color="7F7F7F" w:sz="4"/>
-              <w:bottom w:val="single" w:color="7F7F7F" w:sz="4"/>
-              <w:right w:val="single" w:color="7F7F7F" w:sz="4"/>
-            </w:tcBorders>
-            <w:tcMar>
-              <w:top w:type="dxa" w:w="40"/>
-              <w:left w:type="dxa" w:w="80"/>
-              <w:bottom w:type="dxa" w:w="40"/>
-              <w:right w:type="dxa" w:w="80"/>
-            </w:tcMar>
-            <w:vAlign w:val="center"/>
-          </w:tcPr>
-          <w:p>
-            <w:pPr>
-              <w:spacing w:after="0" w:before="0"/>
-              <w:jc w:val="left"/>
-            </w:pPr>
-            <w:r>
-              <w:rPr>
-                <w:rFonts w:ascii="Arial" w:cs="Arial" w:eastAsia="Arial" w:hAnsi="Arial"/>
-                <w:sz w:val="17"/>
-                <w:szCs w:val="17"/>
-              </w:rPr>
-              <w:t xml:space="preserve"/>
-            </w:r>
-          </w:p>
-        </w:tc>
-        <w:tc>
-          <w:tcPr>
-            <w:tcW w:type="dxa" w:w="600"/>
-            <w:tcBorders>
-              <w:top w:val="single" w:color="7F7F7F" w:sz="4"/>
-              <w:left w:val="single" w:color="7F7F7F" w:sz="4"/>
-              <w:bottom w:val="single" w:color="7F7F7F" w:sz="4"/>
-              <w:right w:val="single" w:color="7F7F7F" w:sz="4"/>
-            </w:tcBorders>
-            <w:tcMar>
-              <w:top w:type="dxa" w:w="40"/>
-              <w:left w:type="dxa" w:w="80"/>
-              <w:bottom w:type="dxa" w:w="40"/>
-              <w:right w:type="dxa" w:w="80"/>
-            </w:tcMar>
-            <w:vAlign w:val="center"/>
-          </w:tcPr>
-          <w:p>
-            <w:pPr>
-              <w:spacing w:after="0" w:before="0"/>
-              <w:jc w:val="left"/>
-            </w:pPr>
-            <w:r>
-              <w:rPr>
-                <w:rFonts w:ascii="Arial" w:cs="Arial" w:eastAsia="Arial" w:hAnsi="Arial"/>
-                <w:sz w:val="17"/>
-                <w:szCs w:val="17"/>
-              </w:rPr>
-              <w:t xml:space="preserve"/>
-            </w:r>
-          </w:p>
-        </w:tc>
-        <w:tc>
-          <w:tcPr>
-            <w:tcW w:type="dxa" w:w="1504"/>
+                <w:sz w:val="13"/>
+                <w:szCs w:val="13"/>
+              </w:rPr>
+              <w:t xml:space="preserve">9.3.2.3 · 9.3.2.4</w:t>
+            </w:r>
+          </w:p>
+        </w:tc>
+        <w:tc>
+          <w:tcPr>
+            <w:tcW w:type="dxa" w:w="700"/>
+            <w:tcBorders>
+              <w:top w:val="single" w:color="7F7F7F" w:sz="4"/>
+              <w:left w:val="single" w:color="7F7F7F" w:sz="4"/>
+              <w:bottom w:val="single" w:color="7F7F7F" w:sz="4"/>
+              <w:right w:val="single" w:color="7F7F7F" w:sz="4"/>
+            </w:tcBorders>
+            <w:tcMar>
+              <w:top w:type="dxa" w:w="40"/>
+              <w:left w:type="dxa" w:w="80"/>
+              <w:bottom w:type="dxa" w:w="40"/>
+              <w:right w:type="dxa" w:w="80"/>
+            </w:tcMar>
+            <w:vAlign w:val="center"/>
+          </w:tcPr>
+          <w:p>
+            <w:pPr>
+              <w:spacing w:after="0" w:before="0"/>
+              <w:jc w:val="left"/>
+            </w:pPr>
+            <w:r>
+              <w:rPr>
+                <w:rFonts w:ascii="Arial" w:cs="Arial" w:eastAsia="Arial" w:hAnsi="Arial"/>
+                <w:sz w:val="17"/>
+                <w:szCs w:val="17"/>
+              </w:rPr>
+              <w:t xml:space="preserve"/>
+            </w:r>
+          </w:p>
+        </w:tc>
+        <w:tc>
+          <w:tcPr>
+            <w:tcW w:type="dxa" w:w="700"/>
+            <w:tcBorders>
+              <w:top w:val="single" w:color="7F7F7F" w:sz="4"/>
+              <w:left w:val="single" w:color="7F7F7F" w:sz="4"/>
+              <w:bottom w:val="single" w:color="7F7F7F" w:sz="4"/>
+              <w:right w:val="single" w:color="7F7F7F" w:sz="4"/>
+            </w:tcBorders>
+            <w:tcMar>
+              <w:top w:type="dxa" w:w="40"/>
+              <w:left w:type="dxa" w:w="80"/>
+              <w:bottom w:type="dxa" w:w="40"/>
+              <w:right w:type="dxa" w:w="80"/>
+            </w:tcMar>
+            <w:vAlign w:val="center"/>
+          </w:tcPr>
+          <w:p>
+            <w:pPr>
+              <w:spacing w:after="0" w:before="0"/>
+              <w:jc w:val="left"/>
+            </w:pPr>
+            <w:r>
+              <w:rPr>
+                <w:rFonts w:ascii="Arial" w:cs="Arial" w:eastAsia="Arial" w:hAnsi="Arial"/>
+                <w:sz w:val="17"/>
+                <w:szCs w:val="17"/>
+              </w:rPr>
+              <w:t xml:space="preserve"/>
+            </w:r>
+          </w:p>
+        </w:tc>
+        <w:tc>
+          <w:tcPr>
+            <w:tcW w:type="dxa" w:w="1204"/>
             <w:tcBorders>
               <w:top w:val="single" w:color="7F7F7F" w:sz="4"/>
               <w:left w:val="single" w:color="7F7F7F" w:sz="4"/>
@@ -6297,7 +5340,7 @@
       <w:tr>
         <w:trPr>
           <w:cantSplit/>
-          <w:trHeight w:val="400" w:hRule="atLeast"/>
+          <w:trHeight w:val="440" w:hRule="atLeast"/>
         </w:trPr>
         <w:tc>
           <w:tcPr>
@@ -6333,33 +5376,33 @@
         </w:tc>
         <w:tc>
           <w:tcPr>
-            <w:tcW w:type="dxa" w:w="10600"/>
-            <w:tcBorders>
-              <w:top w:val="single" w:color="7F7F7F" w:sz="4"/>
-              <w:left w:val="single" w:color="7F7F7F" w:sz="4"/>
-              <w:bottom w:val="single" w:color="7F7F7F" w:sz="4"/>
-              <w:right w:val="single" w:color="7F7F7F" w:sz="4"/>
-            </w:tcBorders>
-            <w:tcMar>
-              <w:top w:type="dxa" w:w="40"/>
-              <w:left w:type="dxa" w:w="80"/>
-              <w:bottom w:type="dxa" w:w="40"/>
-              <w:right w:type="dxa" w:w="80"/>
-            </w:tcMar>
-            <w:vAlign w:val="center"/>
-          </w:tcPr>
-          <w:p>
-            <w:pPr>
-              <w:spacing w:after="0" w:before="0"/>
-              <w:jc w:val="left"/>
-            </w:pPr>
-            <w:r>
-              <w:rPr>
-                <w:rFonts w:ascii="Arial" w:cs="Arial" w:eastAsia="Arial" w:hAnsi="Arial"/>
-                <w:sz w:val="16"/>
-                <w:szCs w:val="16"/>
-              </w:rPr>
-              <w:t xml:space="preserve">Hizo 3 ensayos de 20 L por manguera, a flujo de operación.</w:t>
+            <w:tcW w:type="dxa" w:w="11300"/>
+            <w:tcBorders>
+              <w:top w:val="single" w:color="7F7F7F" w:sz="4"/>
+              <w:left w:val="single" w:color="7F7F7F" w:sz="4"/>
+              <w:bottom w:val="single" w:color="7F7F7F" w:sz="4"/>
+              <w:right w:val="single" w:color="7F7F7F" w:sz="4"/>
+            </w:tcBorders>
+            <w:tcMar>
+              <w:top w:type="dxa" w:w="40"/>
+              <w:left w:type="dxa" w:w="80"/>
+              <w:bottom w:type="dxa" w:w="40"/>
+              <w:right w:type="dxa" w:w="80"/>
+            </w:tcMar>
+            <w:vAlign w:val="center"/>
+          </w:tcPr>
+          <w:p>
+            <w:pPr>
+              <w:spacing w:after="0" w:before="0"/>
+              <w:jc w:val="left"/>
+            </w:pPr>
+            <w:r>
+              <w:rPr>
+                <w:rFonts w:ascii="Arial" w:cs="Arial" w:eastAsia="Arial" w:hAnsi="Arial"/>
+                <w:sz w:val="17"/>
+                <w:szCs w:val="17"/>
+              </w:rPr>
+              <w:t xml:space="preserve">Ajustó según IBM-IT-207 las mangueras fuera de ±100 ml. Si estaban entre ±70 y ±100 ml, propuso el ajuste al titular.</w:t>
             </w:r>
           </w:p>
         </w:tc>
@@ -6389,112 +5432,80 @@
               <w:rPr>
                 <w:rFonts w:ascii="Arial" w:cs="Arial" w:eastAsia="Arial" w:hAnsi="Arial"/>
                 <w:color w:val="595959"/>
-                <w:sz w:val="14"/>
-                <w:szCs w:val="14"/>
-              </w:rPr>
-              <w:t xml:space="preserve">9.3.2.4</w:t>
-            </w:r>
-          </w:p>
-        </w:tc>
-        <w:tc>
-          <w:tcPr>
-            <w:tcW w:type="dxa" w:w="600"/>
-            <w:tcBorders>
-              <w:top w:val="single" w:color="7F7F7F" w:sz="4"/>
-              <w:left w:val="single" w:color="7F7F7F" w:sz="4"/>
-              <w:bottom w:val="single" w:color="7F7F7F" w:sz="4"/>
-              <w:right w:val="single" w:color="7F7F7F" w:sz="4"/>
-            </w:tcBorders>
-            <w:tcMar>
-              <w:top w:type="dxa" w:w="40"/>
-              <w:left w:type="dxa" w:w="80"/>
-              <w:bottom w:type="dxa" w:w="40"/>
-              <w:right w:type="dxa" w:w="80"/>
-            </w:tcMar>
-            <w:vAlign w:val="center"/>
-          </w:tcPr>
-          <w:p>
-            <w:pPr>
-              <w:spacing w:after="0" w:before="0"/>
-              <w:jc w:val="left"/>
-            </w:pPr>
-            <w:r>
-              <w:rPr>
-                <w:rFonts w:ascii="Arial" w:cs="Arial" w:eastAsia="Arial" w:hAnsi="Arial"/>
-                <w:sz w:val="17"/>
-                <w:szCs w:val="17"/>
-              </w:rPr>
-              <w:t xml:space="preserve"/>
-            </w:r>
-          </w:p>
-        </w:tc>
-        <w:tc>
-          <w:tcPr>
-            <w:tcW w:type="dxa" w:w="600"/>
-            <w:tcBorders>
-              <w:top w:val="single" w:color="7F7F7F" w:sz="4"/>
-              <w:left w:val="single" w:color="7F7F7F" w:sz="4"/>
-              <w:bottom w:val="single" w:color="7F7F7F" w:sz="4"/>
-              <w:right w:val="single" w:color="7F7F7F" w:sz="4"/>
-            </w:tcBorders>
-            <w:tcMar>
-              <w:top w:type="dxa" w:w="40"/>
-              <w:left w:type="dxa" w:w="80"/>
-              <w:bottom w:type="dxa" w:w="40"/>
-              <w:right w:type="dxa" w:w="80"/>
-            </w:tcMar>
-            <w:vAlign w:val="center"/>
-          </w:tcPr>
-          <w:p>
-            <w:pPr>
-              <w:spacing w:after="0" w:before="0"/>
-              <w:jc w:val="left"/>
-            </w:pPr>
-            <w:r>
-              <w:rPr>
-                <w:rFonts w:ascii="Arial" w:cs="Arial" w:eastAsia="Arial" w:hAnsi="Arial"/>
-                <w:sz w:val="17"/>
-                <w:szCs w:val="17"/>
-              </w:rPr>
-              <w:t xml:space="preserve"/>
-            </w:r>
-          </w:p>
-        </w:tc>
-        <w:tc>
-          <w:tcPr>
-            <w:tcW w:type="dxa" w:w="600"/>
-            <w:tcBorders>
-              <w:top w:val="single" w:color="7F7F7F" w:sz="4"/>
-              <w:left w:val="single" w:color="7F7F7F" w:sz="4"/>
-              <w:bottom w:val="single" w:color="7F7F7F" w:sz="4"/>
-              <w:right w:val="single" w:color="7F7F7F" w:sz="4"/>
-            </w:tcBorders>
-            <w:tcMar>
-              <w:top w:type="dxa" w:w="40"/>
-              <w:left w:type="dxa" w:w="80"/>
-              <w:bottom w:type="dxa" w:w="40"/>
-              <w:right w:type="dxa" w:w="80"/>
-            </w:tcMar>
-            <w:vAlign w:val="center"/>
-          </w:tcPr>
-          <w:p>
-            <w:pPr>
-              <w:spacing w:after="0" w:before="0"/>
-              <w:jc w:val="left"/>
-            </w:pPr>
-            <w:r>
-              <w:rPr>
-                <w:rFonts w:ascii="Arial" w:cs="Arial" w:eastAsia="Arial" w:hAnsi="Arial"/>
-                <w:sz w:val="17"/>
-                <w:szCs w:val="17"/>
-              </w:rPr>
-              <w:t xml:space="preserve"/>
-            </w:r>
-          </w:p>
-        </w:tc>
-        <w:tc>
-          <w:tcPr>
-            <w:tcW w:type="dxa" w:w="1504"/>
+                <w:sz w:val="13"/>
+                <w:szCs w:val="13"/>
+              </w:rPr>
+              <w:t xml:space="preserve">9.3.2.8 · 9.3.2.9</w:t>
+            </w:r>
+          </w:p>
+        </w:tc>
+        <w:tc>
+          <w:tcPr>
+            <w:tcW w:type="dxa" w:w="700"/>
+            <w:tcBorders>
+              <w:top w:val="single" w:color="7F7F7F" w:sz="4"/>
+              <w:left w:val="single" w:color="7F7F7F" w:sz="4"/>
+              <w:bottom w:val="single" w:color="7F7F7F" w:sz="4"/>
+              <w:right w:val="single" w:color="7F7F7F" w:sz="4"/>
+            </w:tcBorders>
+            <w:tcMar>
+              <w:top w:type="dxa" w:w="40"/>
+              <w:left w:type="dxa" w:w="80"/>
+              <w:bottom w:type="dxa" w:w="40"/>
+              <w:right w:type="dxa" w:w="80"/>
+            </w:tcMar>
+            <w:vAlign w:val="center"/>
+          </w:tcPr>
+          <w:p>
+            <w:pPr>
+              <w:spacing w:after="0" w:before="0"/>
+              <w:jc w:val="left"/>
+            </w:pPr>
+            <w:r>
+              <w:rPr>
+                <w:rFonts w:ascii="Arial" w:cs="Arial" w:eastAsia="Arial" w:hAnsi="Arial"/>
+                <w:sz w:val="17"/>
+                <w:szCs w:val="17"/>
+              </w:rPr>
+              <w:t xml:space="preserve"/>
+            </w:r>
+          </w:p>
+        </w:tc>
+        <w:tc>
+          <w:tcPr>
+            <w:tcW w:type="dxa" w:w="700"/>
+            <w:tcBorders>
+              <w:top w:val="single" w:color="7F7F7F" w:sz="4"/>
+              <w:left w:val="single" w:color="7F7F7F" w:sz="4"/>
+              <w:bottom w:val="single" w:color="7F7F7F" w:sz="4"/>
+              <w:right w:val="single" w:color="7F7F7F" w:sz="4"/>
+            </w:tcBorders>
+            <w:tcMar>
+              <w:top w:type="dxa" w:w="40"/>
+              <w:left w:type="dxa" w:w="80"/>
+              <w:bottom w:type="dxa" w:w="40"/>
+              <w:right w:type="dxa" w:w="80"/>
+            </w:tcMar>
+            <w:vAlign w:val="center"/>
+          </w:tcPr>
+          <w:p>
+            <w:pPr>
+              <w:spacing w:after="0" w:before="0"/>
+              <w:jc w:val="left"/>
+            </w:pPr>
+            <w:r>
+              <w:rPr>
+                <w:rFonts w:ascii="Arial" w:cs="Arial" w:eastAsia="Arial" w:hAnsi="Arial"/>
+                <w:sz w:val="17"/>
+                <w:szCs w:val="17"/>
+              </w:rPr>
+              <w:t xml:space="preserve"/>
+            </w:r>
+          </w:p>
+        </w:tc>
+        <w:tc>
+          <w:tcPr>
+            <w:tcW w:type="dxa" w:w="1204"/>
             <w:tcBorders>
               <w:top w:val="single" w:color="7F7F7F" w:sz="4"/>
               <w:left w:val="single" w:color="7F7F7F" w:sz="4"/>
@@ -6528,7 +5539,7 @@
       <w:tr>
         <w:trPr>
           <w:cantSplit/>
-          <w:trHeight w:val="400" w:hRule="atLeast"/>
+          <w:trHeight w:val="440" w:hRule="atLeast"/>
         </w:trPr>
         <w:tc>
           <w:tcPr>
@@ -6564,33 +5575,33 @@
         </w:tc>
         <w:tc>
           <w:tcPr>
-            <w:tcW w:type="dxa" w:w="10600"/>
-            <w:tcBorders>
-              <w:top w:val="single" w:color="7F7F7F" w:sz="4"/>
-              <w:left w:val="single" w:color="7F7F7F" w:sz="4"/>
-              <w:bottom w:val="single" w:color="7F7F7F" w:sz="4"/>
-              <w:right w:val="single" w:color="7F7F7F" w:sz="4"/>
-            </w:tcBorders>
-            <w:tcMar>
-              <w:top w:type="dxa" w:w="40"/>
-              <w:left w:type="dxa" w:w="80"/>
-              <w:bottom w:type="dxa" w:w="40"/>
-              <w:right w:type="dxa" w:w="80"/>
-            </w:tcMar>
-            <w:vAlign w:val="center"/>
-          </w:tcPr>
-          <w:p>
-            <w:pPr>
-              <w:spacing w:after="0" w:before="0"/>
-              <w:jc w:val="left"/>
-            </w:pPr>
-            <w:r>
-              <w:rPr>
-                <w:rFonts w:ascii="Arial" w:cs="Arial" w:eastAsia="Arial" w:hAnsi="Arial"/>
-                <w:sz w:val="16"/>
-                <w:szCs w:val="16"/>
-              </w:rPr>
-              <w:t xml:space="preserve">Anotó el totalizador al inicio y al final, y la diferencia coincide con la suma de los ensayos.</w:t>
+            <w:tcW w:type="dxa" w:w="11300"/>
+            <w:tcBorders>
+              <w:top w:val="single" w:color="7F7F7F" w:sz="4"/>
+              <w:left w:val="single" w:color="7F7F7F" w:sz="4"/>
+              <w:bottom w:val="single" w:color="7F7F7F" w:sz="4"/>
+              <w:right w:val="single" w:color="7F7F7F" w:sz="4"/>
+            </w:tcBorders>
+            <w:tcMar>
+              <w:top w:type="dxa" w:w="40"/>
+              <w:left w:type="dxa" w:w="80"/>
+              <w:bottom w:type="dxa" w:w="40"/>
+              <w:right w:type="dxa" w:w="80"/>
+            </w:tcMar>
+            <w:vAlign w:val="center"/>
+          </w:tcPr>
+          <w:p>
+            <w:pPr>
+              <w:spacing w:after="0" w:before="0"/>
+              <w:jc w:val="left"/>
+            </w:pPr>
+            <w:r>
+              <w:rPr>
+                <w:rFonts w:ascii="Arial" w:cs="Arial" w:eastAsia="Arial" w:hAnsi="Arial"/>
+                <w:sz w:val="17"/>
+                <w:szCs w:val="17"/>
+              </w:rPr>
+              <w:t xml:space="preserve">Registró los precintos anteriores; si estaban alterados, cerró la bomba y avisó a su superior.</w:t>
             </w:r>
           </w:p>
         </w:tc>
@@ -6620,112 +5631,80 @@
               <w:rPr>
                 <w:rFonts w:ascii="Arial" w:cs="Arial" w:eastAsia="Arial" w:hAnsi="Arial"/>
                 <w:color w:val="595959"/>
-                <w:sz w:val="14"/>
-                <w:szCs w:val="14"/>
-              </w:rPr>
-              <w:t xml:space="preserve">9.3.2.3</w:t>
-            </w:r>
-          </w:p>
-        </w:tc>
-        <w:tc>
-          <w:tcPr>
-            <w:tcW w:type="dxa" w:w="600"/>
-            <w:tcBorders>
-              <w:top w:val="single" w:color="7F7F7F" w:sz="4"/>
-              <w:left w:val="single" w:color="7F7F7F" w:sz="4"/>
-              <w:bottom w:val="single" w:color="7F7F7F" w:sz="4"/>
-              <w:right w:val="single" w:color="7F7F7F" w:sz="4"/>
-            </w:tcBorders>
-            <w:tcMar>
-              <w:top w:type="dxa" w:w="40"/>
-              <w:left w:type="dxa" w:w="80"/>
-              <w:bottom w:type="dxa" w:w="40"/>
-              <w:right w:type="dxa" w:w="80"/>
-            </w:tcMar>
-            <w:vAlign w:val="center"/>
-          </w:tcPr>
-          <w:p>
-            <w:pPr>
-              <w:spacing w:after="0" w:before="0"/>
-              <w:jc w:val="left"/>
-            </w:pPr>
-            <w:r>
-              <w:rPr>
-                <w:rFonts w:ascii="Arial" w:cs="Arial" w:eastAsia="Arial" w:hAnsi="Arial"/>
-                <w:sz w:val="17"/>
-                <w:szCs w:val="17"/>
-              </w:rPr>
-              <w:t xml:space="preserve"/>
-            </w:r>
-          </w:p>
-        </w:tc>
-        <w:tc>
-          <w:tcPr>
-            <w:tcW w:type="dxa" w:w="600"/>
-            <w:tcBorders>
-              <w:top w:val="single" w:color="7F7F7F" w:sz="4"/>
-              <w:left w:val="single" w:color="7F7F7F" w:sz="4"/>
-              <w:bottom w:val="single" w:color="7F7F7F" w:sz="4"/>
-              <w:right w:val="single" w:color="7F7F7F" w:sz="4"/>
-            </w:tcBorders>
-            <w:tcMar>
-              <w:top w:type="dxa" w:w="40"/>
-              <w:left w:type="dxa" w:w="80"/>
-              <w:bottom w:type="dxa" w:w="40"/>
-              <w:right w:type="dxa" w:w="80"/>
-            </w:tcMar>
-            <w:vAlign w:val="center"/>
-          </w:tcPr>
-          <w:p>
-            <w:pPr>
-              <w:spacing w:after="0" w:before="0"/>
-              <w:jc w:val="left"/>
-            </w:pPr>
-            <w:r>
-              <w:rPr>
-                <w:rFonts w:ascii="Arial" w:cs="Arial" w:eastAsia="Arial" w:hAnsi="Arial"/>
-                <w:sz w:val="17"/>
-                <w:szCs w:val="17"/>
-              </w:rPr>
-              <w:t xml:space="preserve"/>
-            </w:r>
-          </w:p>
-        </w:tc>
-        <w:tc>
-          <w:tcPr>
-            <w:tcW w:type="dxa" w:w="600"/>
-            <w:tcBorders>
-              <w:top w:val="single" w:color="7F7F7F" w:sz="4"/>
-              <w:left w:val="single" w:color="7F7F7F" w:sz="4"/>
-              <w:bottom w:val="single" w:color="7F7F7F" w:sz="4"/>
-              <w:right w:val="single" w:color="7F7F7F" w:sz="4"/>
-            </w:tcBorders>
-            <w:tcMar>
-              <w:top w:type="dxa" w:w="40"/>
-              <w:left w:type="dxa" w:w="80"/>
-              <w:bottom w:type="dxa" w:w="40"/>
-              <w:right w:type="dxa" w:w="80"/>
-            </w:tcMar>
-            <w:vAlign w:val="center"/>
-          </w:tcPr>
-          <w:p>
-            <w:pPr>
-              <w:spacing w:after="0" w:before="0"/>
-              <w:jc w:val="left"/>
-            </w:pPr>
-            <w:r>
-              <w:rPr>
-                <w:rFonts w:ascii="Arial" w:cs="Arial" w:eastAsia="Arial" w:hAnsi="Arial"/>
-                <w:sz w:val="17"/>
-                <w:szCs w:val="17"/>
-              </w:rPr>
-              <w:t xml:space="preserve"/>
-            </w:r>
-          </w:p>
-        </w:tc>
-        <w:tc>
-          <w:tcPr>
-            <w:tcW w:type="dxa" w:w="1504"/>
+                <w:sz w:val="13"/>
+                <w:szCs w:val="13"/>
+              </w:rPr>
+              <w:t xml:space="preserve">9.3.3.2 · 9.3.4</w:t>
+            </w:r>
+          </w:p>
+        </w:tc>
+        <w:tc>
+          <w:tcPr>
+            <w:tcW w:type="dxa" w:w="700"/>
+            <w:tcBorders>
+              <w:top w:val="single" w:color="7F7F7F" w:sz="4"/>
+              <w:left w:val="single" w:color="7F7F7F" w:sz="4"/>
+              <w:bottom w:val="single" w:color="7F7F7F" w:sz="4"/>
+              <w:right w:val="single" w:color="7F7F7F" w:sz="4"/>
+            </w:tcBorders>
+            <w:tcMar>
+              <w:top w:type="dxa" w:w="40"/>
+              <w:left w:type="dxa" w:w="80"/>
+              <w:bottom w:type="dxa" w:w="40"/>
+              <w:right w:type="dxa" w:w="80"/>
+            </w:tcMar>
+            <w:vAlign w:val="center"/>
+          </w:tcPr>
+          <w:p>
+            <w:pPr>
+              <w:spacing w:after="0" w:before="0"/>
+              <w:jc w:val="left"/>
+            </w:pPr>
+            <w:r>
+              <w:rPr>
+                <w:rFonts w:ascii="Arial" w:cs="Arial" w:eastAsia="Arial" w:hAnsi="Arial"/>
+                <w:sz w:val="17"/>
+                <w:szCs w:val="17"/>
+              </w:rPr>
+              <w:t xml:space="preserve"/>
+            </w:r>
+          </w:p>
+        </w:tc>
+        <w:tc>
+          <w:tcPr>
+            <w:tcW w:type="dxa" w:w="700"/>
+            <w:tcBorders>
+              <w:top w:val="single" w:color="7F7F7F" w:sz="4"/>
+              <w:left w:val="single" w:color="7F7F7F" w:sz="4"/>
+              <w:bottom w:val="single" w:color="7F7F7F" w:sz="4"/>
+              <w:right w:val="single" w:color="7F7F7F" w:sz="4"/>
+            </w:tcBorders>
+            <w:tcMar>
+              <w:top w:type="dxa" w:w="40"/>
+              <w:left w:type="dxa" w:w="80"/>
+              <w:bottom w:type="dxa" w:w="40"/>
+              <w:right w:type="dxa" w:w="80"/>
+            </w:tcMar>
+            <w:vAlign w:val="center"/>
+          </w:tcPr>
+          <w:p>
+            <w:pPr>
+              <w:spacing w:after="0" w:before="0"/>
+              <w:jc w:val="left"/>
+            </w:pPr>
+            <w:r>
+              <w:rPr>
+                <w:rFonts w:ascii="Arial" w:cs="Arial" w:eastAsia="Arial" w:hAnsi="Arial"/>
+                <w:sz w:val="17"/>
+                <w:szCs w:val="17"/>
+              </w:rPr>
+              <w:t xml:space="preserve"/>
+            </w:r>
+          </w:p>
+        </w:tc>
+        <w:tc>
+          <w:tcPr>
+            <w:tcW w:type="dxa" w:w="1204"/>
             <w:tcBorders>
               <w:top w:val="single" w:color="7F7F7F" w:sz="4"/>
               <w:left w:val="single" w:color="7F7F7F" w:sz="4"/>
@@ -6759,7 +5738,7 @@
       <w:tr>
         <w:trPr>
           <w:cantSplit/>
-          <w:trHeight w:val="400" w:hRule="atLeast"/>
+          <w:trHeight w:val="440" w:hRule="atLeast"/>
         </w:trPr>
         <w:tc>
           <w:tcPr>
@@ -6795,33 +5774,33 @@
         </w:tc>
         <w:tc>
           <w:tcPr>
-            <w:tcW w:type="dxa" w:w="10600"/>
-            <w:tcBorders>
-              <w:top w:val="single" w:color="7F7F7F" w:sz="4"/>
-              <w:left w:val="single" w:color="7F7F7F" w:sz="4"/>
-              <w:bottom w:val="single" w:color="7F7F7F" w:sz="4"/>
-              <w:right w:val="single" w:color="7F7F7F" w:sz="4"/>
-            </w:tcBorders>
-            <w:tcMar>
-              <w:top w:type="dxa" w:w="40"/>
-              <w:left w:type="dxa" w:w="80"/>
-              <w:bottom w:type="dxa" w:w="40"/>
-              <w:right w:type="dxa" w:w="80"/>
-            </w:tcMar>
-            <w:vAlign w:val="center"/>
-          </w:tcPr>
-          <w:p>
-            <w:pPr>
-              <w:spacing w:after="0" w:before="0"/>
-              <w:jc w:val="left"/>
-            </w:pPr>
-            <w:r>
-              <w:rPr>
-                <w:rFonts w:ascii="Arial" w:cs="Arial" w:eastAsia="Arial" w:hAnsi="Arial"/>
-                <w:sz w:val="16"/>
-                <w:szCs w:val="16"/>
-              </w:rPr>
-              <w:t xml:space="preserve">Si algún error pasó de ±100 ml (y la dispersión es ≤ 60 ml): ajustó a cero según IBM-IT-207.</w:t>
+            <w:tcW w:type="dxa" w:w="11300"/>
+            <w:tcBorders>
+              <w:top w:val="single" w:color="7F7F7F" w:sz="4"/>
+              <w:left w:val="single" w:color="7F7F7F" w:sz="4"/>
+              <w:bottom w:val="single" w:color="7F7F7F" w:sz="4"/>
+              <w:right w:val="single" w:color="7F7F7F" w:sz="4"/>
+            </w:tcBorders>
+            <w:tcMar>
+              <w:top w:type="dxa" w:w="40"/>
+              <w:left w:type="dxa" w:w="80"/>
+              <w:bottom w:type="dxa" w:w="40"/>
+              <w:right w:type="dxa" w:w="80"/>
+            </w:tcMar>
+            <w:vAlign w:val="center"/>
+          </w:tcPr>
+          <w:p>
+            <w:pPr>
+              <w:spacing w:after="0" w:before="0"/>
+              <w:jc w:val="left"/>
+            </w:pPr>
+            <w:r>
+              <w:rPr>
+                <w:rFonts w:ascii="Arial" w:cs="Arial" w:eastAsia="Arial" w:hAnsi="Arial"/>
+                <w:sz w:val="17"/>
+                <w:szCs w:val="17"/>
+              </w:rPr>
+              <w:t xml:space="preserve">Colocó precintos nuevos y la marca de verificación solo en las mangueras aprobadas.</w:t>
             </w:r>
           </w:p>
         </w:tc>
@@ -6851,112 +5830,80 @@
               <w:rPr>
                 <w:rFonts w:ascii="Arial" w:cs="Arial" w:eastAsia="Arial" w:hAnsi="Arial"/>
                 <w:color w:val="595959"/>
-                <w:sz w:val="14"/>
-                <w:szCs w:val="14"/>
-              </w:rPr>
-              <w:t xml:space="preserve">9.3.2.8</w:t>
-            </w:r>
-          </w:p>
-        </w:tc>
-        <w:tc>
-          <w:tcPr>
-            <w:tcW w:type="dxa" w:w="600"/>
-            <w:tcBorders>
-              <w:top w:val="single" w:color="7F7F7F" w:sz="4"/>
-              <w:left w:val="single" w:color="7F7F7F" w:sz="4"/>
-              <w:bottom w:val="single" w:color="7F7F7F" w:sz="4"/>
-              <w:right w:val="single" w:color="7F7F7F" w:sz="4"/>
-            </w:tcBorders>
-            <w:tcMar>
-              <w:top w:type="dxa" w:w="40"/>
-              <w:left w:type="dxa" w:w="80"/>
-              <w:bottom w:type="dxa" w:w="40"/>
-              <w:right w:type="dxa" w:w="80"/>
-            </w:tcMar>
-            <w:vAlign w:val="center"/>
-          </w:tcPr>
-          <w:p>
-            <w:pPr>
-              <w:spacing w:after="0" w:before="0"/>
-              <w:jc w:val="left"/>
-            </w:pPr>
-            <w:r>
-              <w:rPr>
-                <w:rFonts w:ascii="Arial" w:cs="Arial" w:eastAsia="Arial" w:hAnsi="Arial"/>
-                <w:sz w:val="17"/>
-                <w:szCs w:val="17"/>
-              </w:rPr>
-              <w:t xml:space="preserve"/>
-            </w:r>
-          </w:p>
-        </w:tc>
-        <w:tc>
-          <w:tcPr>
-            <w:tcW w:type="dxa" w:w="600"/>
-            <w:tcBorders>
-              <w:top w:val="single" w:color="7F7F7F" w:sz="4"/>
-              <w:left w:val="single" w:color="7F7F7F" w:sz="4"/>
-              <w:bottom w:val="single" w:color="7F7F7F" w:sz="4"/>
-              <w:right w:val="single" w:color="7F7F7F" w:sz="4"/>
-            </w:tcBorders>
-            <w:tcMar>
-              <w:top w:type="dxa" w:w="40"/>
-              <w:left w:type="dxa" w:w="80"/>
-              <w:bottom w:type="dxa" w:w="40"/>
-              <w:right w:type="dxa" w:w="80"/>
-            </w:tcMar>
-            <w:vAlign w:val="center"/>
-          </w:tcPr>
-          <w:p>
-            <w:pPr>
-              <w:spacing w:after="0" w:before="0"/>
-              <w:jc w:val="left"/>
-            </w:pPr>
-            <w:r>
-              <w:rPr>
-                <w:rFonts w:ascii="Arial" w:cs="Arial" w:eastAsia="Arial" w:hAnsi="Arial"/>
-                <w:sz w:val="17"/>
-                <w:szCs w:val="17"/>
-              </w:rPr>
-              <w:t xml:space="preserve"/>
-            </w:r>
-          </w:p>
-        </w:tc>
-        <w:tc>
-          <w:tcPr>
-            <w:tcW w:type="dxa" w:w="600"/>
-            <w:tcBorders>
-              <w:top w:val="single" w:color="7F7F7F" w:sz="4"/>
-              <w:left w:val="single" w:color="7F7F7F" w:sz="4"/>
-              <w:bottom w:val="single" w:color="7F7F7F" w:sz="4"/>
-              <w:right w:val="single" w:color="7F7F7F" w:sz="4"/>
-            </w:tcBorders>
-            <w:tcMar>
-              <w:top w:type="dxa" w:w="40"/>
-              <w:left w:type="dxa" w:w="80"/>
-              <w:bottom w:type="dxa" w:w="40"/>
-              <w:right w:type="dxa" w:w="80"/>
-            </w:tcMar>
-            <w:vAlign w:val="center"/>
-          </w:tcPr>
-          <w:p>
-            <w:pPr>
-              <w:spacing w:after="0" w:before="0"/>
-              <w:jc w:val="left"/>
-            </w:pPr>
-            <w:r>
-              <w:rPr>
-                <w:rFonts w:ascii="Arial" w:cs="Arial" w:eastAsia="Arial" w:hAnsi="Arial"/>
-                <w:sz w:val="17"/>
-                <w:szCs w:val="17"/>
-              </w:rPr>
-              <w:t xml:space="preserve"/>
-            </w:r>
-          </w:p>
-        </w:tc>
-        <w:tc>
-          <w:tcPr>
-            <w:tcW w:type="dxa" w:w="1504"/>
+                <w:sz w:val="13"/>
+                <w:szCs w:val="13"/>
+              </w:rPr>
+              <w:t xml:space="preserve">9.3.3.1 · 9.3.3.3</w:t>
+            </w:r>
+          </w:p>
+        </w:tc>
+        <w:tc>
+          <w:tcPr>
+            <w:tcW w:type="dxa" w:w="700"/>
+            <w:tcBorders>
+              <w:top w:val="single" w:color="7F7F7F" w:sz="4"/>
+              <w:left w:val="single" w:color="7F7F7F" w:sz="4"/>
+              <w:bottom w:val="single" w:color="7F7F7F" w:sz="4"/>
+              <w:right w:val="single" w:color="7F7F7F" w:sz="4"/>
+            </w:tcBorders>
+            <w:tcMar>
+              <w:top w:type="dxa" w:w="40"/>
+              <w:left w:type="dxa" w:w="80"/>
+              <w:bottom w:type="dxa" w:w="40"/>
+              <w:right w:type="dxa" w:w="80"/>
+            </w:tcMar>
+            <w:vAlign w:val="center"/>
+          </w:tcPr>
+          <w:p>
+            <w:pPr>
+              <w:spacing w:after="0" w:before="0"/>
+              <w:jc w:val="left"/>
+            </w:pPr>
+            <w:r>
+              <w:rPr>
+                <w:rFonts w:ascii="Arial" w:cs="Arial" w:eastAsia="Arial" w:hAnsi="Arial"/>
+                <w:sz w:val="17"/>
+                <w:szCs w:val="17"/>
+              </w:rPr>
+              <w:t xml:space="preserve"/>
+            </w:r>
+          </w:p>
+        </w:tc>
+        <w:tc>
+          <w:tcPr>
+            <w:tcW w:type="dxa" w:w="700"/>
+            <w:tcBorders>
+              <w:top w:val="single" w:color="7F7F7F" w:sz="4"/>
+              <w:left w:val="single" w:color="7F7F7F" w:sz="4"/>
+              <w:bottom w:val="single" w:color="7F7F7F" w:sz="4"/>
+              <w:right w:val="single" w:color="7F7F7F" w:sz="4"/>
+            </w:tcBorders>
+            <w:tcMar>
+              <w:top w:type="dxa" w:w="40"/>
+              <w:left w:type="dxa" w:w="80"/>
+              <w:bottom w:type="dxa" w:w="40"/>
+              <w:right w:type="dxa" w:w="80"/>
+            </w:tcMar>
+            <w:vAlign w:val="center"/>
+          </w:tcPr>
+          <w:p>
+            <w:pPr>
+              <w:spacing w:after="0" w:before="0"/>
+              <w:jc w:val="left"/>
+            </w:pPr>
+            <w:r>
+              <w:rPr>
+                <w:rFonts w:ascii="Arial" w:cs="Arial" w:eastAsia="Arial" w:hAnsi="Arial"/>
+                <w:sz w:val="17"/>
+                <w:szCs w:val="17"/>
+              </w:rPr>
+              <w:t xml:space="preserve"/>
+            </w:r>
+          </w:p>
+        </w:tc>
+        <w:tc>
+          <w:tcPr>
+            <w:tcW w:type="dxa" w:w="1204"/>
             <w:tcBorders>
               <w:top w:val="single" w:color="7F7F7F" w:sz="4"/>
               <w:left w:val="single" w:color="7F7F7F" w:sz="4"/>
@@ -6990,7 +5937,7 @@
       <w:tr>
         <w:trPr>
           <w:cantSplit/>
-          <w:trHeight w:val="400" w:hRule="atLeast"/>
+          <w:trHeight w:val="440" w:hRule="atLeast"/>
         </w:trPr>
         <w:tc>
           <w:tcPr>
@@ -7026,33 +5973,33 @@
         </w:tc>
         <w:tc>
           <w:tcPr>
-            <w:tcW w:type="dxa" w:w="10600"/>
-            <w:tcBorders>
-              <w:top w:val="single" w:color="7F7F7F" w:sz="4"/>
-              <w:left w:val="single" w:color="7F7F7F" w:sz="4"/>
-              <w:bottom w:val="single" w:color="7F7F7F" w:sz="4"/>
-              <w:right w:val="single" w:color="7F7F7F" w:sz="4"/>
-            </w:tcBorders>
-            <w:tcMar>
-              <w:top w:type="dxa" w:w="40"/>
-              <w:left w:type="dxa" w:w="80"/>
-              <w:bottom w:type="dxa" w:w="40"/>
-              <w:right w:type="dxa" w:w="80"/>
-            </w:tcMar>
-            <w:vAlign w:val="center"/>
-          </w:tcPr>
-          <w:p>
-            <w:pPr>
-              <w:spacing w:after="0" w:before="0"/>
-              <w:jc w:val="left"/>
-            </w:pPr>
-            <w:r>
-              <w:rPr>
-                <w:rFonts w:ascii="Arial" w:cs="Arial" w:eastAsia="Arial" w:hAnsi="Arial"/>
-                <w:sz w:val="16"/>
-                <w:szCs w:val="16"/>
-              </w:rPr>
-              <w:t xml:space="preserve">Si el error quedó entre ±70 y ±100 ml: propuso el ajuste al titular y lo registró en el certificado.</w:t>
+            <w:tcW w:type="dxa" w:w="11300"/>
+            <w:tcBorders>
+              <w:top w:val="single" w:color="7F7F7F" w:sz="4"/>
+              <w:left w:val="single" w:color="7F7F7F" w:sz="4"/>
+              <w:bottom w:val="single" w:color="7F7F7F" w:sz="4"/>
+              <w:right w:val="single" w:color="7F7F7F" w:sz="4"/>
+            </w:tcBorders>
+            <w:tcMar>
+              <w:top w:type="dxa" w:w="40"/>
+              <w:left w:type="dxa" w:w="80"/>
+              <w:bottom w:type="dxa" w:w="40"/>
+              <w:right w:type="dxa" w:w="80"/>
+            </w:tcMar>
+            <w:vAlign w:val="center"/>
+          </w:tcPr>
+          <w:p>
+            <w:pPr>
+              <w:spacing w:after="0" w:before="0"/>
+              <w:jc w:val="left"/>
+            </w:pPr>
+            <w:r>
+              <w:rPr>
+                <w:rFonts w:ascii="Arial" w:cs="Arial" w:eastAsia="Arial" w:hAnsi="Arial"/>
+                <w:sz w:val="17"/>
+                <w:szCs w:val="17"/>
+              </w:rPr>
+              <w:t xml:space="preserve">Entregó el certificado de verificación.</w:t>
             </w:r>
           </w:p>
         </w:tc>
@@ -7082,701 +6029,8 @@
               <w:rPr>
                 <w:rFonts w:ascii="Arial" w:cs="Arial" w:eastAsia="Arial" w:hAnsi="Arial"/>
                 <w:color w:val="595959"/>
-                <w:sz w:val="14"/>
-                <w:szCs w:val="14"/>
-              </w:rPr>
-              <w:t xml:space="preserve">9.3.2.9</w:t>
-            </w:r>
-          </w:p>
-        </w:tc>
-        <w:tc>
-          <w:tcPr>
-            <w:tcW w:type="dxa" w:w="600"/>
-            <w:tcBorders>
-              <w:top w:val="single" w:color="7F7F7F" w:sz="4"/>
-              <w:left w:val="single" w:color="7F7F7F" w:sz="4"/>
-              <w:bottom w:val="single" w:color="7F7F7F" w:sz="4"/>
-              <w:right w:val="single" w:color="7F7F7F" w:sz="4"/>
-            </w:tcBorders>
-            <w:tcMar>
-              <w:top w:type="dxa" w:w="40"/>
-              <w:left w:type="dxa" w:w="80"/>
-              <w:bottom w:type="dxa" w:w="40"/>
-              <w:right w:type="dxa" w:w="80"/>
-            </w:tcMar>
-            <w:vAlign w:val="center"/>
-          </w:tcPr>
-          <w:p>
-            <w:pPr>
-              <w:spacing w:after="0" w:before="0"/>
-              <w:jc w:val="left"/>
-            </w:pPr>
-            <w:r>
-              <w:rPr>
-                <w:rFonts w:ascii="Arial" w:cs="Arial" w:eastAsia="Arial" w:hAnsi="Arial"/>
-                <w:sz w:val="17"/>
-                <w:szCs w:val="17"/>
-              </w:rPr>
-              <w:t xml:space="preserve"/>
-            </w:r>
-          </w:p>
-        </w:tc>
-        <w:tc>
-          <w:tcPr>
-            <w:tcW w:type="dxa" w:w="600"/>
-            <w:tcBorders>
-              <w:top w:val="single" w:color="7F7F7F" w:sz="4"/>
-              <w:left w:val="single" w:color="7F7F7F" w:sz="4"/>
-              <w:bottom w:val="single" w:color="7F7F7F" w:sz="4"/>
-              <w:right w:val="single" w:color="7F7F7F" w:sz="4"/>
-            </w:tcBorders>
-            <w:tcMar>
-              <w:top w:type="dxa" w:w="40"/>
-              <w:left w:type="dxa" w:w="80"/>
-              <w:bottom w:type="dxa" w:w="40"/>
-              <w:right w:type="dxa" w:w="80"/>
-            </w:tcMar>
-            <w:vAlign w:val="center"/>
-          </w:tcPr>
-          <w:p>
-            <w:pPr>
-              <w:spacing w:after="0" w:before="0"/>
-              <w:jc w:val="left"/>
-            </w:pPr>
-            <w:r>
-              <w:rPr>
-                <w:rFonts w:ascii="Arial" w:cs="Arial" w:eastAsia="Arial" w:hAnsi="Arial"/>
-                <w:sz w:val="17"/>
-                <w:szCs w:val="17"/>
-              </w:rPr>
-              <w:t xml:space="preserve"/>
-            </w:r>
-          </w:p>
-        </w:tc>
-        <w:tc>
-          <w:tcPr>
-            <w:tcW w:type="dxa" w:w="600"/>
-            <w:tcBorders>
-              <w:top w:val="single" w:color="7F7F7F" w:sz="4"/>
-              <w:left w:val="single" w:color="7F7F7F" w:sz="4"/>
-              <w:bottom w:val="single" w:color="7F7F7F" w:sz="4"/>
-              <w:right w:val="single" w:color="7F7F7F" w:sz="4"/>
-            </w:tcBorders>
-            <w:tcMar>
-              <w:top w:type="dxa" w:w="40"/>
-              <w:left w:type="dxa" w:w="80"/>
-              <w:bottom w:type="dxa" w:w="40"/>
-              <w:right w:type="dxa" w:w="80"/>
-            </w:tcMar>
-            <w:vAlign w:val="center"/>
-          </w:tcPr>
-          <w:p>
-            <w:pPr>
-              <w:spacing w:after="0" w:before="0"/>
-              <w:jc w:val="left"/>
-            </w:pPr>
-            <w:r>
-              <w:rPr>
-                <w:rFonts w:ascii="Arial" w:cs="Arial" w:eastAsia="Arial" w:hAnsi="Arial"/>
-                <w:sz w:val="17"/>
-                <w:szCs w:val="17"/>
-              </w:rPr>
-              <w:t xml:space="preserve"/>
-            </w:r>
-          </w:p>
-        </w:tc>
-        <w:tc>
-          <w:tcPr>
-            <w:tcW w:type="dxa" w:w="1504"/>
-            <w:tcBorders>
-              <w:top w:val="single" w:color="7F7F7F" w:sz="4"/>
-              <w:left w:val="single" w:color="7F7F7F" w:sz="4"/>
-              <w:bottom w:val="single" w:color="7F7F7F" w:sz="4"/>
-              <w:right w:val="single" w:color="7F7F7F" w:sz="4"/>
-            </w:tcBorders>
-            <w:tcMar>
-              <w:top w:type="dxa" w:w="40"/>
-              <w:left w:type="dxa" w:w="80"/>
-              <w:bottom w:type="dxa" w:w="40"/>
-              <w:right w:type="dxa" w:w="80"/>
-            </w:tcMar>
-            <w:vAlign w:val="center"/>
-          </w:tcPr>
-          <w:p>
-            <w:pPr>
-              <w:spacing w:after="0" w:before="0"/>
-              <w:jc w:val="left"/>
-            </w:pPr>
-            <w:r>
-              <w:rPr>
-                <w:rFonts w:ascii="Arial" w:cs="Arial" w:eastAsia="Arial" w:hAnsi="Arial"/>
-                <w:sz w:val="17"/>
-                <w:szCs w:val="17"/>
-              </w:rPr>
-              <w:t xml:space="preserve"/>
-            </w:r>
-          </w:p>
-        </w:tc>
-      </w:tr>
-      <w:tr>
-        <w:trPr>
-          <w:cantSplit/>
-          <w:trHeight w:val="400" w:hRule="atLeast"/>
-        </w:trPr>
-        <w:tc>
-          <w:tcPr>
-            <w:tcW w:type="dxa" w:w="500"/>
-            <w:tcBorders>
-              <w:top w:val="single" w:color="7F7F7F" w:sz="4"/>
-              <w:left w:val="single" w:color="7F7F7F" w:sz="4"/>
-              <w:bottom w:val="single" w:color="7F7F7F" w:sz="4"/>
-              <w:right w:val="single" w:color="7F7F7F" w:sz="4"/>
-            </w:tcBorders>
-            <w:tcMar>
-              <w:top w:type="dxa" w:w="40"/>
-              <w:left w:type="dxa" w:w="80"/>
-              <w:bottom w:type="dxa" w:w="40"/>
-              <w:right w:type="dxa" w:w="80"/>
-            </w:tcMar>
-            <w:vAlign w:val="center"/>
-          </w:tcPr>
-          <w:p>
-            <w:pPr>
-              <w:spacing w:after="0" w:before="0"/>
-              <w:jc w:val="center"/>
-            </w:pPr>
-            <w:r>
-              <w:rPr>
-                <w:rFonts w:ascii="Arial" w:cs="Arial" w:eastAsia="Arial" w:hAnsi="Arial"/>
-                <w:sz w:val="16"/>
-                <w:szCs w:val="16"/>
-              </w:rPr>
-              <w:t xml:space="preserve">7</w:t>
-            </w:r>
-          </w:p>
-        </w:tc>
-        <w:tc>
-          <w:tcPr>
-            <w:tcW w:type="dxa" w:w="10600"/>
-            <w:tcBorders>
-              <w:top w:val="single" w:color="7F7F7F" w:sz="4"/>
-              <w:left w:val="single" w:color="7F7F7F" w:sz="4"/>
-              <w:bottom w:val="single" w:color="7F7F7F" w:sz="4"/>
-              <w:right w:val="single" w:color="7F7F7F" w:sz="4"/>
-            </w:tcBorders>
-            <w:tcMar>
-              <w:top w:type="dxa" w:w="40"/>
-              <w:left w:type="dxa" w:w="80"/>
-              <w:bottom w:type="dxa" w:w="40"/>
-              <w:right w:type="dxa" w:w="80"/>
-            </w:tcMar>
-            <w:vAlign w:val="center"/>
-          </w:tcPr>
-          <w:p>
-            <w:pPr>
-              <w:spacing w:after="0" w:before="0"/>
-              <w:jc w:val="left"/>
-            </w:pPr>
-            <w:r>
-              <w:rPr>
-                <w:rFonts w:ascii="Arial" w:cs="Arial" w:eastAsia="Arial" w:hAnsi="Arial"/>
-                <w:sz w:val="16"/>
-                <w:szCs w:val="16"/>
-              </w:rPr>
-              <w:t xml:space="preserve">Registró los precintos anteriores. Si estaban rotos o alterados: cerró la bomba y avisó a su inmediato superior.</w:t>
-            </w:r>
-          </w:p>
-        </w:tc>
-        <w:tc>
-          <w:tcPr>
-            <w:tcW w:type="dxa" w:w="1300"/>
-            <w:tcBorders>
-              <w:top w:val="single" w:color="7F7F7F" w:sz="4"/>
-              <w:left w:val="single" w:color="7F7F7F" w:sz="4"/>
-              <w:bottom w:val="single" w:color="7F7F7F" w:sz="4"/>
-              <w:right w:val="single" w:color="7F7F7F" w:sz="4"/>
-            </w:tcBorders>
-            <w:tcMar>
-              <w:top w:type="dxa" w:w="40"/>
-              <w:left w:type="dxa" w:w="80"/>
-              <w:bottom w:type="dxa" w:w="40"/>
-              <w:right w:type="dxa" w:w="80"/>
-            </w:tcMar>
-            <w:vAlign w:val="center"/>
-          </w:tcPr>
-          <w:p>
-            <w:pPr>
-              <w:spacing w:after="0" w:before="0"/>
-              <w:jc w:val="center"/>
-            </w:pPr>
-            <w:r>
-              <w:rPr>
-                <w:rFonts w:ascii="Arial" w:cs="Arial" w:eastAsia="Arial" w:hAnsi="Arial"/>
-                <w:color w:val="595959"/>
-                <w:sz w:val="14"/>
-                <w:szCs w:val="14"/>
-              </w:rPr>
-              <w:t xml:space="preserve">9.3.3.2 · 9.3.4</w:t>
-            </w:r>
-          </w:p>
-        </w:tc>
-        <w:tc>
-          <w:tcPr>
-            <w:tcW w:type="dxa" w:w="600"/>
-            <w:tcBorders>
-              <w:top w:val="single" w:color="7F7F7F" w:sz="4"/>
-              <w:left w:val="single" w:color="7F7F7F" w:sz="4"/>
-              <w:bottom w:val="single" w:color="7F7F7F" w:sz="4"/>
-              <w:right w:val="single" w:color="7F7F7F" w:sz="4"/>
-            </w:tcBorders>
-            <w:tcMar>
-              <w:top w:type="dxa" w:w="40"/>
-              <w:left w:type="dxa" w:w="80"/>
-              <w:bottom w:type="dxa" w:w="40"/>
-              <w:right w:type="dxa" w:w="80"/>
-            </w:tcMar>
-            <w:vAlign w:val="center"/>
-          </w:tcPr>
-          <w:p>
-            <w:pPr>
-              <w:spacing w:after="0" w:before="0"/>
-              <w:jc w:val="left"/>
-            </w:pPr>
-            <w:r>
-              <w:rPr>
-                <w:rFonts w:ascii="Arial" w:cs="Arial" w:eastAsia="Arial" w:hAnsi="Arial"/>
-                <w:sz w:val="17"/>
-                <w:szCs w:val="17"/>
-              </w:rPr>
-              <w:t xml:space="preserve"/>
-            </w:r>
-          </w:p>
-        </w:tc>
-        <w:tc>
-          <w:tcPr>
-            <w:tcW w:type="dxa" w:w="600"/>
-            <w:tcBorders>
-              <w:top w:val="single" w:color="7F7F7F" w:sz="4"/>
-              <w:left w:val="single" w:color="7F7F7F" w:sz="4"/>
-              <w:bottom w:val="single" w:color="7F7F7F" w:sz="4"/>
-              <w:right w:val="single" w:color="7F7F7F" w:sz="4"/>
-            </w:tcBorders>
-            <w:tcMar>
-              <w:top w:type="dxa" w:w="40"/>
-              <w:left w:type="dxa" w:w="80"/>
-              <w:bottom w:type="dxa" w:w="40"/>
-              <w:right w:type="dxa" w:w="80"/>
-            </w:tcMar>
-            <w:vAlign w:val="center"/>
-          </w:tcPr>
-          <w:p>
-            <w:pPr>
-              <w:spacing w:after="0" w:before="0"/>
-              <w:jc w:val="left"/>
-            </w:pPr>
-            <w:r>
-              <w:rPr>
-                <w:rFonts w:ascii="Arial" w:cs="Arial" w:eastAsia="Arial" w:hAnsi="Arial"/>
-                <w:sz w:val="17"/>
-                <w:szCs w:val="17"/>
-              </w:rPr>
-              <w:t xml:space="preserve"/>
-            </w:r>
-          </w:p>
-        </w:tc>
-        <w:tc>
-          <w:tcPr>
-            <w:tcW w:type="dxa" w:w="600"/>
-            <w:tcBorders>
-              <w:top w:val="single" w:color="7F7F7F" w:sz="4"/>
-              <w:left w:val="single" w:color="7F7F7F" w:sz="4"/>
-              <w:bottom w:val="single" w:color="7F7F7F" w:sz="4"/>
-              <w:right w:val="single" w:color="7F7F7F" w:sz="4"/>
-            </w:tcBorders>
-            <w:tcMar>
-              <w:top w:type="dxa" w:w="40"/>
-              <w:left w:type="dxa" w:w="80"/>
-              <w:bottom w:type="dxa" w:w="40"/>
-              <w:right w:type="dxa" w:w="80"/>
-            </w:tcMar>
-            <w:vAlign w:val="center"/>
-          </w:tcPr>
-          <w:p>
-            <w:pPr>
-              <w:spacing w:after="0" w:before="0"/>
-              <w:jc w:val="left"/>
-            </w:pPr>
-            <w:r>
-              <w:rPr>
-                <w:rFonts w:ascii="Arial" w:cs="Arial" w:eastAsia="Arial" w:hAnsi="Arial"/>
-                <w:sz w:val="17"/>
-                <w:szCs w:val="17"/>
-              </w:rPr>
-              <w:t xml:space="preserve"/>
-            </w:r>
-          </w:p>
-        </w:tc>
-        <w:tc>
-          <w:tcPr>
-            <w:tcW w:type="dxa" w:w="1504"/>
-            <w:tcBorders>
-              <w:top w:val="single" w:color="7F7F7F" w:sz="4"/>
-              <w:left w:val="single" w:color="7F7F7F" w:sz="4"/>
-              <w:bottom w:val="single" w:color="7F7F7F" w:sz="4"/>
-              <w:right w:val="single" w:color="7F7F7F" w:sz="4"/>
-            </w:tcBorders>
-            <w:tcMar>
-              <w:top w:type="dxa" w:w="40"/>
-              <w:left w:type="dxa" w:w="80"/>
-              <w:bottom w:type="dxa" w:w="40"/>
-              <w:right w:type="dxa" w:w="80"/>
-            </w:tcMar>
-            <w:vAlign w:val="center"/>
-          </w:tcPr>
-          <w:p>
-            <w:pPr>
-              <w:spacing w:after="0" w:before="0"/>
-              <w:jc w:val="left"/>
-            </w:pPr>
-            <w:r>
-              <w:rPr>
-                <w:rFonts w:ascii="Arial" w:cs="Arial" w:eastAsia="Arial" w:hAnsi="Arial"/>
-                <w:sz w:val="17"/>
-                <w:szCs w:val="17"/>
-              </w:rPr>
-              <w:t xml:space="preserve"/>
-            </w:r>
-          </w:p>
-        </w:tc>
-      </w:tr>
-      <w:tr>
-        <w:trPr>
-          <w:cantSplit/>
-          <w:trHeight w:val="400" w:hRule="atLeast"/>
-        </w:trPr>
-        <w:tc>
-          <w:tcPr>
-            <w:tcW w:type="dxa" w:w="500"/>
-            <w:tcBorders>
-              <w:top w:val="single" w:color="7F7F7F" w:sz="4"/>
-              <w:left w:val="single" w:color="7F7F7F" w:sz="4"/>
-              <w:bottom w:val="single" w:color="7F7F7F" w:sz="4"/>
-              <w:right w:val="single" w:color="7F7F7F" w:sz="4"/>
-            </w:tcBorders>
-            <w:tcMar>
-              <w:top w:type="dxa" w:w="40"/>
-              <w:left w:type="dxa" w:w="80"/>
-              <w:bottom w:type="dxa" w:w="40"/>
-              <w:right w:type="dxa" w:w="80"/>
-            </w:tcMar>
-            <w:vAlign w:val="center"/>
-          </w:tcPr>
-          <w:p>
-            <w:pPr>
-              <w:spacing w:after="0" w:before="0"/>
-              <w:jc w:val="center"/>
-            </w:pPr>
-            <w:r>
-              <w:rPr>
-                <w:rFonts w:ascii="Arial" w:cs="Arial" w:eastAsia="Arial" w:hAnsi="Arial"/>
-                <w:sz w:val="16"/>
-                <w:szCs w:val="16"/>
-              </w:rPr>
-              <w:t xml:space="preserve">8</w:t>
-            </w:r>
-          </w:p>
-        </w:tc>
-        <w:tc>
-          <w:tcPr>
-            <w:tcW w:type="dxa" w:w="10600"/>
-            <w:tcBorders>
-              <w:top w:val="single" w:color="7F7F7F" w:sz="4"/>
-              <w:left w:val="single" w:color="7F7F7F" w:sz="4"/>
-              <w:bottom w:val="single" w:color="7F7F7F" w:sz="4"/>
-              <w:right w:val="single" w:color="7F7F7F" w:sz="4"/>
-            </w:tcBorders>
-            <w:tcMar>
-              <w:top w:type="dxa" w:w="40"/>
-              <w:left w:type="dxa" w:w="80"/>
-              <w:bottom w:type="dxa" w:w="40"/>
-              <w:right w:type="dxa" w:w="80"/>
-            </w:tcMar>
-            <w:vAlign w:val="center"/>
-          </w:tcPr>
-          <w:p>
-            <w:pPr>
-              <w:spacing w:after="0" w:before="0"/>
-              <w:jc w:val="left"/>
-            </w:pPr>
-            <w:r>
-              <w:rPr>
-                <w:rFonts w:ascii="Arial" w:cs="Arial" w:eastAsia="Arial" w:hAnsi="Arial"/>
-                <w:sz w:val="16"/>
-                <w:szCs w:val="16"/>
-              </w:rPr>
-              <w:t xml:space="preserve">Colocó nuevos precintos y la marca de verificación (organismo, fecha, N° certificado, mes de próxima verificación, instrumento y técnico) solo a las bombas aprobadas.</w:t>
-            </w:r>
-          </w:p>
-        </w:tc>
-        <w:tc>
-          <w:tcPr>
-            <w:tcW w:type="dxa" w:w="1300"/>
-            <w:tcBorders>
-              <w:top w:val="single" w:color="7F7F7F" w:sz="4"/>
-              <w:left w:val="single" w:color="7F7F7F" w:sz="4"/>
-              <w:bottom w:val="single" w:color="7F7F7F" w:sz="4"/>
-              <w:right w:val="single" w:color="7F7F7F" w:sz="4"/>
-            </w:tcBorders>
-            <w:tcMar>
-              <w:top w:type="dxa" w:w="40"/>
-              <w:left w:type="dxa" w:w="80"/>
-              <w:bottom w:type="dxa" w:w="40"/>
-              <w:right w:type="dxa" w:w="80"/>
-            </w:tcMar>
-            <w:vAlign w:val="center"/>
-          </w:tcPr>
-          <w:p>
-            <w:pPr>
-              <w:spacing w:after="0" w:before="0"/>
-              <w:jc w:val="center"/>
-            </w:pPr>
-            <w:r>
-              <w:rPr>
-                <w:rFonts w:ascii="Arial" w:cs="Arial" w:eastAsia="Arial" w:hAnsi="Arial"/>
-                <w:color w:val="595959"/>
-                <w:sz w:val="14"/>
-                <w:szCs w:val="14"/>
-              </w:rPr>
-              <w:t xml:space="preserve">9.3.3.1 · 9.3.3.3</w:t>
-            </w:r>
-          </w:p>
-        </w:tc>
-        <w:tc>
-          <w:tcPr>
-            <w:tcW w:type="dxa" w:w="600"/>
-            <w:tcBorders>
-              <w:top w:val="single" w:color="7F7F7F" w:sz="4"/>
-              <w:left w:val="single" w:color="7F7F7F" w:sz="4"/>
-              <w:bottom w:val="single" w:color="7F7F7F" w:sz="4"/>
-              <w:right w:val="single" w:color="7F7F7F" w:sz="4"/>
-            </w:tcBorders>
-            <w:tcMar>
-              <w:top w:type="dxa" w:w="40"/>
-              <w:left w:type="dxa" w:w="80"/>
-              <w:bottom w:type="dxa" w:w="40"/>
-              <w:right w:type="dxa" w:w="80"/>
-            </w:tcMar>
-            <w:vAlign w:val="center"/>
-          </w:tcPr>
-          <w:p>
-            <w:pPr>
-              <w:spacing w:after="0" w:before="0"/>
-              <w:jc w:val="left"/>
-            </w:pPr>
-            <w:r>
-              <w:rPr>
-                <w:rFonts w:ascii="Arial" w:cs="Arial" w:eastAsia="Arial" w:hAnsi="Arial"/>
-                <w:sz w:val="17"/>
-                <w:szCs w:val="17"/>
-              </w:rPr>
-              <w:t xml:space="preserve"/>
-            </w:r>
-          </w:p>
-        </w:tc>
-        <w:tc>
-          <w:tcPr>
-            <w:tcW w:type="dxa" w:w="600"/>
-            <w:tcBorders>
-              <w:top w:val="single" w:color="7F7F7F" w:sz="4"/>
-              <w:left w:val="single" w:color="7F7F7F" w:sz="4"/>
-              <w:bottom w:val="single" w:color="7F7F7F" w:sz="4"/>
-              <w:right w:val="single" w:color="7F7F7F" w:sz="4"/>
-            </w:tcBorders>
-            <w:tcMar>
-              <w:top w:type="dxa" w:w="40"/>
-              <w:left w:type="dxa" w:w="80"/>
-              <w:bottom w:type="dxa" w:w="40"/>
-              <w:right w:type="dxa" w:w="80"/>
-            </w:tcMar>
-            <w:vAlign w:val="center"/>
-          </w:tcPr>
-          <w:p>
-            <w:pPr>
-              <w:spacing w:after="0" w:before="0"/>
-              <w:jc w:val="left"/>
-            </w:pPr>
-            <w:r>
-              <w:rPr>
-                <w:rFonts w:ascii="Arial" w:cs="Arial" w:eastAsia="Arial" w:hAnsi="Arial"/>
-                <w:sz w:val="17"/>
-                <w:szCs w:val="17"/>
-              </w:rPr>
-              <w:t xml:space="preserve"/>
-            </w:r>
-          </w:p>
-        </w:tc>
-        <w:tc>
-          <w:tcPr>
-            <w:tcW w:type="dxa" w:w="600"/>
-            <w:tcBorders>
-              <w:top w:val="single" w:color="7F7F7F" w:sz="4"/>
-              <w:left w:val="single" w:color="7F7F7F" w:sz="4"/>
-              <w:bottom w:val="single" w:color="7F7F7F" w:sz="4"/>
-              <w:right w:val="single" w:color="7F7F7F" w:sz="4"/>
-            </w:tcBorders>
-            <w:tcMar>
-              <w:top w:type="dxa" w:w="40"/>
-              <w:left w:type="dxa" w:w="80"/>
-              <w:bottom w:type="dxa" w:w="40"/>
-              <w:right w:type="dxa" w:w="80"/>
-            </w:tcMar>
-            <w:vAlign w:val="center"/>
-          </w:tcPr>
-          <w:p>
-            <w:pPr>
-              <w:spacing w:after="0" w:before="0"/>
-              <w:jc w:val="left"/>
-            </w:pPr>
-            <w:r>
-              <w:rPr>
-                <w:rFonts w:ascii="Arial" w:cs="Arial" w:eastAsia="Arial" w:hAnsi="Arial"/>
-                <w:sz w:val="17"/>
-                <w:szCs w:val="17"/>
-              </w:rPr>
-              <w:t xml:space="preserve"/>
-            </w:r>
-          </w:p>
-        </w:tc>
-        <w:tc>
-          <w:tcPr>
-            <w:tcW w:type="dxa" w:w="1504"/>
-            <w:tcBorders>
-              <w:top w:val="single" w:color="7F7F7F" w:sz="4"/>
-              <w:left w:val="single" w:color="7F7F7F" w:sz="4"/>
-              <w:bottom w:val="single" w:color="7F7F7F" w:sz="4"/>
-              <w:right w:val="single" w:color="7F7F7F" w:sz="4"/>
-            </w:tcBorders>
-            <w:tcMar>
-              <w:top w:type="dxa" w:w="40"/>
-              <w:left w:type="dxa" w:w="80"/>
-              <w:bottom w:type="dxa" w:w="40"/>
-              <w:right w:type="dxa" w:w="80"/>
-            </w:tcMar>
-            <w:vAlign w:val="center"/>
-          </w:tcPr>
-          <w:p>
-            <w:pPr>
-              <w:spacing w:after="0" w:before="0"/>
-              <w:jc w:val="left"/>
-            </w:pPr>
-            <w:r>
-              <w:rPr>
-                <w:rFonts w:ascii="Arial" w:cs="Arial" w:eastAsia="Arial" w:hAnsi="Arial"/>
-                <w:sz w:val="17"/>
-                <w:szCs w:val="17"/>
-              </w:rPr>
-              <w:t xml:space="preserve"/>
-            </w:r>
-          </w:p>
-        </w:tc>
-      </w:tr>
-      <w:tr>
-        <w:trPr>
-          <w:cantSplit/>
-          <w:trHeight w:val="400" w:hRule="atLeast"/>
-        </w:trPr>
-        <w:tc>
-          <w:tcPr>
-            <w:tcW w:type="dxa" w:w="500"/>
-            <w:tcBorders>
-              <w:top w:val="single" w:color="7F7F7F" w:sz="4"/>
-              <w:left w:val="single" w:color="7F7F7F" w:sz="4"/>
-              <w:bottom w:val="single" w:color="7F7F7F" w:sz="4"/>
-              <w:right w:val="single" w:color="7F7F7F" w:sz="4"/>
-            </w:tcBorders>
-            <w:tcMar>
-              <w:top w:type="dxa" w:w="40"/>
-              <w:left w:type="dxa" w:w="80"/>
-              <w:bottom w:type="dxa" w:w="40"/>
-              <w:right w:type="dxa" w:w="80"/>
-            </w:tcMar>
-            <w:vAlign w:val="center"/>
-          </w:tcPr>
-          <w:p>
-            <w:pPr>
-              <w:spacing w:after="0" w:before="0"/>
-              <w:jc w:val="center"/>
-            </w:pPr>
-            <w:r>
-              <w:rPr>
-                <w:rFonts w:ascii="Arial" w:cs="Arial" w:eastAsia="Arial" w:hAnsi="Arial"/>
-                <w:sz w:val="16"/>
-                <w:szCs w:val="16"/>
-              </w:rPr>
-              <w:t xml:space="preserve">9</w:t>
-            </w:r>
-          </w:p>
-        </w:tc>
-        <w:tc>
-          <w:tcPr>
-            <w:tcW w:type="dxa" w:w="10600"/>
-            <w:tcBorders>
-              <w:top w:val="single" w:color="7F7F7F" w:sz="4"/>
-              <w:left w:val="single" w:color="7F7F7F" w:sz="4"/>
-              <w:bottom w:val="single" w:color="7F7F7F" w:sz="4"/>
-              <w:right w:val="single" w:color="7F7F7F" w:sz="4"/>
-            </w:tcBorders>
-            <w:tcMar>
-              <w:top w:type="dxa" w:w="40"/>
-              <w:left w:type="dxa" w:w="80"/>
-              <w:bottom w:type="dxa" w:w="40"/>
-              <w:right w:type="dxa" w:w="80"/>
-            </w:tcMar>
-            <w:vAlign w:val="center"/>
-          </w:tcPr>
-          <w:p>
-            <w:pPr>
-              <w:spacing w:after="0" w:before="0"/>
-              <w:jc w:val="left"/>
-            </w:pPr>
-            <w:r>
-              <w:rPr>
-                <w:rFonts w:ascii="Arial" w:cs="Arial" w:eastAsia="Arial" w:hAnsi="Arial"/>
-                <w:sz w:val="16"/>
-                <w:szCs w:val="16"/>
-              </w:rPr>
-              <w:t xml:space="preserve">Entregó el certificado con los datos del instrumento y los resultados obtenidos.</w:t>
-            </w:r>
-          </w:p>
-        </w:tc>
-        <w:tc>
-          <w:tcPr>
-            <w:tcW w:type="dxa" w:w="1300"/>
-            <w:tcBorders>
-              <w:top w:val="single" w:color="7F7F7F" w:sz="4"/>
-              <w:left w:val="single" w:color="7F7F7F" w:sz="4"/>
-              <w:bottom w:val="single" w:color="7F7F7F" w:sz="4"/>
-              <w:right w:val="single" w:color="7F7F7F" w:sz="4"/>
-            </w:tcBorders>
-            <w:tcMar>
-              <w:top w:type="dxa" w:w="40"/>
-              <w:left w:type="dxa" w:w="80"/>
-              <w:bottom w:type="dxa" w:w="40"/>
-              <w:right w:type="dxa" w:w="80"/>
-            </w:tcMar>
-            <w:vAlign w:val="center"/>
-          </w:tcPr>
-          <w:p>
-            <w:pPr>
-              <w:spacing w:after="0" w:before="0"/>
-              <w:jc w:val="center"/>
-            </w:pPr>
-            <w:r>
-              <w:rPr>
-                <w:rFonts w:ascii="Arial" w:cs="Arial" w:eastAsia="Arial" w:hAnsi="Arial"/>
-                <w:color w:val="595959"/>
-                <w:sz w:val="14"/>
-                <w:szCs w:val="14"/>
+                <w:sz w:val="13"/>
+                <w:szCs w:val="13"/>
               </w:rPr>
               <w:t xml:space="preserve">9.3.3.4</w:t>
             </w:r>
@@ -7784,103 +6038,71 @@
         </w:tc>
         <w:tc>
           <w:tcPr>
-            <w:tcW w:type="dxa" w:w="600"/>
-            <w:tcBorders>
-              <w:top w:val="single" w:color="7F7F7F" w:sz="4"/>
-              <w:left w:val="single" w:color="7F7F7F" w:sz="4"/>
-              <w:bottom w:val="single" w:color="7F7F7F" w:sz="4"/>
-              <w:right w:val="single" w:color="7F7F7F" w:sz="4"/>
-            </w:tcBorders>
-            <w:tcMar>
-              <w:top w:type="dxa" w:w="40"/>
-              <w:left w:type="dxa" w:w="80"/>
-              <w:bottom w:type="dxa" w:w="40"/>
-              <w:right w:type="dxa" w:w="80"/>
-            </w:tcMar>
-            <w:vAlign w:val="center"/>
-          </w:tcPr>
-          <w:p>
-            <w:pPr>
-              <w:spacing w:after="0" w:before="0"/>
-              <w:jc w:val="left"/>
-            </w:pPr>
-            <w:r>
-              <w:rPr>
-                <w:rFonts w:ascii="Arial" w:cs="Arial" w:eastAsia="Arial" w:hAnsi="Arial"/>
-                <w:sz w:val="17"/>
-                <w:szCs w:val="17"/>
-              </w:rPr>
-              <w:t xml:space="preserve"/>
-            </w:r>
-          </w:p>
-        </w:tc>
-        <w:tc>
-          <w:tcPr>
-            <w:tcW w:type="dxa" w:w="600"/>
-            <w:tcBorders>
-              <w:top w:val="single" w:color="7F7F7F" w:sz="4"/>
-              <w:left w:val="single" w:color="7F7F7F" w:sz="4"/>
-              <w:bottom w:val="single" w:color="7F7F7F" w:sz="4"/>
-              <w:right w:val="single" w:color="7F7F7F" w:sz="4"/>
-            </w:tcBorders>
-            <w:tcMar>
-              <w:top w:type="dxa" w:w="40"/>
-              <w:left w:type="dxa" w:w="80"/>
-              <w:bottom w:type="dxa" w:w="40"/>
-              <w:right w:type="dxa" w:w="80"/>
-            </w:tcMar>
-            <w:vAlign w:val="center"/>
-          </w:tcPr>
-          <w:p>
-            <w:pPr>
-              <w:spacing w:after="0" w:before="0"/>
-              <w:jc w:val="left"/>
-            </w:pPr>
-            <w:r>
-              <w:rPr>
-                <w:rFonts w:ascii="Arial" w:cs="Arial" w:eastAsia="Arial" w:hAnsi="Arial"/>
-                <w:sz w:val="17"/>
-                <w:szCs w:val="17"/>
-              </w:rPr>
-              <w:t xml:space="preserve"/>
-            </w:r>
-          </w:p>
-        </w:tc>
-        <w:tc>
-          <w:tcPr>
-            <w:tcW w:type="dxa" w:w="600"/>
-            <w:tcBorders>
-              <w:top w:val="single" w:color="7F7F7F" w:sz="4"/>
-              <w:left w:val="single" w:color="7F7F7F" w:sz="4"/>
-              <w:bottom w:val="single" w:color="7F7F7F" w:sz="4"/>
-              <w:right w:val="single" w:color="7F7F7F" w:sz="4"/>
-            </w:tcBorders>
-            <w:tcMar>
-              <w:top w:type="dxa" w:w="40"/>
-              <w:left w:type="dxa" w:w="80"/>
-              <w:bottom w:type="dxa" w:w="40"/>
-              <w:right w:type="dxa" w:w="80"/>
-            </w:tcMar>
-            <w:vAlign w:val="center"/>
-          </w:tcPr>
-          <w:p>
-            <w:pPr>
-              <w:spacing w:after="0" w:before="0"/>
-              <w:jc w:val="left"/>
-            </w:pPr>
-            <w:r>
-              <w:rPr>
-                <w:rFonts w:ascii="Arial" w:cs="Arial" w:eastAsia="Arial" w:hAnsi="Arial"/>
-                <w:sz w:val="17"/>
-                <w:szCs w:val="17"/>
-              </w:rPr>
-              <w:t xml:space="preserve"/>
-            </w:r>
-          </w:p>
-        </w:tc>
-        <w:tc>
-          <w:tcPr>
-            <w:tcW w:type="dxa" w:w="1504"/>
+            <w:tcW w:type="dxa" w:w="700"/>
+            <w:tcBorders>
+              <w:top w:val="single" w:color="7F7F7F" w:sz="4"/>
+              <w:left w:val="single" w:color="7F7F7F" w:sz="4"/>
+              <w:bottom w:val="single" w:color="7F7F7F" w:sz="4"/>
+              <w:right w:val="single" w:color="7F7F7F" w:sz="4"/>
+            </w:tcBorders>
+            <w:tcMar>
+              <w:top w:type="dxa" w:w="40"/>
+              <w:left w:type="dxa" w:w="80"/>
+              <w:bottom w:type="dxa" w:w="40"/>
+              <w:right w:type="dxa" w:w="80"/>
+            </w:tcMar>
+            <w:vAlign w:val="center"/>
+          </w:tcPr>
+          <w:p>
+            <w:pPr>
+              <w:spacing w:after="0" w:before="0"/>
+              <w:jc w:val="left"/>
+            </w:pPr>
+            <w:r>
+              <w:rPr>
+                <w:rFonts w:ascii="Arial" w:cs="Arial" w:eastAsia="Arial" w:hAnsi="Arial"/>
+                <w:sz w:val="17"/>
+                <w:szCs w:val="17"/>
+              </w:rPr>
+              <w:t xml:space="preserve"/>
+            </w:r>
+          </w:p>
+        </w:tc>
+        <w:tc>
+          <w:tcPr>
+            <w:tcW w:type="dxa" w:w="700"/>
+            <w:tcBorders>
+              <w:top w:val="single" w:color="7F7F7F" w:sz="4"/>
+              <w:left w:val="single" w:color="7F7F7F" w:sz="4"/>
+              <w:bottom w:val="single" w:color="7F7F7F" w:sz="4"/>
+              <w:right w:val="single" w:color="7F7F7F" w:sz="4"/>
+            </w:tcBorders>
+            <w:tcMar>
+              <w:top w:type="dxa" w:w="40"/>
+              <w:left w:type="dxa" w:w="80"/>
+              <w:bottom w:type="dxa" w:w="40"/>
+              <w:right w:type="dxa" w:w="80"/>
+            </w:tcMar>
+            <w:vAlign w:val="center"/>
+          </w:tcPr>
+          <w:p>
+            <w:pPr>
+              <w:spacing w:after="0" w:before="0"/>
+              <w:jc w:val="left"/>
+            </w:pPr>
+            <w:r>
+              <w:rPr>
+                <w:rFonts w:ascii="Arial" w:cs="Arial" w:eastAsia="Arial" w:hAnsi="Arial"/>
+                <w:sz w:val="17"/>
+                <w:szCs w:val="17"/>
+              </w:rPr>
+              <w:t xml:space="preserve"/>
+            </w:r>
+          </w:p>
+        </w:tc>
+        <w:tc>
+          <w:tcPr>
+            <w:tcW w:type="dxa" w:w="1204"/>
             <w:tcBorders>
               <w:top w:val="single" w:color="7F7F7F" w:sz="4"/>
               <w:left w:val="single" w:color="7F7F7F" w:sz="4"/>
@@ -7914,7 +6136,7 @@
     </w:tbl>
     <w:p>
       <w:pPr>
-        <w:spacing w:after="80" w:before="0"/>
+        <w:spacing w:after="120" w:before="0"/>
       </w:pPr>
     </w:p>
     <w:tbl>
@@ -8039,7 +6261,7 @@
                 <w:sz w:val="18"/>
                 <w:szCs w:val="18"/>
               </w:rPr>
-              <w:t xml:space="preserve">☐ Conforme         ☐ Conforme con observaciones         ☐ No conforme</w:t>
+              <w:t xml:space="preserve">☐ Conforme        ☐ Con observaciones        ☐ No conforme</w:t>
             </w:r>
           </w:p>
         </w:tc>
@@ -8073,7 +6295,7 @@
                 <w:sz w:val="17"/>
                 <w:szCs w:val="17"/>
               </w:rPr>
-              <w:t xml:space="preserve">RESUMEN DE MANGUERAS</w:t>
+              <w:t xml:space="preserve">MANGUERAS</w:t>
             </w:r>
           </w:p>
           <w:p>
@@ -8087,7 +6309,7 @@
                 <w:sz w:val="17"/>
                 <w:szCs w:val="17"/>
               </w:rPr>
-              <w:t xml:space="preserve">Aptas: ______     Ajustadas: ______     Cerradas: ______     N° de las cerradas: ______________</w:t>
+              <w:t xml:space="preserve">Aptas: ______      Ajustadas: ______      Cerradas: ______  (N° ____________)</w:t>
             </w:r>
           </w:p>
         </w:tc>
@@ -8111,7 +6333,7 @@
       <w:tr>
         <w:trPr>
           <w:cantSplit/>
-          <w:trHeight w:val="1500" w:hRule="atLeast"/>
+          <w:trHeight w:val="1700" w:hRule="atLeast"/>
         </w:trPr>
         <w:tc>
           <w:tcPr>
@@ -8151,7 +6373,7 @@
     </w:tbl>
     <w:p>
       <w:pPr>
-        <w:spacing w:after="80" w:before="0"/>
+        <w:spacing w:after="120" w:before="0"/>
       </w:pPr>
     </w:p>
     <w:tbl>
@@ -8267,7 +6489,7 @@
           </w:p>
           <w:p>
             <w:pPr>
-              <w:spacing w:after="500" w:before="0"/>
+              <w:spacing w:after="600" w:before="0"/>
               <w:jc w:val="left"/>
             </w:pPr>
             <w:r>
@@ -8290,12 +6512,12 @@
                 <w:sz w:val="15"/>
                 <w:szCs w:val="15"/>
               </w:rPr>
-              <w:t xml:space="preserve">Nombre: ________________________________</w:t>
-            </w:r>
-          </w:p>
-          <w:p>
-            <w:pPr>
-              <w:spacing w:after="0" w:before="100"/>
+              <w:t xml:space="preserve">Nombre y C.I.: ______________________________</w:t>
+            </w:r>
+          </w:p>
+          <w:p>
+            <w:pPr>
+              <w:spacing w:after="0" w:before="120"/>
               <w:jc w:val="left"/>
             </w:pPr>
             <w:r>
@@ -8304,7 +6526,7 @@
                 <w:sz w:val="15"/>
                 <w:szCs w:val="15"/>
               </w:rPr>
-              <w:t xml:space="preserve">C.I.: ____________________   Firma: ______________</w:t>
+              <w:t xml:space="preserve">Firma: ____________________________________</w:t>
             </w:r>
           </w:p>
         </w:tc>
@@ -8338,12 +6560,12 @@
                 <w:sz w:val="16"/>
                 <w:szCs w:val="16"/>
               </w:rPr>
-              <w:t xml:space="preserve">TÉCNICO SUPERVISADO (IBMETRO)</w:t>
-            </w:r>
-          </w:p>
-          <w:p>
-            <w:pPr>
-              <w:spacing w:after="500" w:before="0"/>
+              <w:t xml:space="preserve">TÉCNICO SUPERVISADO</w:t>
+            </w:r>
+          </w:p>
+          <w:p>
+            <w:pPr>
+              <w:spacing w:after="600" w:before="0"/>
               <w:jc w:val="left"/>
             </w:pPr>
             <w:r>
@@ -8366,12 +6588,12 @@
                 <w:sz w:val="15"/>
                 <w:szCs w:val="15"/>
               </w:rPr>
-              <w:t xml:space="preserve">Nombre: ________________________________</w:t>
-            </w:r>
-          </w:p>
-          <w:p>
-            <w:pPr>
-              <w:spacing w:after="0" w:before="100"/>
+              <w:t xml:space="preserve">Nombre y C.I.: ______________________________</w:t>
+            </w:r>
+          </w:p>
+          <w:p>
+            <w:pPr>
+              <w:spacing w:after="0" w:before="120"/>
               <w:jc w:val="left"/>
             </w:pPr>
             <w:r>
@@ -8380,7 +6602,7 @@
                 <w:sz w:val="15"/>
                 <w:szCs w:val="15"/>
               </w:rPr>
-              <w:t xml:space="preserve">C.I.: ____________________   Firma: ______________</w:t>
+              <w:t xml:space="preserve">Firma: ____________________________________</w:t>
             </w:r>
           </w:p>
         </w:tc>
@@ -8419,7 +6641,7 @@
           </w:p>
           <w:p>
             <w:pPr>
-              <w:spacing w:after="500" w:before="0"/>
+              <w:spacing w:after="600" w:before="0"/>
               <w:jc w:val="left"/>
             </w:pPr>
             <w:r>
@@ -8442,12 +6664,12 @@
                 <w:sz w:val="15"/>
                 <w:szCs w:val="15"/>
               </w:rPr>
-              <w:t xml:space="preserve">Nombre: ________________________________</w:t>
-            </w:r>
-          </w:p>
-          <w:p>
-            <w:pPr>
-              <w:spacing w:after="0" w:before="100"/>
+              <w:t xml:space="preserve">Nombre y C.I.: ______________________________</w:t>
+            </w:r>
+          </w:p>
+          <w:p>
+            <w:pPr>
+              <w:spacing w:after="0" w:before="120"/>
               <w:jc w:val="left"/>
             </w:pPr>
             <w:r>
@@ -8456,7 +6678,7 @@
                 <w:sz w:val="15"/>
                 <w:szCs w:val="15"/>
               </w:rPr>
-              <w:t xml:space="preserve">C.I.: ____________________   Firma: ______________</w:t>
+              <w:t xml:space="preserve">Firma: ____________________________________</w:t>
             </w:r>
           </w:p>
         </w:tc>
@@ -8527,7 +6749,7 @@
         <w:sz w:val="13"/>
         <w:szCs w:val="13"/>
       </w:rPr>
-      <w:t xml:space="preserve">IBM-PG-15/F01 · V.03 (propuesta para revisión de Calidad / DML) · Página </w:t>
+      <w:t xml:space="preserve">IBM-PG-15/F01 · V.03 (propuesta) · Página </w:t>
     </w:r>
     <w:r>
       <w:rPr>
